--- a/public/docs/otchet-inspektor.docx
+++ b/public/docs/otchet-inspektor.docx
@@ -67,6 +67,439 @@
         <w:spacing w:after="0" w:line="240" w:lineRule="auto"/>
         <w:ind w:firstLine="708"/>
       </w:pPr>
+    </w:p>
+    <w:p>
+      <w:pPr>
+        <w:spacing w:after="40" w:line="240" w:lineRule="auto"/>
+        <w:jc w:val="left"/>
+      </w:pPr>
+      <w:r>
+        <w:rPr>
+          <w:b w:val="0"/>
+        </w:rPr>
+      </w:r>
+    </w:p>
+    <w:p>
+      <w:pPr>
+        <w:spacing w:after="160" w:line="240" w:lineRule="auto"/>
+        <w:jc w:val="center"/>
+      </w:pPr>
+      <w:r>
+        <w:rPr>
+          <w:b/>
+        </w:rPr>
+        <w:t>СОДЕРЖАНИЕ</w:t>
+      </w:r>
+    </w:p>
+    <w:p>
+      <w:pPr>
+        <w:spacing w:after="80" w:line="240" w:lineRule="auto"/>
+        <w:jc w:val="left"/>
+      </w:pPr>
+      <w:r>
+        <w:rPr>
+          <w:b/>
+        </w:rPr>
+        <w:t>Часть I. Отчёт о выполненной работе</w:t>
+      </w:r>
+    </w:p>
+    <w:p>
+      <w:pPr>
+        <w:spacing w:after="40" w:line="240" w:lineRule="auto"/>
+        <w:ind w:left="397"/>
+        <w:jc w:val="left"/>
+      </w:pPr>
+      <w:r>
+        <w:rPr>
+          <w:b w:val="0"/>
+        </w:rPr>
+        <w:t>Общие сведения о разработке</w:t>
+      </w:r>
+    </w:p>
+    <w:p>
+      <w:pPr>
+        <w:spacing w:after="40" w:line="240" w:lineRule="auto"/>
+        <w:ind w:left="397"/>
+        <w:jc w:val="left"/>
+      </w:pPr>
+      <w:r>
+        <w:rPr>
+          <w:b w:val="0"/>
+        </w:rPr>
+        <w:t>1. Разделение системы на модули</w:t>
+      </w:r>
+    </w:p>
+    <w:p>
+      <w:pPr>
+        <w:spacing w:after="40" w:line="240" w:lineRule="auto"/>
+        <w:ind w:left="397"/>
+        <w:jc w:val="left"/>
+      </w:pPr>
+      <w:r>
+        <w:rPr>
+          <w:b w:val="0"/>
+        </w:rPr>
+        <w:t>2. Модуль «Строительный контроль» и роли участников</w:t>
+      </w:r>
+    </w:p>
+    <w:p>
+      <w:pPr>
+        <w:spacing w:after="40" w:line="240" w:lineRule="auto"/>
+        <w:ind w:left="397"/>
+        <w:jc w:val="left"/>
+      </w:pPr>
+      <w:r>
+        <w:rPr>
+          <w:b w:val="0"/>
+        </w:rPr>
+        <w:t>3. Локации, проекты и объекты капитального строительства</w:t>
+      </w:r>
+    </w:p>
+    <w:p>
+      <w:pPr>
+        <w:spacing w:after="40" w:line="240" w:lineRule="auto"/>
+        <w:ind w:left="397"/>
+        <w:jc w:val="left"/>
+      </w:pPr>
+      <w:r>
+        <w:rPr>
+          <w:b w:val="0"/>
+        </w:rPr>
+        <w:t>4. Кабинеты участников</w:t>
+      </w:r>
+    </w:p>
+    <w:p>
+      <w:pPr>
+        <w:spacing w:after="40" w:line="240" w:lineRule="auto"/>
+        <w:ind w:left="397"/>
+        <w:jc w:val="left"/>
+      </w:pPr>
+      <w:r>
+        <w:rPr>
+          <w:b w:val="0"/>
+        </w:rPr>
+        <w:t>5. Кабинет инспектора строительного контроля</w:t>
+      </w:r>
+    </w:p>
+    <w:p>
+      <w:pPr>
+        <w:spacing w:after="40" w:line="240" w:lineRule="auto"/>
+        <w:ind w:left="397"/>
+        <w:jc w:val="left"/>
+      </w:pPr>
+      <w:r>
+        <w:rPr>
+          <w:b w:val="0"/>
+        </w:rPr>
+        <w:t>6. Кабинет старшего инспектора</w:t>
+      </w:r>
+    </w:p>
+    <w:p>
+      <w:pPr>
+        <w:spacing w:after="40" w:line="240" w:lineRule="auto"/>
+        <w:ind w:left="397"/>
+        <w:jc w:val="left"/>
+      </w:pPr>
+      <w:r>
+        <w:rPr>
+          <w:b w:val="0"/>
+        </w:rPr>
+        <w:t>7. Кабинет руководителя проекта</w:t>
+      </w:r>
+    </w:p>
+    <w:p>
+      <w:pPr>
+        <w:spacing w:after="40" w:line="240" w:lineRule="auto"/>
+        <w:ind w:left="397"/>
+        <w:jc w:val="left"/>
+      </w:pPr>
+      <w:r>
+        <w:rPr>
+          <w:b w:val="0"/>
+        </w:rPr>
+        <w:t>8. Кабинет директора</w:t>
+      </w:r>
+    </w:p>
+    <w:p>
+      <w:pPr>
+        <w:spacing w:after="40" w:line="240" w:lineRule="auto"/>
+        <w:ind w:left="397"/>
+        <w:jc w:val="left"/>
+      </w:pPr>
+      <w:r>
+        <w:rPr>
+          <w:b w:val="0"/>
+        </w:rPr>
+        <w:t>9. Вход директора в кабинет любого сотрудника</w:t>
+      </w:r>
+    </w:p>
+    <w:p>
+      <w:pPr>
+        <w:spacing w:after="40" w:line="240" w:lineRule="auto"/>
+        <w:ind w:left="397"/>
+        <w:jc w:val="left"/>
+      </w:pPr>
+      <w:r>
+        <w:rPr>
+          <w:b w:val="0"/>
+        </w:rPr>
+        <w:t>10. Кабинет механика</w:t>
+      </w:r>
+    </w:p>
+    <w:p>
+      <w:pPr>
+        <w:spacing w:after="40" w:line="240" w:lineRule="auto"/>
+        <w:ind w:left="397"/>
+        <w:jc w:val="left"/>
+      </w:pPr>
+      <w:r>
+        <w:rPr>
+          <w:b w:val="0"/>
+        </w:rPr>
+        <w:t>11. Кабинет водителя</w:t>
+      </w:r>
+    </w:p>
+    <w:p>
+      <w:pPr>
+        <w:spacing w:after="40" w:line="240" w:lineRule="auto"/>
+        <w:ind w:left="397"/>
+        <w:jc w:val="left"/>
+      </w:pPr>
+      <w:r>
+        <w:rPr>
+          <w:b w:val="0"/>
+        </w:rPr>
+        <w:t>12. Контроль перемещений и геолокация</w:t>
+      </w:r>
+    </w:p>
+    <w:p>
+      <w:pPr>
+        <w:spacing w:after="40" w:line="240" w:lineRule="auto"/>
+        <w:ind w:left="397"/>
+        <w:jc w:val="left"/>
+      </w:pPr>
+      <w:r>
+        <w:rPr>
+          <w:b w:val="0"/>
+        </w:rPr>
+        <w:t>13. Раздел «Трекеры»</w:t>
+      </w:r>
+    </w:p>
+    <w:p>
+      <w:pPr>
+        <w:spacing w:after="40" w:line="240" w:lineRule="auto"/>
+        <w:ind w:left="397"/>
+        <w:jc w:val="left"/>
+      </w:pPr>
+      <w:r>
+        <w:rPr>
+          <w:b w:val="0"/>
+        </w:rPr>
+        <w:t>14. Раздел «Персонал»</w:t>
+      </w:r>
+    </w:p>
+    <w:p>
+      <w:pPr>
+        <w:spacing w:after="40" w:line="240" w:lineRule="auto"/>
+        <w:ind w:left="397"/>
+        <w:jc w:val="left"/>
+      </w:pPr>
+      <w:r>
+        <w:rPr>
+          <w:b w:val="0"/>
+        </w:rPr>
+        <w:t>15. Раздел «Техника и имущество»</w:t>
+      </w:r>
+    </w:p>
+    <w:p>
+      <w:pPr>
+        <w:spacing w:after="40" w:line="240" w:lineRule="auto"/>
+        <w:ind w:left="397"/>
+        <w:jc w:val="left"/>
+      </w:pPr>
+      <w:r>
+        <w:rPr>
+          <w:b w:val="0"/>
+        </w:rPr>
+        <w:t>16. Главный экран: карта объектов и сводка</w:t>
+      </w:r>
+    </w:p>
+    <w:p>
+      <w:pPr>
+        <w:spacing w:after="40" w:line="240" w:lineRule="auto"/>
+        <w:ind w:left="397"/>
+        <w:jc w:val="left"/>
+      </w:pPr>
+      <w:r>
+        <w:rPr>
+          <w:b w:val="0"/>
+        </w:rPr>
+        <w:t>17. Раздел «Акты и документы»</w:t>
+      </w:r>
+    </w:p>
+    <w:p>
+      <w:pPr>
+        <w:spacing w:after="40" w:line="240" w:lineRule="auto"/>
+        <w:ind w:left="397"/>
+        <w:jc w:val="left"/>
+      </w:pPr>
+      <w:r>
+        <w:rPr>
+          <w:b w:val="0"/>
+        </w:rPr>
+        <w:t>18. Раздел «Отчёты и статистика»</w:t>
+      </w:r>
+    </w:p>
+    <w:p>
+      <w:pPr>
+        <w:spacing w:after="40" w:line="240" w:lineRule="auto"/>
+        <w:ind w:left="397"/>
+        <w:jc w:val="left"/>
+      </w:pPr>
+      <w:r>
+        <w:rPr>
+          <w:b w:val="0"/>
+        </w:rPr>
+        <w:t>19. Мобильное приложение для Android</w:t>
+      </w:r>
+    </w:p>
+    <w:p>
+      <w:pPr>
+        <w:spacing w:after="40" w:line="240" w:lineRule="auto"/>
+        <w:ind w:left="397"/>
+        <w:jc w:val="left"/>
+      </w:pPr>
+      <w:r>
+        <w:rPr>
+          <w:b w:val="0"/>
+        </w:rPr>
+        <w:t>20. Размещение и защита данных</w:t>
+      </w:r>
+    </w:p>
+    <w:p>
+      <w:pPr>
+        <w:spacing w:after="40" w:line="240" w:lineRule="auto"/>
+        <w:jc w:val="left"/>
+      </w:pPr>
+      <w:r>
+        <w:rPr>
+          <w:b w:val="0"/>
+        </w:rPr>
+      </w:r>
+    </w:p>
+    <w:p>
+      <w:pPr>
+        <w:spacing w:after="80" w:line="240" w:lineRule="auto"/>
+        <w:jc w:val="left"/>
+      </w:pPr>
+      <w:r>
+        <w:rPr>
+          <w:b/>
+        </w:rPr>
+        <w:t>Часть II. Инструкция по использованию программы</w:t>
+      </w:r>
+    </w:p>
+    <w:p>
+      <w:pPr>
+        <w:spacing w:after="40" w:line="240" w:lineRule="auto"/>
+        <w:ind w:left="397"/>
+        <w:jc w:val="left"/>
+      </w:pPr>
+      <w:r>
+        <w:rPr>
+          <w:b w:val="0"/>
+        </w:rPr>
+        <w:t>1. Как войти в систему</w:t>
+      </w:r>
+    </w:p>
+    <w:p>
+      <w:pPr>
+        <w:spacing w:after="40" w:line="240" w:lineRule="auto"/>
+        <w:ind w:left="397"/>
+        <w:jc w:val="left"/>
+      </w:pPr>
+      <w:r>
+        <w:rPr>
+          <w:b w:val="0"/>
+        </w:rPr>
+        <w:t>2. Как выбрать объект работы</w:t>
+      </w:r>
+    </w:p>
+    <w:p>
+      <w:pPr>
+        <w:spacing w:after="40" w:line="240" w:lineRule="auto"/>
+        <w:ind w:left="397"/>
+        <w:jc w:val="left"/>
+      </w:pPr>
+      <w:r>
+        <w:rPr>
+          <w:b w:val="0"/>
+        </w:rPr>
+        <w:t>3. Работа инспектора на объекте</w:t>
+      </w:r>
+    </w:p>
+    <w:p>
+      <w:pPr>
+        <w:spacing w:after="40" w:line="240" w:lineRule="auto"/>
+        <w:ind w:left="397"/>
+        <w:jc w:val="left"/>
+      </w:pPr>
+      <w:r>
+        <w:rPr>
+          <w:b w:val="0"/>
+        </w:rPr>
+        <w:t>4. Порядок согласования документов</w:t>
+      </w:r>
+    </w:p>
+    <w:p>
+      <w:pPr>
+        <w:spacing w:after="40" w:line="240" w:lineRule="auto"/>
+        <w:ind w:left="397"/>
+        <w:jc w:val="left"/>
+      </w:pPr>
+      <w:r>
+        <w:rPr>
+          <w:b w:val="0"/>
+        </w:rPr>
+        <w:t>5. Как директору войти в кабинет сотрудника</w:t>
+      </w:r>
+    </w:p>
+    <w:p>
+      <w:pPr>
+        <w:spacing w:after="40" w:line="240" w:lineRule="auto"/>
+        <w:ind w:left="397"/>
+        <w:jc w:val="left"/>
+      </w:pPr>
+      <w:r>
+        <w:rPr>
+          <w:b w:val="0"/>
+        </w:rPr>
+        <w:t>6. Как установить приложение на телефон</w:t>
+      </w:r>
+    </w:p>
+    <w:p>
+      <w:pPr>
+        <w:spacing w:after="40" w:line="240" w:lineRule="auto"/>
+        <w:ind w:left="397"/>
+        <w:jc w:val="left"/>
+      </w:pPr>
+      <w:r>
+        <w:rPr>
+          <w:b w:val="0"/>
+        </w:rPr>
+        <w:t>7. Рекомендации по внедрению</w:t>
+      </w:r>
+    </w:p>
+    <w:p>
+      <w:pPr>
+        <w:spacing w:after="200" w:line="240" w:lineRule="auto"/>
+        <w:jc w:val="left"/>
+      </w:pPr>
+      <w:r>
+        <w:rPr>
+          <w:b w:val="0"/>
+        </w:rPr>
+      </w:r>
     </w:p>
     <w:p>
       <w:pPr>

--- a/public/docs/otchet-inspektor.docx
+++ b/public/docs/otchet-inspektor.docx
@@ -488,6 +488,120 @@
           <w:b w:val="0"/>
         </w:rPr>
         <w:t>7. Рекомендации по внедрению</w:t>
+      </w:r>
+    </w:p>
+    <w:p>
+      <w:pPr>
+        <w:spacing w:after="40" w:line="240" w:lineRule="auto"/>
+        <w:jc w:val="left"/>
+      </w:pPr>
+      <w:r>
+        <w:rPr>
+          <w:b w:val="0"/>
+        </w:rPr>
+      </w:r>
+    </w:p>
+    <w:p>
+      <w:pPr>
+        <w:spacing w:after="80" w:line="240" w:lineRule="auto"/>
+        <w:jc w:val="left"/>
+      </w:pPr>
+      <w:r>
+        <w:rPr>
+          <w:b/>
+        </w:rPr>
+        <w:t>Часть III. Техническое описание разработки</w:t>
+      </w:r>
+    </w:p>
+    <w:p>
+      <w:pPr>
+        <w:spacing w:after="40" w:line="240" w:lineRule="auto"/>
+        <w:ind w:left="397"/>
+        <w:jc w:val="left"/>
+      </w:pPr>
+      <w:r>
+        <w:rPr>
+          <w:b w:val="0"/>
+        </w:rPr>
+        <w:t>1. Применённые языки программирования и технологии</w:t>
+      </w:r>
+    </w:p>
+    <w:p>
+      <w:pPr>
+        <w:spacing w:after="40" w:line="240" w:lineRule="auto"/>
+        <w:ind w:left="397"/>
+        <w:jc w:val="left"/>
+      </w:pPr>
+      <w:r>
+        <w:rPr>
+          <w:b w:val="0"/>
+        </w:rPr>
+        <w:t>2. Количественные показатели разработки</w:t>
+      </w:r>
+    </w:p>
+    <w:p>
+      <w:pPr>
+        <w:spacing w:after="40" w:line="240" w:lineRule="auto"/>
+        <w:ind w:left="397"/>
+        <w:jc w:val="left"/>
+      </w:pPr>
+      <w:r>
+        <w:rPr>
+          <w:b w:val="0"/>
+        </w:rPr>
+        <w:t>3. Архитектура системы</w:t>
+      </w:r>
+    </w:p>
+    <w:p>
+      <w:pPr>
+        <w:spacing w:after="40" w:line="240" w:lineRule="auto"/>
+        <w:ind w:left="397"/>
+        <w:jc w:val="left"/>
+      </w:pPr>
+      <w:r>
+        <w:rPr>
+          <w:b w:val="0"/>
+        </w:rPr>
+        <w:t>4. Перечень серверных функций</w:t>
+      </w:r>
+    </w:p>
+    <w:p>
+      <w:pPr>
+        <w:spacing w:after="40" w:line="240" w:lineRule="auto"/>
+        <w:ind w:left="397"/>
+        <w:jc w:val="left"/>
+      </w:pPr>
+      <w:r>
+        <w:rPr>
+          <w:b w:val="0"/>
+        </w:rPr>
+        <w:t>5. Фрагменты исходного кода</w:t>
+      </w:r>
+    </w:p>
+    <w:p>
+      <w:pPr>
+        <w:spacing w:after="40" w:line="240" w:lineRule="auto"/>
+        <w:ind w:left="397"/>
+        <w:jc w:val="left"/>
+      </w:pPr>
+      <w:r>
+        <w:rPr>
+          <w:b w:val="0"/>
+        </w:rPr>
+        <w:t>6. Сборка мобильного приложения для Android</w:t>
+      </w:r>
+    </w:p>
+    <w:p>
+      <w:pPr>
+        <w:spacing w:after="40" w:line="240" w:lineRule="auto"/>
+        <w:ind w:left="397"/>
+        <w:jc w:val="left"/>
+      </w:pPr>
+      <w:r>
+        <w:rPr>
+          <w:b w:val="0"/>
+        </w:rPr>
+        <w:t>7. Развёртывание и сопровождение</w:t>
       </w:r>
     </w:p>
     <w:p>
@@ -2910,6 +3024,4551 @@
           <w:b w:val="0"/>
         </w:rPr>
         <w:t>Настоящий отчёт составлен по состоянию на дату его подписания. Система развёрнута, работоспособна и доступна по адресу инспектор.su. Дальнейшее развитие возможно в части дополнительных модулей — заказчика, подрядчика и субподрядчика — как опцион по отдельным договорам.</w:t>
+      </w:r>
+    </w:p>
+    <w:p>
+      <w:pPr>
+        <w:spacing w:after="60" w:line="240" w:lineRule="auto"/>
+        <w:jc w:val="both"/>
+      </w:pPr>
+      <w:r>
+        <w:rPr>
+          <w:b w:val="0"/>
+        </w:rPr>
+      </w:r>
+    </w:p>
+    <w:p>
+      <w:pPr>
+        <w:spacing w:after="160" w:line="240" w:lineRule="auto"/>
+        <w:jc w:val="center"/>
+      </w:pPr>
+      <w:r>
+        <w:rPr>
+          <w:b/>
+        </w:rPr>
+        <w:t>ЧАСТЬ III. ТЕХНИЧЕСКОЕ ОПИСАНИЕ РАЗРАБОТКИ</w:t>
+      </w:r>
+    </w:p>
+    <w:p>
+      <w:pPr>
+        <w:spacing w:after="100" w:line="240" w:lineRule="auto"/>
+        <w:jc w:val="both"/>
+      </w:pPr>
+      <w:r>
+        <w:rPr>
+          <w:b/>
+        </w:rPr>
+        <w:t>1. Применённые языки программирования и технологии</w:t>
+      </w:r>
+    </w:p>
+    <w:p>
+      <w:pPr>
+        <w:spacing w:after="120" w:line="240" w:lineRule="auto"/>
+        <w:jc w:val="both"/>
+      </w:pPr>
+      <w:r>
+        <w:rPr>
+          <w:b w:val="0"/>
+        </w:rPr>
+        <w:t>Программное обеспечение разработано как одностраничное веб-приложение (SPA) с серверной частью на облачных функциях и реляционной базой данных. Применённый стек технологий приведён в таблице.</w:t>
+      </w:r>
+    </w:p>
+    <w:tbl>
+      <w:tblPr>
+        <w:tblW w:type="auto" w:w="0"/>
+        <w:tblLook w:firstColumn="1" w:firstRow="1" w:lastColumn="0" w:lastRow="0" w:noHBand="0" w:noVBand="1" w:val="04A0"/>
+        <w:jc w:val="center"/>
+        <w:tblBorders>
+          <w:top w:val="single" w:sz="6" w:space="0" w:color="999999"/>
+          <w:left w:val="single" w:sz="6" w:space="0" w:color="999999"/>
+          <w:bottom w:val="single" w:sz="6" w:space="0" w:color="999999"/>
+          <w:right w:val="single" w:sz="6" w:space="0" w:color="999999"/>
+          <w:insideH w:val="single" w:sz="6" w:space="0" w:color="999999"/>
+          <w:insideV w:val="single" w:sz="6" w:space="0" w:color="999999"/>
+        </w:tblBorders>
+      </w:tblPr>
+      <w:tblGrid>
+        <w:gridCol w:w="2835"/>
+        <w:gridCol w:w="2835"/>
+        <w:gridCol w:w="2835"/>
+        <w:gridCol w:w="2835"/>
+      </w:tblGrid>
+      <w:tr>
+        <w:tc>
+          <w:tcPr>
+            <w:tcW w:type="dxa" w:w="2041"/>
+            <w:shd w:fill="E8E8E8"/>
+          </w:tcPr>
+          <w:p>
+            <w:pPr>
+              <w:spacing w:after="0"/>
+            </w:pPr>
+            <w:r/>
+            <w:r>
+              <w:rPr>
+                <w:b/>
+                <w:sz w:val="18"/>
+              </w:rPr>
+              <w:t>Слой системы</w:t>
+            </w:r>
+          </w:p>
+        </w:tc>
+        <w:tc>
+          <w:tcPr>
+            <w:tcW w:type="dxa" w:w="2494"/>
+            <w:shd w:fill="E8E8E8"/>
+          </w:tcPr>
+          <w:p>
+            <w:pPr>
+              <w:spacing w:after="0"/>
+            </w:pPr>
+            <w:r/>
+            <w:r>
+              <w:rPr>
+                <w:b/>
+                <w:sz w:val="18"/>
+              </w:rPr>
+              <w:t>Язык / технология</w:t>
+            </w:r>
+          </w:p>
+        </w:tc>
+        <w:tc>
+          <w:tcPr>
+            <w:tcW w:type="dxa" w:w="1134"/>
+            <w:shd w:fill="E8E8E8"/>
+          </w:tcPr>
+          <w:p>
+            <w:pPr>
+              <w:spacing w:after="0"/>
+            </w:pPr>
+            <w:r/>
+            <w:r>
+              <w:rPr>
+                <w:b/>
+                <w:sz w:val="18"/>
+              </w:rPr>
+              <w:t>Версия</w:t>
+            </w:r>
+          </w:p>
+        </w:tc>
+        <w:tc>
+          <w:tcPr>
+            <w:tcW w:type="dxa" w:w="3402"/>
+            <w:shd w:fill="E8E8E8"/>
+          </w:tcPr>
+          <w:p>
+            <w:pPr>
+              <w:spacing w:after="0"/>
+            </w:pPr>
+            <w:r/>
+            <w:r>
+              <w:rPr>
+                <w:b/>
+                <w:sz w:val="18"/>
+              </w:rPr>
+              <w:t>Назначение</w:t>
+            </w:r>
+          </w:p>
+        </w:tc>
+      </w:tr>
+      <w:tr>
+        <w:tc>
+          <w:tcPr>
+            <w:tcW w:type="dxa" w:w="2041"/>
+          </w:tcPr>
+          <w:p>
+            <w:pPr>
+              <w:spacing w:after="0"/>
+            </w:pPr>
+            <w:r/>
+            <w:r>
+              <w:rPr>
+                <w:sz w:val="18"/>
+              </w:rPr>
+              <w:t>Клиентская часть</w:t>
+            </w:r>
+          </w:p>
+        </w:tc>
+        <w:tc>
+          <w:tcPr>
+            <w:tcW w:type="dxa" w:w="2494"/>
+          </w:tcPr>
+          <w:p>
+            <w:pPr>
+              <w:spacing w:after="0"/>
+            </w:pPr>
+            <w:r/>
+            <w:r>
+              <w:rPr>
+                <w:sz w:val="18"/>
+              </w:rPr>
+              <w:t>TypeScript</w:t>
+            </w:r>
+          </w:p>
+        </w:tc>
+        <w:tc>
+          <w:tcPr>
+            <w:tcW w:type="dxa" w:w="1134"/>
+          </w:tcPr>
+          <w:p>
+            <w:pPr>
+              <w:spacing w:after="0"/>
+            </w:pPr>
+            <w:r/>
+            <w:r>
+              <w:rPr>
+                <w:sz w:val="18"/>
+              </w:rPr>
+              <w:t>5.5</w:t>
+            </w:r>
+          </w:p>
+        </w:tc>
+        <w:tc>
+          <w:tcPr>
+            <w:tcW w:type="dxa" w:w="3402"/>
+          </w:tcPr>
+          <w:p>
+            <w:pPr>
+              <w:spacing w:after="0"/>
+            </w:pPr>
+            <w:r/>
+            <w:r>
+              <w:rPr>
+                <w:sz w:val="18"/>
+              </w:rPr>
+              <w:t>Типизированная бизнес-логика интерфейса</w:t>
+            </w:r>
+          </w:p>
+        </w:tc>
+      </w:tr>
+      <w:tr>
+        <w:tc>
+          <w:tcPr>
+            <w:tcW w:type="dxa" w:w="2041"/>
+          </w:tcPr>
+          <w:p>
+            <w:pPr>
+              <w:spacing w:after="0"/>
+            </w:pPr>
+            <w:r/>
+            <w:r>
+              <w:rPr>
+                <w:sz w:val="18"/>
+              </w:rPr>
+              <w:t>Клиентская часть</w:t>
+            </w:r>
+          </w:p>
+        </w:tc>
+        <w:tc>
+          <w:tcPr>
+            <w:tcW w:type="dxa" w:w="2494"/>
+          </w:tcPr>
+          <w:p>
+            <w:pPr>
+              <w:spacing w:after="0"/>
+            </w:pPr>
+            <w:r/>
+            <w:r>
+              <w:rPr>
+                <w:sz w:val="18"/>
+              </w:rPr>
+              <w:t>React</w:t>
+            </w:r>
+          </w:p>
+        </w:tc>
+        <w:tc>
+          <w:tcPr>
+            <w:tcW w:type="dxa" w:w="1134"/>
+          </w:tcPr>
+          <w:p>
+            <w:pPr>
+              <w:spacing w:after="0"/>
+            </w:pPr>
+            <w:r/>
+            <w:r>
+              <w:rPr>
+                <w:sz w:val="18"/>
+              </w:rPr>
+              <w:t>18.3</w:t>
+            </w:r>
+          </w:p>
+        </w:tc>
+        <w:tc>
+          <w:tcPr>
+            <w:tcW w:type="dxa" w:w="3402"/>
+          </w:tcPr>
+          <w:p>
+            <w:pPr>
+              <w:spacing w:after="0"/>
+            </w:pPr>
+            <w:r/>
+            <w:r>
+              <w:rPr>
+                <w:sz w:val="18"/>
+              </w:rPr>
+              <w:t>Библиотека построения пользовательского интерфейса</w:t>
+            </w:r>
+          </w:p>
+        </w:tc>
+      </w:tr>
+      <w:tr>
+        <w:tc>
+          <w:tcPr>
+            <w:tcW w:type="dxa" w:w="2041"/>
+          </w:tcPr>
+          <w:p>
+            <w:pPr>
+              <w:spacing w:after="0"/>
+            </w:pPr>
+            <w:r/>
+            <w:r>
+              <w:rPr>
+                <w:sz w:val="18"/>
+              </w:rPr>
+              <w:t>Клиентская часть</w:t>
+            </w:r>
+          </w:p>
+        </w:tc>
+        <w:tc>
+          <w:tcPr>
+            <w:tcW w:type="dxa" w:w="2494"/>
+          </w:tcPr>
+          <w:p>
+            <w:pPr>
+              <w:spacing w:after="0"/>
+            </w:pPr>
+            <w:r/>
+            <w:r>
+              <w:rPr>
+                <w:sz w:val="18"/>
+              </w:rPr>
+              <w:t>Tailwind CSS</w:t>
+            </w:r>
+          </w:p>
+        </w:tc>
+        <w:tc>
+          <w:tcPr>
+            <w:tcW w:type="dxa" w:w="1134"/>
+          </w:tcPr>
+          <w:p>
+            <w:pPr>
+              <w:spacing w:after="0"/>
+            </w:pPr>
+            <w:r/>
+            <w:r>
+              <w:rPr>
+                <w:sz w:val="18"/>
+              </w:rPr>
+              <w:t>3.4</w:t>
+            </w:r>
+          </w:p>
+        </w:tc>
+        <w:tc>
+          <w:tcPr>
+            <w:tcW w:type="dxa" w:w="3402"/>
+          </w:tcPr>
+          <w:p>
+            <w:pPr>
+              <w:spacing w:after="0"/>
+            </w:pPr>
+            <w:r/>
+            <w:r>
+              <w:rPr>
+                <w:sz w:val="18"/>
+              </w:rPr>
+              <w:t>Оформление и адаптивная вёрстка</w:t>
+            </w:r>
+          </w:p>
+        </w:tc>
+      </w:tr>
+      <w:tr>
+        <w:tc>
+          <w:tcPr>
+            <w:tcW w:type="dxa" w:w="2041"/>
+          </w:tcPr>
+          <w:p>
+            <w:pPr>
+              <w:spacing w:after="0"/>
+            </w:pPr>
+            <w:r/>
+            <w:r>
+              <w:rPr>
+                <w:sz w:val="18"/>
+              </w:rPr>
+              <w:t>Клиентская часть</w:t>
+            </w:r>
+          </w:p>
+        </w:tc>
+        <w:tc>
+          <w:tcPr>
+            <w:tcW w:type="dxa" w:w="2494"/>
+          </w:tcPr>
+          <w:p>
+            <w:pPr>
+              <w:spacing w:after="0"/>
+            </w:pPr>
+            <w:r/>
+            <w:r>
+              <w:rPr>
+                <w:sz w:val="18"/>
+              </w:rPr>
+              <w:t>React Router</w:t>
+            </w:r>
+          </w:p>
+        </w:tc>
+        <w:tc>
+          <w:tcPr>
+            <w:tcW w:type="dxa" w:w="1134"/>
+          </w:tcPr>
+          <w:p>
+            <w:pPr>
+              <w:spacing w:after="0"/>
+            </w:pPr>
+            <w:r/>
+            <w:r>
+              <w:rPr>
+                <w:sz w:val="18"/>
+              </w:rPr>
+              <w:t>6.26</w:t>
+            </w:r>
+          </w:p>
+        </w:tc>
+        <w:tc>
+          <w:tcPr>
+            <w:tcW w:type="dxa" w:w="3402"/>
+          </w:tcPr>
+          <w:p>
+            <w:pPr>
+              <w:spacing w:after="0"/>
+            </w:pPr>
+            <w:r/>
+            <w:r>
+              <w:rPr>
+                <w:sz w:val="18"/>
+              </w:rPr>
+              <w:t>Маршрутизация разделов приложения</w:t>
+            </w:r>
+          </w:p>
+        </w:tc>
+      </w:tr>
+      <w:tr>
+        <w:tc>
+          <w:tcPr>
+            <w:tcW w:type="dxa" w:w="2041"/>
+          </w:tcPr>
+          <w:p>
+            <w:pPr>
+              <w:spacing w:after="0"/>
+            </w:pPr>
+            <w:r/>
+            <w:r>
+              <w:rPr>
+                <w:sz w:val="18"/>
+              </w:rPr>
+              <w:t>Клиентская часть</w:t>
+            </w:r>
+          </w:p>
+        </w:tc>
+        <w:tc>
+          <w:tcPr>
+            <w:tcW w:type="dxa" w:w="2494"/>
+          </w:tcPr>
+          <w:p>
+            <w:pPr>
+              <w:spacing w:after="0"/>
+            </w:pPr>
+            <w:r/>
+            <w:r>
+              <w:rPr>
+                <w:sz w:val="18"/>
+              </w:rPr>
+              <w:t>Recharts</w:t>
+            </w:r>
+          </w:p>
+        </w:tc>
+        <w:tc>
+          <w:tcPr>
+            <w:tcW w:type="dxa" w:w="1134"/>
+          </w:tcPr>
+          <w:p>
+            <w:pPr>
+              <w:spacing w:after="0"/>
+            </w:pPr>
+            <w:r/>
+            <w:r>
+              <w:rPr>
+                <w:sz w:val="18"/>
+              </w:rPr>
+              <w:t>2.12</w:t>
+            </w:r>
+          </w:p>
+        </w:tc>
+        <w:tc>
+          <w:tcPr>
+            <w:tcW w:type="dxa" w:w="3402"/>
+          </w:tcPr>
+          <w:p>
+            <w:pPr>
+              <w:spacing w:after="0"/>
+            </w:pPr>
+            <w:r/>
+            <w:r>
+              <w:rPr>
+                <w:sz w:val="18"/>
+              </w:rPr>
+              <w:t>Построение графиков и диаграмм отчётности</w:t>
+            </w:r>
+          </w:p>
+        </w:tc>
+      </w:tr>
+      <w:tr>
+        <w:tc>
+          <w:tcPr>
+            <w:tcW w:type="dxa" w:w="2041"/>
+          </w:tcPr>
+          <w:p>
+            <w:pPr>
+              <w:spacing w:after="0"/>
+            </w:pPr>
+            <w:r/>
+            <w:r>
+              <w:rPr>
+                <w:sz w:val="18"/>
+              </w:rPr>
+              <w:t>Клиентская часть</w:t>
+            </w:r>
+          </w:p>
+        </w:tc>
+        <w:tc>
+          <w:tcPr>
+            <w:tcW w:type="dxa" w:w="2494"/>
+          </w:tcPr>
+          <w:p>
+            <w:pPr>
+              <w:spacing w:after="0"/>
+            </w:pPr>
+            <w:r/>
+            <w:r>
+              <w:rPr>
+                <w:sz w:val="18"/>
+              </w:rPr>
+              <w:t>Leaflet</w:t>
+            </w:r>
+          </w:p>
+        </w:tc>
+        <w:tc>
+          <w:tcPr>
+            <w:tcW w:type="dxa" w:w="1134"/>
+          </w:tcPr>
+          <w:p>
+            <w:pPr>
+              <w:spacing w:after="0"/>
+            </w:pPr>
+            <w:r/>
+            <w:r>
+              <w:rPr>
+                <w:sz w:val="18"/>
+              </w:rPr>
+              <w:t>1.9</w:t>
+            </w:r>
+          </w:p>
+        </w:tc>
+        <w:tc>
+          <w:tcPr>
+            <w:tcW w:type="dxa" w:w="3402"/>
+          </w:tcPr>
+          <w:p>
+            <w:pPr>
+              <w:spacing w:after="0"/>
+            </w:pPr>
+            <w:r/>
+            <w:r>
+              <w:rPr>
+                <w:sz w:val="18"/>
+              </w:rPr>
+              <w:t>Картография, треки и геолокация</w:t>
+            </w:r>
+          </w:p>
+        </w:tc>
+      </w:tr>
+      <w:tr>
+        <w:tc>
+          <w:tcPr>
+            <w:tcW w:type="dxa" w:w="2041"/>
+          </w:tcPr>
+          <w:p>
+            <w:pPr>
+              <w:spacing w:after="0"/>
+            </w:pPr>
+            <w:r/>
+            <w:r>
+              <w:rPr>
+                <w:sz w:val="18"/>
+              </w:rPr>
+              <w:t>Клиентская часть</w:t>
+            </w:r>
+          </w:p>
+        </w:tc>
+        <w:tc>
+          <w:tcPr>
+            <w:tcW w:type="dxa" w:w="2494"/>
+          </w:tcPr>
+          <w:p>
+            <w:pPr>
+              <w:spacing w:after="0"/>
+            </w:pPr>
+            <w:r/>
+            <w:r>
+              <w:rPr>
+                <w:sz w:val="18"/>
+              </w:rPr>
+              <w:t>Zod</w:t>
+            </w:r>
+          </w:p>
+        </w:tc>
+        <w:tc>
+          <w:tcPr>
+            <w:tcW w:type="dxa" w:w="1134"/>
+          </w:tcPr>
+          <w:p>
+            <w:pPr>
+              <w:spacing w:after="0"/>
+            </w:pPr>
+            <w:r/>
+            <w:r>
+              <w:rPr>
+                <w:sz w:val="18"/>
+              </w:rPr>
+              <w:t>3.23</w:t>
+            </w:r>
+          </w:p>
+        </w:tc>
+        <w:tc>
+          <w:tcPr>
+            <w:tcW w:type="dxa" w:w="3402"/>
+          </w:tcPr>
+          <w:p>
+            <w:pPr>
+              <w:spacing w:after="0"/>
+            </w:pPr>
+            <w:r/>
+            <w:r>
+              <w:rPr>
+                <w:sz w:val="18"/>
+              </w:rPr>
+              <w:t>Проверка корректности вводимых данных</w:t>
+            </w:r>
+          </w:p>
+        </w:tc>
+      </w:tr>
+      <w:tr>
+        <w:tc>
+          <w:tcPr>
+            <w:tcW w:type="dxa" w:w="2041"/>
+          </w:tcPr>
+          <w:p>
+            <w:pPr>
+              <w:spacing w:after="0"/>
+            </w:pPr>
+            <w:r/>
+            <w:r>
+              <w:rPr>
+                <w:sz w:val="18"/>
+              </w:rPr>
+              <w:t>Сборка проекта</w:t>
+            </w:r>
+          </w:p>
+        </w:tc>
+        <w:tc>
+          <w:tcPr>
+            <w:tcW w:type="dxa" w:w="2494"/>
+          </w:tcPr>
+          <w:p>
+            <w:pPr>
+              <w:spacing w:after="0"/>
+            </w:pPr>
+            <w:r/>
+            <w:r>
+              <w:rPr>
+                <w:sz w:val="18"/>
+              </w:rPr>
+              <w:t>Vite (Rolldown)</w:t>
+            </w:r>
+          </w:p>
+        </w:tc>
+        <w:tc>
+          <w:tcPr>
+            <w:tcW w:type="dxa" w:w="1134"/>
+          </w:tcPr>
+          <w:p>
+            <w:pPr>
+              <w:spacing w:after="0"/>
+            </w:pPr>
+            <w:r/>
+            <w:r>
+              <w:rPr>
+                <w:sz w:val="18"/>
+              </w:rPr>
+              <w:t>7.1</w:t>
+            </w:r>
+          </w:p>
+        </w:tc>
+        <w:tc>
+          <w:tcPr>
+            <w:tcW w:type="dxa" w:w="3402"/>
+          </w:tcPr>
+          <w:p>
+            <w:pPr>
+              <w:spacing w:after="0"/>
+            </w:pPr>
+            <w:r/>
+            <w:r>
+              <w:rPr>
+                <w:sz w:val="18"/>
+              </w:rPr>
+              <w:t>Сборка и оптимизация клиентской части</w:t>
+            </w:r>
+          </w:p>
+        </w:tc>
+      </w:tr>
+      <w:tr>
+        <w:tc>
+          <w:tcPr>
+            <w:tcW w:type="dxa" w:w="2041"/>
+          </w:tcPr>
+          <w:p>
+            <w:pPr>
+              <w:spacing w:after="0"/>
+            </w:pPr>
+            <w:r/>
+            <w:r>
+              <w:rPr>
+                <w:sz w:val="18"/>
+              </w:rPr>
+              <w:t>Серверная часть</w:t>
+            </w:r>
+          </w:p>
+        </w:tc>
+        <w:tc>
+          <w:tcPr>
+            <w:tcW w:type="dxa" w:w="2494"/>
+          </w:tcPr>
+          <w:p>
+            <w:pPr>
+              <w:spacing w:after="0"/>
+            </w:pPr>
+            <w:r/>
+            <w:r>
+              <w:rPr>
+                <w:sz w:val="18"/>
+              </w:rPr>
+              <w:t>Python</w:t>
+            </w:r>
+          </w:p>
+        </w:tc>
+        <w:tc>
+          <w:tcPr>
+            <w:tcW w:type="dxa" w:w="1134"/>
+          </w:tcPr>
+          <w:p>
+            <w:pPr>
+              <w:spacing w:after="0"/>
+            </w:pPr>
+            <w:r/>
+            <w:r>
+              <w:rPr>
+                <w:sz w:val="18"/>
+              </w:rPr>
+              <w:t>3.11</w:t>
+            </w:r>
+          </w:p>
+        </w:tc>
+        <w:tc>
+          <w:tcPr>
+            <w:tcW w:type="dxa" w:w="3402"/>
+          </w:tcPr>
+          <w:p>
+            <w:pPr>
+              <w:spacing w:after="0"/>
+            </w:pPr>
+            <w:r/>
+            <w:r>
+              <w:rPr>
+                <w:sz w:val="18"/>
+              </w:rPr>
+              <w:t>Облачные функции обработки данных</w:t>
+            </w:r>
+          </w:p>
+        </w:tc>
+      </w:tr>
+      <w:tr>
+        <w:tc>
+          <w:tcPr>
+            <w:tcW w:type="dxa" w:w="2041"/>
+          </w:tcPr>
+          <w:p>
+            <w:pPr>
+              <w:spacing w:after="0"/>
+            </w:pPr>
+            <w:r/>
+            <w:r>
+              <w:rPr>
+                <w:sz w:val="18"/>
+              </w:rPr>
+              <w:t>Серверная часть</w:t>
+            </w:r>
+          </w:p>
+        </w:tc>
+        <w:tc>
+          <w:tcPr>
+            <w:tcW w:type="dxa" w:w="2494"/>
+          </w:tcPr>
+          <w:p>
+            <w:pPr>
+              <w:spacing w:after="0"/>
+            </w:pPr>
+            <w:r/>
+            <w:r>
+              <w:rPr>
+                <w:sz w:val="18"/>
+              </w:rPr>
+              <w:t>psycopg2</w:t>
+            </w:r>
+          </w:p>
+        </w:tc>
+        <w:tc>
+          <w:tcPr>
+            <w:tcW w:type="dxa" w:w="1134"/>
+          </w:tcPr>
+          <w:p>
+            <w:pPr>
+              <w:spacing w:after="0"/>
+            </w:pPr>
+            <w:r/>
+            <w:r>
+              <w:rPr>
+                <w:sz w:val="18"/>
+              </w:rPr>
+              <w:t>2.9</w:t>
+            </w:r>
+          </w:p>
+        </w:tc>
+        <w:tc>
+          <w:tcPr>
+            <w:tcW w:type="dxa" w:w="3402"/>
+          </w:tcPr>
+          <w:p>
+            <w:pPr>
+              <w:spacing w:after="0"/>
+            </w:pPr>
+            <w:r/>
+            <w:r>
+              <w:rPr>
+                <w:sz w:val="18"/>
+              </w:rPr>
+              <w:t>Драйвер доступа к базе данных</w:t>
+            </w:r>
+          </w:p>
+        </w:tc>
+      </w:tr>
+      <w:tr>
+        <w:tc>
+          <w:tcPr>
+            <w:tcW w:type="dxa" w:w="2041"/>
+          </w:tcPr>
+          <w:p>
+            <w:pPr>
+              <w:spacing w:after="0"/>
+            </w:pPr>
+            <w:r/>
+            <w:r>
+              <w:rPr>
+                <w:sz w:val="18"/>
+              </w:rPr>
+              <w:t>База данных</w:t>
+            </w:r>
+          </w:p>
+        </w:tc>
+        <w:tc>
+          <w:tcPr>
+            <w:tcW w:type="dxa" w:w="2494"/>
+          </w:tcPr>
+          <w:p>
+            <w:pPr>
+              <w:spacing w:after="0"/>
+            </w:pPr>
+            <w:r/>
+            <w:r>
+              <w:rPr>
+                <w:sz w:val="18"/>
+              </w:rPr>
+              <w:t>PostgreSQL</w:t>
+            </w:r>
+          </w:p>
+        </w:tc>
+        <w:tc>
+          <w:tcPr>
+            <w:tcW w:type="dxa" w:w="1134"/>
+          </w:tcPr>
+          <w:p>
+            <w:pPr>
+              <w:spacing w:after="0"/>
+            </w:pPr>
+            <w:r/>
+            <w:r>
+              <w:rPr>
+                <w:sz w:val="18"/>
+              </w:rPr>
+              <w:t>16</w:t>
+            </w:r>
+          </w:p>
+        </w:tc>
+        <w:tc>
+          <w:tcPr>
+            <w:tcW w:type="dxa" w:w="3402"/>
+          </w:tcPr>
+          <w:p>
+            <w:pPr>
+              <w:spacing w:after="0"/>
+            </w:pPr>
+            <w:r/>
+            <w:r>
+              <w:rPr>
+                <w:sz w:val="18"/>
+              </w:rPr>
+              <w:t>Хранение учётных и производственных данных</w:t>
+            </w:r>
+          </w:p>
+        </w:tc>
+      </w:tr>
+      <w:tr>
+        <w:tc>
+          <w:tcPr>
+            <w:tcW w:type="dxa" w:w="2041"/>
+          </w:tcPr>
+          <w:p>
+            <w:pPr>
+              <w:spacing w:after="0"/>
+            </w:pPr>
+            <w:r/>
+            <w:r>
+              <w:rPr>
+                <w:sz w:val="18"/>
+              </w:rPr>
+              <w:t>Мобильное приложение</w:t>
+            </w:r>
+          </w:p>
+        </w:tc>
+        <w:tc>
+          <w:tcPr>
+            <w:tcW w:type="dxa" w:w="2494"/>
+          </w:tcPr>
+          <w:p>
+            <w:pPr>
+              <w:spacing w:after="0"/>
+            </w:pPr>
+            <w:r/>
+            <w:r>
+              <w:rPr>
+                <w:sz w:val="18"/>
+              </w:rPr>
+              <w:t>Java (Android SDK 34)</w:t>
+            </w:r>
+          </w:p>
+        </w:tc>
+        <w:tc>
+          <w:tcPr>
+            <w:tcW w:type="dxa" w:w="1134"/>
+          </w:tcPr>
+          <w:p>
+            <w:pPr>
+              <w:spacing w:after="0"/>
+            </w:pPr>
+            <w:r/>
+            <w:r>
+              <w:rPr>
+                <w:sz w:val="18"/>
+              </w:rPr>
+              <w:t>API 24–34</w:t>
+            </w:r>
+          </w:p>
+        </w:tc>
+        <w:tc>
+          <w:tcPr>
+            <w:tcW w:type="dxa" w:w="3402"/>
+          </w:tcPr>
+          <w:p>
+            <w:pPr>
+              <w:spacing w:after="0"/>
+            </w:pPr>
+            <w:r/>
+            <w:r>
+              <w:rPr>
+                <w:sz w:val="18"/>
+              </w:rPr>
+              <w:t>Установочное приложение для Android</w:t>
+            </w:r>
+          </w:p>
+        </w:tc>
+      </w:tr>
+    </w:tbl>
+    <w:p>
+      <w:pPr>
+        <w:spacing w:after="160" w:line="240" w:lineRule="auto"/>
+        <w:jc w:val="left"/>
+      </w:pPr>
+    </w:p>
+    <w:p>
+      <w:pPr>
+        <w:spacing w:after="100" w:line="240" w:lineRule="auto"/>
+        <w:jc w:val="both"/>
+      </w:pPr>
+      <w:r>
+        <w:rPr>
+          <w:b/>
+        </w:rPr>
+        <w:t>2. Количественные показатели разработки</w:t>
+      </w:r>
+    </w:p>
+    <w:tbl>
+      <w:tblPr>
+        <w:tblW w:type="auto" w:w="0"/>
+        <w:tblLook w:firstColumn="1" w:firstRow="1" w:lastColumn="0" w:lastRow="0" w:noHBand="0" w:noVBand="1" w:val="04A0"/>
+        <w:jc w:val="center"/>
+        <w:tblBorders>
+          <w:top w:val="single" w:sz="6" w:space="0" w:color="999999"/>
+          <w:left w:val="single" w:sz="6" w:space="0" w:color="999999"/>
+          <w:bottom w:val="single" w:sz="6" w:space="0" w:color="999999"/>
+          <w:right w:val="single" w:sz="6" w:space="0" w:color="999999"/>
+          <w:insideH w:val="single" w:sz="6" w:space="0" w:color="999999"/>
+          <w:insideV w:val="single" w:sz="6" w:space="0" w:color="999999"/>
+        </w:tblBorders>
+      </w:tblPr>
+      <w:tblGrid>
+        <w:gridCol w:w="5670"/>
+        <w:gridCol w:w="5670"/>
+      </w:tblGrid>
+      <w:tr>
+        <w:tc>
+          <w:tcPr>
+            <w:tcW w:type="dxa" w:w="5669"/>
+            <w:shd w:fill="E8E8E8"/>
+          </w:tcPr>
+          <w:p>
+            <w:pPr>
+              <w:spacing w:after="0"/>
+            </w:pPr>
+            <w:r/>
+            <w:r>
+              <w:rPr>
+                <w:b/>
+                <w:sz w:val="18"/>
+              </w:rPr>
+              <w:t>Показатель</w:t>
+            </w:r>
+          </w:p>
+        </w:tc>
+        <w:tc>
+          <w:tcPr>
+            <w:tcW w:type="dxa" w:w="3402"/>
+            <w:shd w:fill="E8E8E8"/>
+          </w:tcPr>
+          <w:p>
+            <w:pPr>
+              <w:spacing w:after="0"/>
+            </w:pPr>
+            <w:r/>
+            <w:r>
+              <w:rPr>
+                <w:b/>
+                <w:sz w:val="18"/>
+              </w:rPr>
+              <w:t>Значение</w:t>
+            </w:r>
+          </w:p>
+        </w:tc>
+      </w:tr>
+      <w:tr>
+        <w:tc>
+          <w:tcPr>
+            <w:tcW w:type="dxa" w:w="5669"/>
+          </w:tcPr>
+          <w:p>
+            <w:pPr>
+              <w:spacing w:after="0"/>
+            </w:pPr>
+            <w:r/>
+            <w:r>
+              <w:rPr>
+                <w:sz w:val="18"/>
+              </w:rPr>
+              <w:t>Модулей исходного кода клиентской части</w:t>
+            </w:r>
+          </w:p>
+        </w:tc>
+        <w:tc>
+          <w:tcPr>
+            <w:tcW w:type="dxa" w:w="3402"/>
+          </w:tcPr>
+          <w:p>
+            <w:pPr>
+              <w:spacing w:after="0"/>
+            </w:pPr>
+            <w:r/>
+            <w:r>
+              <w:rPr>
+                <w:sz w:val="18"/>
+              </w:rPr>
+              <w:t>248 файлов</w:t>
+            </w:r>
+          </w:p>
+        </w:tc>
+      </w:tr>
+      <w:tr>
+        <w:tc>
+          <w:tcPr>
+            <w:tcW w:type="dxa" w:w="5669"/>
+          </w:tcPr>
+          <w:p>
+            <w:pPr>
+              <w:spacing w:after="0"/>
+            </w:pPr>
+            <w:r/>
+            <w:r>
+              <w:rPr>
+                <w:sz w:val="18"/>
+              </w:rPr>
+              <w:t>Строк кода клиентской части</w:t>
+            </w:r>
+          </w:p>
+        </w:tc>
+        <w:tc>
+          <w:tcPr>
+            <w:tcW w:type="dxa" w:w="3402"/>
+          </w:tcPr>
+          <w:p>
+            <w:pPr>
+              <w:spacing w:after="0"/>
+            </w:pPr>
+            <w:r/>
+            <w:r>
+              <w:rPr>
+                <w:sz w:val="18"/>
+              </w:rPr>
+              <w:t>около 49 450</w:t>
+            </w:r>
+          </w:p>
+        </w:tc>
+      </w:tr>
+      <w:tr>
+        <w:tc>
+          <w:tcPr>
+            <w:tcW w:type="dxa" w:w="5669"/>
+          </w:tcPr>
+          <w:p>
+            <w:pPr>
+              <w:spacing w:after="0"/>
+            </w:pPr>
+            <w:r/>
+            <w:r>
+              <w:rPr>
+                <w:sz w:val="18"/>
+              </w:rPr>
+              <w:t>Серверных облачных функций</w:t>
+            </w:r>
+          </w:p>
+        </w:tc>
+        <w:tc>
+          <w:tcPr>
+            <w:tcW w:type="dxa" w:w="3402"/>
+          </w:tcPr>
+          <w:p>
+            <w:pPr>
+              <w:spacing w:after="0"/>
+            </w:pPr>
+            <w:r/>
+            <w:r>
+              <w:rPr>
+                <w:sz w:val="18"/>
+              </w:rPr>
+              <w:t>28</w:t>
+            </w:r>
+          </w:p>
+        </w:tc>
+      </w:tr>
+      <w:tr>
+        <w:tc>
+          <w:tcPr>
+            <w:tcW w:type="dxa" w:w="5669"/>
+          </w:tcPr>
+          <w:p>
+            <w:pPr>
+              <w:spacing w:after="0"/>
+            </w:pPr>
+            <w:r/>
+            <w:r>
+              <w:rPr>
+                <w:sz w:val="18"/>
+              </w:rPr>
+              <w:t>Строк кода серверной части</w:t>
+            </w:r>
+          </w:p>
+        </w:tc>
+        <w:tc>
+          <w:tcPr>
+            <w:tcW w:type="dxa" w:w="3402"/>
+          </w:tcPr>
+          <w:p>
+            <w:pPr>
+              <w:spacing w:after="0"/>
+            </w:pPr>
+            <w:r/>
+            <w:r>
+              <w:rPr>
+                <w:sz w:val="18"/>
+              </w:rPr>
+              <w:t>около 7 860</w:t>
+            </w:r>
+          </w:p>
+        </w:tc>
+      </w:tr>
+      <w:tr>
+        <w:tc>
+          <w:tcPr>
+            <w:tcW w:type="dxa" w:w="5669"/>
+          </w:tcPr>
+          <w:p>
+            <w:pPr>
+              <w:spacing w:after="0"/>
+            </w:pPr>
+            <w:r/>
+            <w:r>
+              <w:rPr>
+                <w:sz w:val="18"/>
+              </w:rPr>
+              <w:t>Таблиц в базе данных</w:t>
+            </w:r>
+          </w:p>
+        </w:tc>
+        <w:tc>
+          <w:tcPr>
+            <w:tcW w:type="dxa" w:w="3402"/>
+          </w:tcPr>
+          <w:p>
+            <w:pPr>
+              <w:spacing w:after="0"/>
+            </w:pPr>
+            <w:r/>
+            <w:r>
+              <w:rPr>
+                <w:sz w:val="18"/>
+              </w:rPr>
+              <w:t>51</w:t>
+            </w:r>
+          </w:p>
+        </w:tc>
+      </w:tr>
+      <w:tr>
+        <w:tc>
+          <w:tcPr>
+            <w:tcW w:type="dxa" w:w="5669"/>
+          </w:tcPr>
+          <w:p>
+            <w:pPr>
+              <w:spacing w:after="0"/>
+            </w:pPr>
+            <w:r/>
+            <w:r>
+              <w:rPr>
+                <w:sz w:val="18"/>
+              </w:rPr>
+              <w:t>Применённых миграций базы данных</w:t>
+            </w:r>
+          </w:p>
+        </w:tc>
+        <w:tc>
+          <w:tcPr>
+            <w:tcW w:type="dxa" w:w="3402"/>
+          </w:tcPr>
+          <w:p>
+            <w:pPr>
+              <w:spacing w:after="0"/>
+            </w:pPr>
+            <w:r/>
+            <w:r>
+              <w:rPr>
+                <w:sz w:val="18"/>
+              </w:rPr>
+              <w:t>54</w:t>
+            </w:r>
+          </w:p>
+        </w:tc>
+      </w:tr>
+      <w:tr>
+        <w:tc>
+          <w:tcPr>
+            <w:tcW w:type="dxa" w:w="5669"/>
+          </w:tcPr>
+          <w:p>
+            <w:pPr>
+              <w:spacing w:after="0"/>
+            </w:pPr>
+            <w:r/>
+            <w:r>
+              <w:rPr>
+                <w:sz w:val="18"/>
+              </w:rPr>
+              <w:t>Ролей с разграничением прав доступа</w:t>
+            </w:r>
+          </w:p>
+        </w:tc>
+        <w:tc>
+          <w:tcPr>
+            <w:tcW w:type="dxa" w:w="3402"/>
+          </w:tcPr>
+          <w:p>
+            <w:pPr>
+              <w:spacing w:after="0"/>
+            </w:pPr>
+            <w:r/>
+            <w:r>
+              <w:rPr>
+                <w:sz w:val="18"/>
+              </w:rPr>
+              <w:t>9</w:t>
+            </w:r>
+          </w:p>
+        </w:tc>
+      </w:tr>
+      <w:tr>
+        <w:tc>
+          <w:tcPr>
+            <w:tcW w:type="dxa" w:w="5669"/>
+          </w:tcPr>
+          <w:p>
+            <w:pPr>
+              <w:spacing w:after="0"/>
+            </w:pPr>
+            <w:r/>
+            <w:r>
+              <w:rPr>
+                <w:sz w:val="18"/>
+              </w:rPr>
+              <w:t>Записей в справочнике типовых нарушений</w:t>
+            </w:r>
+          </w:p>
+        </w:tc>
+        <w:tc>
+          <w:tcPr>
+            <w:tcW w:type="dxa" w:w="3402"/>
+          </w:tcPr>
+          <w:p>
+            <w:pPr>
+              <w:spacing w:after="0"/>
+            </w:pPr>
+            <w:r/>
+            <w:r>
+              <w:rPr>
+                <w:sz w:val="18"/>
+              </w:rPr>
+              <w:t>2 085</w:t>
+            </w:r>
+          </w:p>
+        </w:tc>
+      </w:tr>
+    </w:tbl>
+    <w:p>
+      <w:pPr>
+        <w:spacing w:after="160" w:line="240" w:lineRule="auto"/>
+        <w:jc w:val="left"/>
+      </w:pPr>
+    </w:p>
+    <w:p>
+      <w:pPr>
+        <w:spacing w:after="100" w:line="240" w:lineRule="auto"/>
+        <w:jc w:val="both"/>
+      </w:pPr>
+      <w:r>
+        <w:rPr>
+          <w:b/>
+        </w:rPr>
+        <w:t>3. Архитектура системы</w:t>
+      </w:r>
+    </w:p>
+    <w:p>
+      <w:pPr>
+        <w:spacing w:after="120" w:line="240" w:lineRule="auto"/>
+        <w:jc w:val="both"/>
+      </w:pPr>
+      <w:r>
+        <w:rPr>
+          <w:b w:val="0"/>
+        </w:rPr>
+        <w:t>Система построена по трёхзвенной схеме. Клиентское приложение выполняется в браузере сотрудника либо внутри мобильного приложения и не имеет прямого доступа к базе данных. Все обращения к данным выполняются по защищённому протоколу HTTPS к облачным функциям, которые проверяют права роли и выполняют запросы к базе. Файлы, фотографии и сформированные документы хранятся в отдельном объектном хранилище. Ключи доступа к внешним сервисам находятся в защищённом хранилище секретов на сервере и в клиентском коде отсутствуют.</w:t>
+      </w:r>
+    </w:p>
+    <w:tbl>
+      <w:tblPr>
+        <w:tblW w:type="auto" w:w="0"/>
+        <w:tblLook w:firstColumn="1" w:firstRow="1" w:lastColumn="0" w:lastRow="0" w:noHBand="0" w:noVBand="1" w:val="04A0"/>
+        <w:jc w:val="center"/>
+        <w:tblBorders>
+          <w:top w:val="single" w:sz="6" w:space="0" w:color="999999"/>
+          <w:left w:val="single" w:sz="6" w:space="0" w:color="999999"/>
+          <w:bottom w:val="single" w:sz="6" w:space="0" w:color="999999"/>
+          <w:right w:val="single" w:sz="6" w:space="0" w:color="999999"/>
+          <w:insideH w:val="single" w:sz="6" w:space="0" w:color="999999"/>
+          <w:insideV w:val="single" w:sz="6" w:space="0" w:color="999999"/>
+        </w:tblBorders>
+      </w:tblPr>
+      <w:tblGrid>
+        <w:gridCol w:w="11340"/>
+      </w:tblGrid>
+      <w:tr>
+        <w:tc>
+          <w:tcPr>
+            <w:tcW w:type="dxa" w:w="11340"/>
+            <w:shd w:fill="F5F5F5"/>
+          </w:tcPr>
+          <w:p>
+            <w:pPr>
+              <w:spacing w:after="0" w:line="240" w:lineRule="auto"/>
+            </w:pPr>
+            <w:r/>
+            <w:r>
+              <w:rPr>
+                <w:rFonts w:ascii="Consolas" w:hAnsi="Consolas" w:eastAsia="Consolas"/>
+                <w:sz w:val="16"/>
+              </w:rPr>
+              <w:t>Клиент (браузер / Android)</w:t>
+            </w:r>
+          </w:p>
+          <w:p>
+            <w:pPr>
+              <w:spacing w:after="0" w:line="240" w:lineRule="auto"/>
+            </w:pPr>
+            <w:r>
+              <w:rPr>
+                <w:rFonts w:ascii="Consolas" w:hAnsi="Consolas" w:eastAsia="Consolas"/>
+                <w:sz w:val="16"/>
+              </w:rPr>
+              <w:t xml:space="preserve">        |  HTTPS, JSON</w:t>
+            </w:r>
+          </w:p>
+          <w:p>
+            <w:pPr>
+              <w:spacing w:after="0" w:line="240" w:lineRule="auto"/>
+            </w:pPr>
+            <w:r>
+              <w:rPr>
+                <w:rFonts w:ascii="Consolas" w:hAnsi="Consolas" w:eastAsia="Consolas"/>
+                <w:sz w:val="16"/>
+              </w:rPr>
+              <w:t xml:space="preserve">        v</w:t>
+            </w:r>
+          </w:p>
+          <w:p>
+            <w:pPr>
+              <w:spacing w:after="0" w:line="240" w:lineRule="auto"/>
+            </w:pPr>
+            <w:r>
+              <w:rPr>
+                <w:rFonts w:ascii="Consolas" w:hAnsi="Consolas" w:eastAsia="Consolas"/>
+                <w:sz w:val="16"/>
+              </w:rPr>
+              <w:t>Облачные функции Python 3.11  ---&gt; Хранилище секретов (ключи ИИ-сервисов)</w:t>
+            </w:r>
+          </w:p>
+          <w:p>
+            <w:pPr>
+              <w:spacing w:after="0" w:line="240" w:lineRule="auto"/>
+            </w:pPr>
+            <w:r>
+              <w:rPr>
+                <w:rFonts w:ascii="Consolas" w:hAnsi="Consolas" w:eastAsia="Consolas"/>
+                <w:sz w:val="16"/>
+              </w:rPr>
+              <w:t xml:space="preserve">        |                     ---&gt; Объектное хранилище (фото, документы)</w:t>
+            </w:r>
+          </w:p>
+          <w:p>
+            <w:pPr>
+              <w:spacing w:after="0" w:line="240" w:lineRule="auto"/>
+            </w:pPr>
+            <w:r>
+              <w:rPr>
+                <w:rFonts w:ascii="Consolas" w:hAnsi="Consolas" w:eastAsia="Consolas"/>
+                <w:sz w:val="16"/>
+              </w:rPr>
+              <w:t xml:space="preserve">        v</w:t>
+            </w:r>
+          </w:p>
+          <w:p>
+            <w:pPr>
+              <w:spacing w:after="0" w:line="240" w:lineRule="auto"/>
+            </w:pPr>
+            <w:r>
+              <w:rPr>
+                <w:rFonts w:ascii="Consolas" w:hAnsi="Consolas" w:eastAsia="Consolas"/>
+                <w:sz w:val="16"/>
+              </w:rPr>
+              <w:t>PostgreSQL 16  (51 таблица, 54 миграции)</w:t>
+            </w:r>
+          </w:p>
+        </w:tc>
+      </w:tr>
+    </w:tbl>
+    <w:p>
+      <w:pPr>
+        <w:spacing w:after="40" w:line="240" w:lineRule="auto"/>
+        <w:jc w:val="left"/>
+      </w:pPr>
+    </w:p>
+    <w:p>
+      <w:pPr>
+        <w:spacing w:after="160" w:line="240" w:lineRule="auto"/>
+        <w:jc w:val="center"/>
+      </w:pPr>
+      <w:r>
+        <w:rPr>
+          <w:i/>
+          <w:sz w:val="18"/>
+        </w:rPr>
+        <w:t>Схема 1. Трёхзвенная архитектура системы</w:t>
+      </w:r>
+    </w:p>
+    <w:p>
+      <w:pPr>
+        <w:spacing w:after="100" w:line="240" w:lineRule="auto"/>
+        <w:jc w:val="both"/>
+      </w:pPr>
+      <w:r>
+        <w:rPr>
+          <w:b/>
+        </w:rPr>
+        <w:t>4. Перечень серверных функций</w:t>
+      </w:r>
+    </w:p>
+    <w:p>
+      <w:pPr>
+        <w:spacing w:after="120" w:line="240" w:lineRule="auto"/>
+        <w:jc w:val="both"/>
+      </w:pPr>
+      <w:r>
+        <w:rPr>
+          <w:b w:val="0"/>
+        </w:rPr>
+        <w:t>Серверная часть разделена на изолированные функции по предметным областям. Каждая функция разворачивается независимо, что позволяет обновлять отдельный участок системы без остановки остальных.</w:t>
+      </w:r>
+    </w:p>
+    <w:tbl>
+      <w:tblPr>
+        <w:tblW w:type="auto" w:w="0"/>
+        <w:tblLook w:firstColumn="1" w:firstRow="1" w:lastColumn="0" w:lastRow="0" w:noHBand="0" w:noVBand="1" w:val="04A0"/>
+        <w:jc w:val="center"/>
+        <w:tblBorders>
+          <w:top w:val="single" w:sz="6" w:space="0" w:color="999999"/>
+          <w:left w:val="single" w:sz="6" w:space="0" w:color="999999"/>
+          <w:bottom w:val="single" w:sz="6" w:space="0" w:color="999999"/>
+          <w:right w:val="single" w:sz="6" w:space="0" w:color="999999"/>
+          <w:insideH w:val="single" w:sz="6" w:space="0" w:color="999999"/>
+          <w:insideV w:val="single" w:sz="6" w:space="0" w:color="999999"/>
+        </w:tblBorders>
+      </w:tblPr>
+      <w:tblGrid>
+        <w:gridCol w:w="5670"/>
+        <w:gridCol w:w="5670"/>
+      </w:tblGrid>
+      <w:tr>
+        <w:tc>
+          <w:tcPr>
+            <w:tcW w:type="dxa" w:w="3118"/>
+            <w:shd w:fill="E8E8E8"/>
+          </w:tcPr>
+          <w:p>
+            <w:pPr>
+              <w:spacing w:after="0"/>
+            </w:pPr>
+            <w:r/>
+            <w:r>
+              <w:rPr>
+                <w:b/>
+                <w:sz w:val="18"/>
+              </w:rPr>
+              <w:t>Функция</w:t>
+            </w:r>
+          </w:p>
+        </w:tc>
+        <w:tc>
+          <w:tcPr>
+            <w:tcW w:type="dxa" w:w="5953"/>
+            <w:shd w:fill="E8E8E8"/>
+          </w:tcPr>
+          <w:p>
+            <w:pPr>
+              <w:spacing w:after="0"/>
+            </w:pPr>
+            <w:r/>
+            <w:r>
+              <w:rPr>
+                <w:b/>
+                <w:sz w:val="18"/>
+              </w:rPr>
+              <w:t>Назначение</w:t>
+            </w:r>
+          </w:p>
+        </w:tc>
+      </w:tr>
+      <w:tr>
+        <w:tc>
+          <w:tcPr>
+            <w:tcW w:type="dxa" w:w="3118"/>
+          </w:tcPr>
+          <w:p>
+            <w:pPr>
+              <w:spacing w:after="0"/>
+            </w:pPr>
+            <w:r/>
+            <w:r>
+              <w:rPr>
+                <w:sz w:val="18"/>
+              </w:rPr>
+              <w:t>users</w:t>
+            </w:r>
+          </w:p>
+        </w:tc>
+        <w:tc>
+          <w:tcPr>
+            <w:tcW w:type="dxa" w:w="5953"/>
+          </w:tcPr>
+          <w:p>
+            <w:pPr>
+              <w:spacing w:after="0"/>
+            </w:pPr>
+            <w:r/>
+            <w:r>
+              <w:rPr>
+                <w:sz w:val="18"/>
+              </w:rPr>
+              <w:t>Учётные записи, вход, разграничение прав</w:t>
+            </w:r>
+          </w:p>
+        </w:tc>
+      </w:tr>
+      <w:tr>
+        <w:tc>
+          <w:tcPr>
+            <w:tcW w:type="dxa" w:w="3118"/>
+          </w:tcPr>
+          <w:p>
+            <w:pPr>
+              <w:spacing w:after="0"/>
+            </w:pPr>
+            <w:r/>
+            <w:r>
+              <w:rPr>
+                <w:sz w:val="18"/>
+              </w:rPr>
+              <w:t>objects</w:t>
+            </w:r>
+          </w:p>
+        </w:tc>
+        <w:tc>
+          <w:tcPr>
+            <w:tcW w:type="dxa" w:w="5953"/>
+          </w:tcPr>
+          <w:p>
+            <w:pPr>
+              <w:spacing w:after="0"/>
+            </w:pPr>
+            <w:r/>
+            <w:r>
+              <w:rPr>
+                <w:sz w:val="18"/>
+              </w:rPr>
+              <w:t>Объекты капитального строительства</w:t>
+            </w:r>
+          </w:p>
+        </w:tc>
+      </w:tr>
+      <w:tr>
+        <w:tc>
+          <w:tcPr>
+            <w:tcW w:type="dxa" w:w="3118"/>
+          </w:tcPr>
+          <w:p>
+            <w:pPr>
+              <w:spacing w:after="0"/>
+            </w:pPr>
+            <w:r/>
+            <w:r>
+              <w:rPr>
+                <w:sz w:val="18"/>
+              </w:rPr>
+              <w:t>inspections</w:t>
+            </w:r>
+          </w:p>
+        </w:tc>
+        <w:tc>
+          <w:tcPr>
+            <w:tcW w:type="dxa" w:w="5953"/>
+          </w:tcPr>
+          <w:p>
+            <w:pPr>
+              <w:spacing w:after="0"/>
+            </w:pPr>
+            <w:r/>
+            <w:r>
+              <w:rPr>
+                <w:sz w:val="18"/>
+              </w:rPr>
+              <w:t>Проверки, выезды и замечания</w:t>
+            </w:r>
+          </w:p>
+        </w:tc>
+      </w:tr>
+      <w:tr>
+        <w:tc>
+          <w:tcPr>
+            <w:tcW w:type="dxa" w:w="3118"/>
+          </w:tcPr>
+          <w:p>
+            <w:pPr>
+              <w:spacing w:after="0"/>
+            </w:pPr>
+            <w:r/>
+            <w:r>
+              <w:rPr>
+                <w:sz w:val="18"/>
+              </w:rPr>
+              <w:t>norms</w:t>
+            </w:r>
+          </w:p>
+        </w:tc>
+        <w:tc>
+          <w:tcPr>
+            <w:tcW w:type="dxa" w:w="5953"/>
+          </w:tcPr>
+          <w:p>
+            <w:pPr>
+              <w:spacing w:after="0"/>
+            </w:pPr>
+            <w:r/>
+            <w:r>
+              <w:rPr>
+                <w:sz w:val="18"/>
+              </w:rPr>
+              <w:t>Подбор пунктов НТД средствами ИИ</w:t>
+            </w:r>
+          </w:p>
+        </w:tc>
+      </w:tr>
+      <w:tr>
+        <w:tc>
+          <w:tcPr>
+            <w:tcW w:type="dxa" w:w="3118"/>
+          </w:tcPr>
+          <w:p>
+            <w:pPr>
+              <w:spacing w:after="0"/>
+            </w:pPr>
+            <w:r/>
+            <w:r>
+              <w:rPr>
+                <w:sz w:val="18"/>
+              </w:rPr>
+              <w:t>documents / signed</w:t>
+            </w:r>
+          </w:p>
+        </w:tc>
+        <w:tc>
+          <w:tcPr>
+            <w:tcW w:type="dxa" w:w="5953"/>
+          </w:tcPr>
+          <w:p>
+            <w:pPr>
+              <w:spacing w:after="0"/>
+            </w:pPr>
+            <w:r/>
+            <w:r>
+              <w:rPr>
+                <w:sz w:val="18"/>
+              </w:rPr>
+              <w:t>Документы и подписанные формы</w:t>
+            </w:r>
+          </w:p>
+        </w:tc>
+      </w:tr>
+      <w:tr>
+        <w:tc>
+          <w:tcPr>
+            <w:tcW w:type="dxa" w:w="3118"/>
+          </w:tcPr>
+          <w:p>
+            <w:pPr>
+              <w:spacing w:after="0"/>
+            </w:pPr>
+            <w:r/>
+            <w:r>
+              <w:rPr>
+                <w:sz w:val="18"/>
+              </w:rPr>
+              <w:t>objectdocs / doccontrol</w:t>
+            </w:r>
+          </w:p>
+        </w:tc>
+        <w:tc>
+          <w:tcPr>
+            <w:tcW w:type="dxa" w:w="5953"/>
+          </w:tcPr>
+          <w:p>
+            <w:pPr>
+              <w:spacing w:after="0"/>
+            </w:pPr>
+            <w:r/>
+            <w:r>
+              <w:rPr>
+                <w:sz w:val="18"/>
+              </w:rPr>
+              <w:t>Исполнительная и проектная документация</w:t>
+            </w:r>
+          </w:p>
+        </w:tc>
+      </w:tr>
+      <w:tr>
+        <w:tc>
+          <w:tcPr>
+            <w:tcW w:type="dxa" w:w="3118"/>
+          </w:tcPr>
+          <w:p>
+            <w:pPr>
+              <w:spacing w:after="0"/>
+            </w:pPr>
+            <w:r/>
+            <w:r>
+              <w:rPr>
+                <w:sz w:val="18"/>
+              </w:rPr>
+              <w:t>journal / indreports</w:t>
+            </w:r>
+          </w:p>
+        </w:tc>
+        <w:tc>
+          <w:tcPr>
+            <w:tcW w:type="dxa" w:w="5953"/>
+          </w:tcPr>
+          <w:p>
+            <w:pPr>
+              <w:spacing w:after="0"/>
+            </w:pPr>
+            <w:r/>
+            <w:r>
+              <w:rPr>
+                <w:sz w:val="18"/>
+              </w:rPr>
+              <w:t>Журналы ИСК и индивидуальные отчёты</w:t>
+            </w:r>
+          </w:p>
+        </w:tc>
+      </w:tr>
+      <w:tr>
+        <w:tc>
+          <w:tcPr>
+            <w:tcW w:type="dxa" w:w="3118"/>
+          </w:tcPr>
+          <w:p>
+            <w:pPr>
+              <w:spacing w:after="0"/>
+            </w:pPr>
+            <w:r/>
+            <w:r>
+              <w:rPr>
+                <w:sz w:val="18"/>
+              </w:rPr>
+              <w:t>timesheet / assetsheet</w:t>
+            </w:r>
+          </w:p>
+        </w:tc>
+        <w:tc>
+          <w:tcPr>
+            <w:tcW w:type="dxa" w:w="5953"/>
+          </w:tcPr>
+          <w:p>
+            <w:pPr>
+              <w:spacing w:after="0"/>
+            </w:pPr>
+            <w:r/>
+            <w:r>
+              <w:rPr>
+                <w:sz w:val="18"/>
+              </w:rPr>
+              <w:t>Табели персонала, техники и вагонов</w:t>
+            </w:r>
+          </w:p>
+        </w:tc>
+      </w:tr>
+      <w:tr>
+        <w:tc>
+          <w:tcPr>
+            <w:tcW w:type="dxa" w:w="3118"/>
+          </w:tcPr>
+          <w:p>
+            <w:pPr>
+              <w:spacing w:after="0"/>
+            </w:pPr>
+            <w:r/>
+            <w:r>
+              <w:rPr>
+                <w:sz w:val="18"/>
+              </w:rPr>
+              <w:t>fleet / vehicles / waybills</w:t>
+            </w:r>
+          </w:p>
+        </w:tc>
+        <w:tc>
+          <w:tcPr>
+            <w:tcW w:type="dxa" w:w="5953"/>
+          </w:tcPr>
+          <w:p>
+            <w:pPr>
+              <w:spacing w:after="0"/>
+            </w:pPr>
+            <w:r/>
+            <w:r>
+              <w:rPr>
+                <w:sz w:val="18"/>
+              </w:rPr>
+              <w:t>Автопарк, ТО, ремонты и путевые листы</w:t>
+            </w:r>
+          </w:p>
+        </w:tc>
+      </w:tr>
+      <w:tr>
+        <w:tc>
+          <w:tcPr>
+            <w:tcW w:type="dxa" w:w="3118"/>
+          </w:tcPr>
+          <w:p>
+            <w:pPr>
+              <w:spacing w:after="0"/>
+            </w:pPr>
+            <w:r/>
+            <w:r>
+              <w:rPr>
+                <w:sz w:val="18"/>
+              </w:rPr>
+              <w:t>tracker</w:t>
+            </w:r>
+          </w:p>
+        </w:tc>
+        <w:tc>
+          <w:tcPr>
+            <w:tcW w:type="dxa" w:w="5953"/>
+          </w:tcPr>
+          <w:p>
+            <w:pPr>
+              <w:spacing w:after="0"/>
+            </w:pPr>
+            <w:r/>
+            <w:r>
+              <w:rPr>
+                <w:sz w:val="18"/>
+              </w:rPr>
+              <w:t>Геолокация, треки и месячные своды</w:t>
+            </w:r>
+          </w:p>
+        </w:tc>
+      </w:tr>
+      <w:tr>
+        <w:tc>
+          <w:tcPr>
+            <w:tcW w:type="dxa" w:w="3118"/>
+          </w:tcPr>
+          <w:p>
+            <w:pPr>
+              <w:spacing w:after="0"/>
+            </w:pPr>
+            <w:r/>
+            <w:r>
+              <w:rPr>
+                <w:sz w:val="18"/>
+              </w:rPr>
+              <w:t>contracts</w:t>
+            </w:r>
+          </w:p>
+        </w:tc>
+        <w:tc>
+          <w:tcPr>
+            <w:tcW w:type="dxa" w:w="5953"/>
+          </w:tcPr>
+          <w:p>
+            <w:pPr>
+              <w:spacing w:after="0"/>
+            </w:pPr>
+            <w:r/>
+            <w:r>
+              <w:rPr>
+                <w:sz w:val="18"/>
+              </w:rPr>
+              <w:t>Договоры с заказчиком и акты выполненных работ</w:t>
+            </w:r>
+          </w:p>
+        </w:tc>
+      </w:tr>
+      <w:tr>
+        <w:tc>
+          <w:tcPr>
+            <w:tcW w:type="dxa" w:w="3118"/>
+          </w:tcPr>
+          <w:p>
+            <w:pPr>
+              <w:spacing w:after="0"/>
+            </w:pPr>
+            <w:r/>
+            <w:r>
+              <w:rPr>
+                <w:sz w:val="18"/>
+              </w:rPr>
+              <w:t>requests / orders / outfit</w:t>
+            </w:r>
+          </w:p>
+        </w:tc>
+        <w:tc>
+          <w:tcPr>
+            <w:tcW w:type="dxa" w:w="5953"/>
+          </w:tcPr>
+          <w:p>
+            <w:pPr>
+              <w:spacing w:after="0"/>
+            </w:pPr>
+            <w:r/>
+            <w:r>
+              <w:rPr>
+                <w:sz w:val="18"/>
+              </w:rPr>
+              <w:t>Заявки, наряды, спецодежда и оборудование</w:t>
+            </w:r>
+          </w:p>
+        </w:tc>
+      </w:tr>
+      <w:tr>
+        <w:tc>
+          <w:tcPr>
+            <w:tcW w:type="dxa" w:w="3118"/>
+          </w:tcPr>
+          <w:p>
+            <w:pPr>
+              <w:spacing w:after="0"/>
+            </w:pPr>
+            <w:r/>
+            <w:r>
+              <w:rPr>
+                <w:sz w:val="18"/>
+              </w:rPr>
+              <w:t>letters</w:t>
+            </w:r>
+          </w:p>
+        </w:tc>
+        <w:tc>
+          <w:tcPr>
+            <w:tcW w:type="dxa" w:w="5953"/>
+          </w:tcPr>
+          <w:p>
+            <w:pPr>
+              <w:spacing w:after="0"/>
+            </w:pPr>
+            <w:r/>
+            <w:r>
+              <w:rPr>
+                <w:sz w:val="18"/>
+              </w:rPr>
+              <w:t>Переписка и протоколы заказчика</w:t>
+            </w:r>
+          </w:p>
+        </w:tc>
+      </w:tr>
+      <w:tr>
+        <w:tc>
+          <w:tcPr>
+            <w:tcW w:type="dxa" w:w="3118"/>
+          </w:tcPr>
+          <w:p>
+            <w:pPr>
+              <w:spacing w:after="0"/>
+            </w:pPr>
+            <w:r/>
+            <w:r>
+              <w:rPr>
+                <w:sz w:val="18"/>
+              </w:rPr>
+              <w:t>reports / rollup</w:t>
+            </w:r>
+          </w:p>
+        </w:tc>
+        <w:tc>
+          <w:tcPr>
+            <w:tcW w:type="dxa" w:w="5953"/>
+          </w:tcPr>
+          <w:p>
+            <w:pPr>
+              <w:spacing w:after="0"/>
+            </w:pPr>
+            <w:r/>
+            <w:r>
+              <w:rPr>
+                <w:sz w:val="18"/>
+              </w:rPr>
+              <w:t>Отчётность и сводные показатели</w:t>
+            </w:r>
+          </w:p>
+        </w:tc>
+      </w:tr>
+      <w:tr>
+        <w:tc>
+          <w:tcPr>
+            <w:tcW w:type="dxa" w:w="3118"/>
+          </w:tcPr>
+          <w:p>
+            <w:pPr>
+              <w:spacing w:after="0"/>
+            </w:pPr>
+            <w:r/>
+            <w:r>
+              <w:rPr>
+                <w:sz w:val="18"/>
+              </w:rPr>
+              <w:t>apk</w:t>
+            </w:r>
+          </w:p>
+        </w:tc>
+        <w:tc>
+          <w:tcPr>
+            <w:tcW w:type="dxa" w:w="5953"/>
+          </w:tcPr>
+          <w:p>
+            <w:pPr>
+              <w:spacing w:after="0"/>
+            </w:pPr>
+            <w:r/>
+            <w:r>
+              <w:rPr>
+                <w:sz w:val="18"/>
+              </w:rPr>
+              <w:t>Раздача и обновление мобильного приложения</w:t>
+            </w:r>
+          </w:p>
+        </w:tc>
+      </w:tr>
+    </w:tbl>
+    <w:p>
+      <w:pPr>
+        <w:spacing w:after="160" w:line="240" w:lineRule="auto"/>
+        <w:jc w:val="left"/>
+      </w:pPr>
+    </w:p>
+    <w:p>
+      <w:pPr>
+        <w:spacing w:after="100" w:line="240" w:lineRule="auto"/>
+        <w:jc w:val="both"/>
+      </w:pPr>
+      <w:r>
+        <w:rPr>
+          <w:b/>
+        </w:rPr>
+        <w:t>5. Фрагменты исходного кода</w:t>
+      </w:r>
+    </w:p>
+    <w:p>
+      <w:pPr>
+        <w:spacing w:after="120" w:line="240" w:lineRule="auto"/>
+        <w:jc w:val="both"/>
+      </w:pPr>
+      <w:r>
+        <w:rPr>
+          <w:b w:val="0"/>
+        </w:rPr>
+        <w:t>Ниже приведены характерные фрагменты исходного кода, иллюстрирующие принятые технические решения.</w:t>
+      </w:r>
+    </w:p>
+    <w:p>
+      <w:pPr>
+        <w:spacing w:after="60" w:line="240" w:lineRule="auto"/>
+        <w:jc w:val="both"/>
+      </w:pPr>
+      <w:r>
+        <w:rPr>
+          <w:b/>
+        </w:rPr>
+        <w:t>5.1. Разграничение прав: матрица создаваемых должностей (Python)</w:t>
+      </w:r>
+    </w:p>
+    <w:p>
+      <w:pPr>
+        <w:spacing w:after="100" w:line="240" w:lineRule="auto"/>
+        <w:jc w:val="both"/>
+      </w:pPr>
+      <w:r>
+        <w:rPr>
+          <w:b w:val="0"/>
+        </w:rPr>
+        <w:t>Каждая должность вправе заводить только нижестоящие учётные записи. Проверка выполняется на сервере и не может быть обойдена со стороны клиента.</w:t>
+      </w:r>
+    </w:p>
+    <w:tbl>
+      <w:tblPr>
+        <w:tblW w:type="auto" w:w="0"/>
+        <w:tblLook w:firstColumn="1" w:firstRow="1" w:lastColumn="0" w:lastRow="0" w:noHBand="0" w:noVBand="1" w:val="04A0"/>
+        <w:jc w:val="center"/>
+        <w:tblBorders>
+          <w:top w:val="single" w:sz="6" w:space="0" w:color="999999"/>
+          <w:left w:val="single" w:sz="6" w:space="0" w:color="999999"/>
+          <w:bottom w:val="single" w:sz="6" w:space="0" w:color="999999"/>
+          <w:right w:val="single" w:sz="6" w:space="0" w:color="999999"/>
+          <w:insideH w:val="single" w:sz="6" w:space="0" w:color="999999"/>
+          <w:insideV w:val="single" w:sz="6" w:space="0" w:color="999999"/>
+        </w:tblBorders>
+      </w:tblPr>
+      <w:tblGrid>
+        <w:gridCol w:w="11340"/>
+      </w:tblGrid>
+      <w:tr>
+        <w:tc>
+          <w:tcPr>
+            <w:tcW w:type="dxa" w:w="11340"/>
+            <w:shd w:fill="F5F5F5"/>
+          </w:tcPr>
+          <w:p>
+            <w:pPr>
+              <w:spacing w:after="0" w:line="240" w:lineRule="auto"/>
+            </w:pPr>
+            <w:r/>
+            <w:r>
+              <w:rPr>
+                <w:rFonts w:ascii="Consolas" w:hAnsi="Consolas" w:eastAsia="Consolas"/>
+                <w:sz w:val="16"/>
+              </w:rPr>
+              <w:t>ALL_ROLES = (</w:t>
+            </w:r>
+          </w:p>
+          <w:p>
+            <w:pPr>
+              <w:spacing w:after="0" w:line="240" w:lineRule="auto"/>
+            </w:pPr>
+            <w:r>
+              <w:rPr>
+                <w:rFonts w:ascii="Consolas" w:hAnsi="Consolas" w:eastAsia="Consolas"/>
+                <w:sz w:val="16"/>
+              </w:rPr>
+              <w:t xml:space="preserve">    'admin', 'director', 'manager', 'pm', 'coordinator',</w:t>
+            </w:r>
+          </w:p>
+          <w:p>
+            <w:pPr>
+              <w:spacing w:after="0" w:line="240" w:lineRule="auto"/>
+            </w:pPr>
+            <w:r>
+              <w:rPr>
+                <w:rFonts w:ascii="Consolas" w:hAnsi="Consolas" w:eastAsia="Consolas"/>
+                <w:sz w:val="16"/>
+              </w:rPr>
+              <w:t xml:space="preserve">    'engineer', 'inspector', 'mechanic', 'driver',</w:t>
+            </w:r>
+          </w:p>
+          <w:p>
+            <w:pPr>
+              <w:spacing w:after="0" w:line="240" w:lineRule="auto"/>
+            </w:pPr>
+            <w:r>
+              <w:rPr>
+                <w:rFonts w:ascii="Consolas" w:hAnsi="Consolas" w:eastAsia="Consolas"/>
+                <w:sz w:val="16"/>
+              </w:rPr>
+              <w:t>)</w:t>
+            </w:r>
+          </w:p>
+          <w:p>
+            <w:pPr>
+              <w:spacing w:after="0" w:line="240" w:lineRule="auto"/>
+            </w:pPr>
+            <w:r>
+              <w:rPr>
+                <w:rFonts w:ascii="Consolas" w:hAnsi="Consolas" w:eastAsia="Consolas"/>
+                <w:sz w:val="16"/>
+              </w:rPr>
+              <w:t xml:space="preserve"> </w:t>
+            </w:r>
+          </w:p>
+          <w:p>
+            <w:pPr>
+              <w:spacing w:after="0" w:line="240" w:lineRule="auto"/>
+            </w:pPr>
+            <w:r>
+              <w:rPr>
+                <w:rFonts w:ascii="Consolas" w:hAnsi="Consolas" w:eastAsia="Consolas"/>
+                <w:sz w:val="16"/>
+              </w:rPr>
+              <w:t>CAN_CREATE = {</w:t>
+            </w:r>
+          </w:p>
+          <w:p>
+            <w:pPr>
+              <w:spacing w:after="0" w:line="240" w:lineRule="auto"/>
+            </w:pPr>
+            <w:r>
+              <w:rPr>
+                <w:rFonts w:ascii="Consolas" w:hAnsi="Consolas" w:eastAsia="Consolas"/>
+                <w:sz w:val="16"/>
+              </w:rPr>
+              <w:t xml:space="preserve">    'admin':       ALL_ROLES,</w:t>
+            </w:r>
+          </w:p>
+          <w:p>
+            <w:pPr>
+              <w:spacing w:after="0" w:line="240" w:lineRule="auto"/>
+            </w:pPr>
+            <w:r>
+              <w:rPr>
+                <w:rFonts w:ascii="Consolas" w:hAnsi="Consolas" w:eastAsia="Consolas"/>
+                <w:sz w:val="16"/>
+              </w:rPr>
+              <w:t xml:space="preserve">    'director':    ('manager', 'pm', 'coordinator', 'engineer',</w:t>
+            </w:r>
+          </w:p>
+          <w:p>
+            <w:pPr>
+              <w:spacing w:after="0" w:line="240" w:lineRule="auto"/>
+            </w:pPr>
+            <w:r>
+              <w:rPr>
+                <w:rFonts w:ascii="Consolas" w:hAnsi="Consolas" w:eastAsia="Consolas"/>
+                <w:sz w:val="16"/>
+              </w:rPr>
+              <w:t xml:space="preserve">                    'inspector', 'mechanic', 'driver'),</w:t>
+            </w:r>
+          </w:p>
+          <w:p>
+            <w:pPr>
+              <w:spacing w:after="0" w:line="240" w:lineRule="auto"/>
+            </w:pPr>
+            <w:r>
+              <w:rPr>
+                <w:rFonts w:ascii="Consolas" w:hAnsi="Consolas" w:eastAsia="Consolas"/>
+                <w:sz w:val="16"/>
+              </w:rPr>
+              <w:t xml:space="preserve">    'coordinator': ('engineer', 'inspector', 'mechanic', 'driver'),</w:t>
+            </w:r>
+          </w:p>
+          <w:p>
+            <w:pPr>
+              <w:spacing w:after="0" w:line="240" w:lineRule="auto"/>
+            </w:pPr>
+            <w:r>
+              <w:rPr>
+                <w:rFonts w:ascii="Consolas" w:hAnsi="Consolas" w:eastAsia="Consolas"/>
+                <w:sz w:val="16"/>
+              </w:rPr>
+              <w:t xml:space="preserve">    'pm':          ('engineer', 'inspector', 'mechanic', 'driver'),</w:t>
+            </w:r>
+          </w:p>
+          <w:p>
+            <w:pPr>
+              <w:spacing w:after="0" w:line="240" w:lineRule="auto"/>
+            </w:pPr>
+            <w:r>
+              <w:rPr>
+                <w:rFonts w:ascii="Consolas" w:hAnsi="Consolas" w:eastAsia="Consolas"/>
+                <w:sz w:val="16"/>
+              </w:rPr>
+              <w:t xml:space="preserve">    'manager':     ('engineer', 'inspector', 'mechanic', 'driver'),</w:t>
+            </w:r>
+          </w:p>
+          <w:p>
+            <w:pPr>
+              <w:spacing w:after="0" w:line="240" w:lineRule="auto"/>
+            </w:pPr>
+            <w:r>
+              <w:rPr>
+                <w:rFonts w:ascii="Consolas" w:hAnsi="Consolas" w:eastAsia="Consolas"/>
+                <w:sz w:val="16"/>
+              </w:rPr>
+              <w:t xml:space="preserve">    'engineer':    ('inspector', 'driver', 'mechanic'),</w:t>
+            </w:r>
+          </w:p>
+          <w:p>
+            <w:pPr>
+              <w:spacing w:after="0" w:line="240" w:lineRule="auto"/>
+            </w:pPr>
+            <w:r>
+              <w:rPr>
+                <w:rFonts w:ascii="Consolas" w:hAnsi="Consolas" w:eastAsia="Consolas"/>
+                <w:sz w:val="16"/>
+              </w:rPr>
+              <w:t>}</w:t>
+            </w:r>
+          </w:p>
+        </w:tc>
+      </w:tr>
+    </w:tbl>
+    <w:p>
+      <w:pPr>
+        <w:spacing w:after="40" w:line="240" w:lineRule="auto"/>
+        <w:jc w:val="left"/>
+      </w:pPr>
+    </w:p>
+    <w:p>
+      <w:pPr>
+        <w:spacing w:after="160" w:line="240" w:lineRule="auto"/>
+        <w:jc w:val="center"/>
+      </w:pPr>
+      <w:r>
+        <w:rPr>
+          <w:i/>
+          <w:sz w:val="18"/>
+        </w:rPr>
+        <w:t>Листинг 1. backend/users/index.py — матрица прав создания учётных записей</w:t>
+      </w:r>
+    </w:p>
+    <w:p>
+      <w:pPr>
+        <w:spacing w:after="60" w:line="240" w:lineRule="auto"/>
+        <w:jc w:val="both"/>
+      </w:pPr>
+      <w:r>
+        <w:rPr>
+          <w:b/>
+        </w:rPr>
+        <w:t>5.2. Точка входа облачной функции (Python)</w:t>
+      </w:r>
+    </w:p>
+    <w:tbl>
+      <w:tblPr>
+        <w:tblW w:type="auto" w:w="0"/>
+        <w:tblLook w:firstColumn="1" w:firstRow="1" w:lastColumn="0" w:lastRow="0" w:noHBand="0" w:noVBand="1" w:val="04A0"/>
+        <w:jc w:val="center"/>
+        <w:tblBorders>
+          <w:top w:val="single" w:sz="6" w:space="0" w:color="999999"/>
+          <w:left w:val="single" w:sz="6" w:space="0" w:color="999999"/>
+          <w:bottom w:val="single" w:sz="6" w:space="0" w:color="999999"/>
+          <w:right w:val="single" w:sz="6" w:space="0" w:color="999999"/>
+          <w:insideH w:val="single" w:sz="6" w:space="0" w:color="999999"/>
+          <w:insideV w:val="single" w:sz="6" w:space="0" w:color="999999"/>
+        </w:tblBorders>
+      </w:tblPr>
+      <w:tblGrid>
+        <w:gridCol w:w="11340"/>
+      </w:tblGrid>
+      <w:tr>
+        <w:tc>
+          <w:tcPr>
+            <w:tcW w:type="dxa" w:w="11340"/>
+            <w:shd w:fill="F5F5F5"/>
+          </w:tcPr>
+          <w:p>
+            <w:pPr>
+              <w:spacing w:after="0" w:line="240" w:lineRule="auto"/>
+            </w:pPr>
+            <w:r/>
+            <w:r>
+              <w:rPr>
+                <w:rFonts w:ascii="Consolas" w:hAnsi="Consolas" w:eastAsia="Consolas"/>
+                <w:sz w:val="16"/>
+              </w:rPr>
+              <w:t>def handler(event: dict, context) -&gt; dict:</w:t>
+            </w:r>
+          </w:p>
+          <w:p>
+            <w:pPr>
+              <w:spacing w:after="0" w:line="240" w:lineRule="auto"/>
+            </w:pPr>
+            <w:r>
+              <w:rPr>
+                <w:rFonts w:ascii="Consolas" w:hAnsi="Consolas" w:eastAsia="Consolas"/>
+                <w:sz w:val="16"/>
+              </w:rPr>
+              <w:t xml:space="preserve">    """Учётные записи сотрудников: регистрация, вход,</w:t>
+            </w:r>
+          </w:p>
+          <w:p>
+            <w:pPr>
+              <w:spacing w:after="0" w:line="240" w:lineRule="auto"/>
+            </w:pPr>
+            <w:r>
+              <w:rPr>
+                <w:rFonts w:ascii="Consolas" w:hAnsi="Consolas" w:eastAsia="Consolas"/>
+                <w:sz w:val="16"/>
+              </w:rPr>
+              <w:t xml:space="preserve">       список, обновление и удаление."""</w:t>
+            </w:r>
+          </w:p>
+          <w:p>
+            <w:pPr>
+              <w:spacing w:after="0" w:line="240" w:lineRule="auto"/>
+            </w:pPr>
+            <w:r>
+              <w:rPr>
+                <w:rFonts w:ascii="Consolas" w:hAnsi="Consolas" w:eastAsia="Consolas"/>
+                <w:sz w:val="16"/>
+              </w:rPr>
+              <w:t xml:space="preserve">    method = event.get('httpMethod', 'GET')</w:t>
+            </w:r>
+          </w:p>
+          <w:p>
+            <w:pPr>
+              <w:spacing w:after="0" w:line="240" w:lineRule="auto"/>
+            </w:pPr>
+            <w:r>
+              <w:rPr>
+                <w:rFonts w:ascii="Consolas" w:hAnsi="Consolas" w:eastAsia="Consolas"/>
+                <w:sz w:val="16"/>
+              </w:rPr>
+              <w:t xml:space="preserve">    if method == 'OPTIONS':</w:t>
+            </w:r>
+          </w:p>
+          <w:p>
+            <w:pPr>
+              <w:spacing w:after="0" w:line="240" w:lineRule="auto"/>
+            </w:pPr>
+            <w:r>
+              <w:rPr>
+                <w:rFonts w:ascii="Consolas" w:hAnsi="Consolas" w:eastAsia="Consolas"/>
+                <w:sz w:val="16"/>
+              </w:rPr>
+              <w:t xml:space="preserve">        return {'statusCode': 200, 'headers': CORS,</w:t>
+            </w:r>
+          </w:p>
+          <w:p>
+            <w:pPr>
+              <w:spacing w:after="0" w:line="240" w:lineRule="auto"/>
+            </w:pPr>
+            <w:r>
+              <w:rPr>
+                <w:rFonts w:ascii="Consolas" w:hAnsi="Consolas" w:eastAsia="Consolas"/>
+                <w:sz w:val="16"/>
+              </w:rPr>
+              <w:t xml:space="preserve">                'isBase64Encoded': False, 'body': ''}</w:t>
+            </w:r>
+          </w:p>
+          <w:p>
+            <w:pPr>
+              <w:spacing w:after="0" w:line="240" w:lineRule="auto"/>
+            </w:pPr>
+            <w:r>
+              <w:rPr>
+                <w:rFonts w:ascii="Consolas" w:hAnsi="Consolas" w:eastAsia="Consolas"/>
+                <w:sz w:val="16"/>
+              </w:rPr>
+              <w:t xml:space="preserve"> </w:t>
+            </w:r>
+          </w:p>
+          <w:p>
+            <w:pPr>
+              <w:spacing w:after="0" w:line="240" w:lineRule="auto"/>
+            </w:pPr>
+            <w:r>
+              <w:rPr>
+                <w:rFonts w:ascii="Consolas" w:hAnsi="Consolas" w:eastAsia="Consolas"/>
+                <w:sz w:val="16"/>
+              </w:rPr>
+              <w:t xml:space="preserve">    conn = psycopg2.connect(os.environ['DATABASE_URL'])</w:t>
+            </w:r>
+          </w:p>
+          <w:p>
+            <w:pPr>
+              <w:spacing w:after="0" w:line="240" w:lineRule="auto"/>
+            </w:pPr>
+            <w:r>
+              <w:rPr>
+                <w:rFonts w:ascii="Consolas" w:hAnsi="Consolas" w:eastAsia="Consolas"/>
+                <w:sz w:val="16"/>
+              </w:rPr>
+              <w:t xml:space="preserve">    cur = conn.cursor(cursor_factory=psycopg2.extras.RealDictCursor)</w:t>
+            </w:r>
+          </w:p>
+          <w:p>
+            <w:pPr>
+              <w:spacing w:after="0" w:line="240" w:lineRule="auto"/>
+            </w:pPr>
+            <w:r>
+              <w:rPr>
+                <w:rFonts w:ascii="Consolas" w:hAnsi="Consolas" w:eastAsia="Consolas"/>
+                <w:sz w:val="16"/>
+              </w:rPr>
+              <w:t xml:space="preserve"> </w:t>
+            </w:r>
+          </w:p>
+          <w:p>
+            <w:pPr>
+              <w:spacing w:after="0" w:line="240" w:lineRule="auto"/>
+            </w:pPr>
+            <w:r>
+              <w:rPr>
+                <w:rFonts w:ascii="Consolas" w:hAnsi="Consolas" w:eastAsia="Consolas"/>
+                <w:sz w:val="16"/>
+              </w:rPr>
+              <w:t xml:space="preserve">    try:</w:t>
+            </w:r>
+          </w:p>
+          <w:p>
+            <w:pPr>
+              <w:spacing w:after="0" w:line="240" w:lineRule="auto"/>
+            </w:pPr>
+            <w:r>
+              <w:rPr>
+                <w:rFonts w:ascii="Consolas" w:hAnsi="Consolas" w:eastAsia="Consolas"/>
+                <w:sz w:val="16"/>
+              </w:rPr>
+              <w:t xml:space="preserve">        if method == 'GET':</w:t>
+            </w:r>
+          </w:p>
+          <w:p>
+            <w:pPr>
+              <w:spacing w:after="0" w:line="240" w:lineRule="auto"/>
+            </w:pPr>
+            <w:r>
+              <w:rPr>
+                <w:rFonts w:ascii="Consolas" w:hAnsi="Consolas" w:eastAsia="Consolas"/>
+                <w:sz w:val="16"/>
+              </w:rPr>
+              <w:t xml:space="preserve">            cur.execute('SELECT * FROM users ORDER BY created_at')</w:t>
+            </w:r>
+          </w:p>
+          <w:p>
+            <w:pPr>
+              <w:spacing w:after="0" w:line="240" w:lineRule="auto"/>
+            </w:pPr>
+            <w:r>
+              <w:rPr>
+                <w:rFonts w:ascii="Consolas" w:hAnsi="Consolas" w:eastAsia="Consolas"/>
+                <w:sz w:val="16"/>
+              </w:rPr>
+              <w:t xml:space="preserve">            return resp(200, {'items': [row_to_user(r)</w:t>
+            </w:r>
+          </w:p>
+          <w:p>
+            <w:pPr>
+              <w:spacing w:after="0" w:line="240" w:lineRule="auto"/>
+            </w:pPr>
+            <w:r>
+              <w:rPr>
+                <w:rFonts w:ascii="Consolas" w:hAnsi="Consolas" w:eastAsia="Consolas"/>
+                <w:sz w:val="16"/>
+              </w:rPr>
+              <w:t xml:space="preserve">                                        for r in cur.fetchall()]})</w:t>
+            </w:r>
+          </w:p>
+          <w:p>
+            <w:pPr>
+              <w:spacing w:after="0" w:line="240" w:lineRule="auto"/>
+            </w:pPr>
+            <w:r>
+              <w:rPr>
+                <w:rFonts w:ascii="Consolas" w:hAnsi="Consolas" w:eastAsia="Consolas"/>
+                <w:sz w:val="16"/>
+              </w:rPr>
+              <w:t xml:space="preserve"> </w:t>
+            </w:r>
+          </w:p>
+          <w:p>
+            <w:pPr>
+              <w:spacing w:after="0" w:line="240" w:lineRule="auto"/>
+            </w:pPr>
+            <w:r>
+              <w:rPr>
+                <w:rFonts w:ascii="Consolas" w:hAnsi="Consolas" w:eastAsia="Consolas"/>
+                <w:sz w:val="16"/>
+              </w:rPr>
+              <w:t xml:space="preserve">        body = json.loads(event.get('body') or '{}')</w:t>
+            </w:r>
+          </w:p>
+          <w:p>
+            <w:pPr>
+              <w:spacing w:after="0" w:line="240" w:lineRule="auto"/>
+            </w:pPr>
+            <w:r>
+              <w:rPr>
+                <w:rFonts w:ascii="Consolas" w:hAnsi="Consolas" w:eastAsia="Consolas"/>
+                <w:sz w:val="16"/>
+              </w:rPr>
+              <w:t xml:space="preserve"> </w:t>
+            </w:r>
+          </w:p>
+          <w:p>
+            <w:pPr>
+              <w:spacing w:after="0" w:line="240" w:lineRule="auto"/>
+            </w:pPr>
+            <w:r>
+              <w:rPr>
+                <w:rFonts w:ascii="Consolas" w:hAnsi="Consolas" w:eastAsia="Consolas"/>
+                <w:sz w:val="16"/>
+              </w:rPr>
+              <w:t xml:space="preserve">        if method == 'POST':</w:t>
+            </w:r>
+          </w:p>
+          <w:p>
+            <w:pPr>
+              <w:spacing w:after="0" w:line="240" w:lineRule="auto"/>
+            </w:pPr>
+            <w:r>
+              <w:rPr>
+                <w:rFonts w:ascii="Consolas" w:hAnsi="Consolas" w:eastAsia="Consolas"/>
+                <w:sz w:val="16"/>
+              </w:rPr>
+              <w:t xml:space="preserve">            action = body.get('action', 'register')</w:t>
+            </w:r>
+          </w:p>
+          <w:p>
+            <w:pPr>
+              <w:spacing w:after="0" w:line="240" w:lineRule="auto"/>
+            </w:pPr>
+            <w:r>
+              <w:rPr>
+                <w:rFonts w:ascii="Consolas" w:hAnsi="Consolas" w:eastAsia="Consolas"/>
+                <w:sz w:val="16"/>
+              </w:rPr>
+              <w:t xml:space="preserve">            if action == 'login':</w:t>
+            </w:r>
+          </w:p>
+          <w:p>
+            <w:pPr>
+              <w:spacing w:after="0" w:line="240" w:lineRule="auto"/>
+            </w:pPr>
+            <w:r>
+              <w:rPr>
+                <w:rFonts w:ascii="Consolas" w:hAnsi="Consolas" w:eastAsia="Consolas"/>
+                <w:sz w:val="16"/>
+              </w:rPr>
+              <w:t xml:space="preserve">                key = norm(body.get('fio', ''))</w:t>
+            </w:r>
+          </w:p>
+          <w:p>
+            <w:pPr>
+              <w:spacing w:after="0" w:line="240" w:lineRule="auto"/>
+            </w:pPr>
+            <w:r>
+              <w:rPr>
+                <w:rFonts w:ascii="Consolas" w:hAnsi="Consolas" w:eastAsia="Consolas"/>
+                <w:sz w:val="16"/>
+              </w:rPr>
+              <w:t xml:space="preserve">                cur.execute(</w:t>
+            </w:r>
+          </w:p>
+          <w:p>
+            <w:pPr>
+              <w:spacing w:after="0" w:line="240" w:lineRule="auto"/>
+            </w:pPr>
+            <w:r>
+              <w:rPr>
+                <w:rFonts w:ascii="Consolas" w:hAnsi="Consolas" w:eastAsia="Consolas"/>
+                <w:sz w:val="16"/>
+              </w:rPr>
+              <w:t xml:space="preserve">                    f"SELECT * FROM users WHERE fio_key = '{esc(key)}'")</w:t>
+            </w:r>
+          </w:p>
+        </w:tc>
+      </w:tr>
+    </w:tbl>
+    <w:p>
+      <w:pPr>
+        <w:spacing w:after="40" w:line="240" w:lineRule="auto"/>
+        <w:jc w:val="left"/>
+      </w:pPr>
+    </w:p>
+    <w:p>
+      <w:pPr>
+        <w:spacing w:after="160" w:line="240" w:lineRule="auto"/>
+        <w:jc w:val="center"/>
+      </w:pPr>
+      <w:r>
+        <w:rPr>
+          <w:i/>
+          <w:sz w:val="18"/>
+        </w:rPr>
+        <w:t>Листинг 2. backend/users/index.py — обработчик запросов к учётным записям</w:t>
+      </w:r>
+    </w:p>
+    <w:p>
+      <w:pPr>
+        <w:spacing w:after="60" w:line="240" w:lineRule="auto"/>
+        <w:jc w:val="both"/>
+      </w:pPr>
+      <w:r>
+        <w:rPr>
+          <w:b/>
+        </w:rPr>
+        <w:t>5.3. Вход руководителя в кабинет сотрудника (TypeScript)</w:t>
+      </w:r>
+    </w:p>
+    <w:p>
+      <w:pPr>
+        <w:spacing w:after="100" w:line="240" w:lineRule="auto"/>
+        <w:jc w:val="both"/>
+      </w:pPr>
+      <w:r>
+        <w:rPr>
+          <w:b w:val="0"/>
+        </w:rPr>
+        <w:t>Реализация функции, позволяющей директору работать в кабинете подчинённого с полными правами и возвращаться к собственным правам в один клик.</w:t>
+      </w:r>
+    </w:p>
+    <w:tbl>
+      <w:tblPr>
+        <w:tblW w:type="auto" w:w="0"/>
+        <w:tblLook w:firstColumn="1" w:firstRow="1" w:lastColumn="0" w:lastRow="0" w:noHBand="0" w:noVBand="1" w:val="04A0"/>
+        <w:jc w:val="center"/>
+        <w:tblBorders>
+          <w:top w:val="single" w:sz="6" w:space="0" w:color="999999"/>
+          <w:left w:val="single" w:sz="6" w:space="0" w:color="999999"/>
+          <w:bottom w:val="single" w:sz="6" w:space="0" w:color="999999"/>
+          <w:right w:val="single" w:sz="6" w:space="0" w:color="999999"/>
+          <w:insideH w:val="single" w:sz="6" w:space="0" w:color="999999"/>
+          <w:insideV w:val="single" w:sz="6" w:space="0" w:color="999999"/>
+        </w:tblBorders>
+      </w:tblPr>
+      <w:tblGrid>
+        <w:gridCol w:w="11340"/>
+      </w:tblGrid>
+      <w:tr>
+        <w:tc>
+          <w:tcPr>
+            <w:tcW w:type="dxa" w:w="11340"/>
+            <w:shd w:fill="F5F5F5"/>
+          </w:tcPr>
+          <w:p>
+            <w:pPr>
+              <w:spacing w:after="0" w:line="240" w:lineRule="auto"/>
+            </w:pPr>
+            <w:r/>
+            <w:r>
+              <w:rPr>
+                <w:rFonts w:ascii="Consolas" w:hAnsi="Consolas" w:eastAsia="Consolas"/>
+                <w:sz w:val="16"/>
+              </w:rPr>
+              <w:t>export interface Impersonation {</w:t>
+            </w:r>
+          </w:p>
+          <w:p>
+            <w:pPr>
+              <w:spacing w:after="0" w:line="240" w:lineRule="auto"/>
+            </w:pPr>
+            <w:r>
+              <w:rPr>
+                <w:rFonts w:ascii="Consolas" w:hAnsi="Consolas" w:eastAsia="Consolas"/>
+                <w:sz w:val="16"/>
+              </w:rPr>
+              <w:t xml:space="preserve">  ownUserId: string;</w:t>
+            </w:r>
+          </w:p>
+          <w:p>
+            <w:pPr>
+              <w:spacing w:after="0" w:line="240" w:lineRule="auto"/>
+            </w:pPr>
+            <w:r>
+              <w:rPr>
+                <w:rFonts w:ascii="Consolas" w:hAnsi="Consolas" w:eastAsia="Consolas"/>
+                <w:sz w:val="16"/>
+              </w:rPr>
+              <w:t xml:space="preserve">  ownFio: string;</w:t>
+            </w:r>
+          </w:p>
+          <w:p>
+            <w:pPr>
+              <w:spacing w:after="0" w:line="240" w:lineRule="auto"/>
+            </w:pPr>
+            <w:r>
+              <w:rPr>
+                <w:rFonts w:ascii="Consolas" w:hAnsi="Consolas" w:eastAsia="Consolas"/>
+                <w:sz w:val="16"/>
+              </w:rPr>
+              <w:t xml:space="preserve">  ownRole: Role;</w:t>
+            </w:r>
+          </w:p>
+          <w:p>
+            <w:pPr>
+              <w:spacing w:after="0" w:line="240" w:lineRule="auto"/>
+            </w:pPr>
+            <w:r>
+              <w:rPr>
+                <w:rFonts w:ascii="Consolas" w:hAnsi="Consolas" w:eastAsia="Consolas"/>
+                <w:sz w:val="16"/>
+              </w:rPr>
+              <w:t xml:space="preserve">  ownProfile: Profile;</w:t>
+            </w:r>
+          </w:p>
+          <w:p>
+            <w:pPr>
+              <w:spacing w:after="0" w:line="240" w:lineRule="auto"/>
+            </w:pPr>
+            <w:r>
+              <w:rPr>
+                <w:rFonts w:ascii="Consolas" w:hAnsi="Consolas" w:eastAsia="Consolas"/>
+                <w:sz w:val="16"/>
+              </w:rPr>
+              <w:t xml:space="preserve">  asUserId: string;</w:t>
+            </w:r>
+          </w:p>
+          <w:p>
+            <w:pPr>
+              <w:spacing w:after="0" w:line="240" w:lineRule="auto"/>
+            </w:pPr>
+            <w:r>
+              <w:rPr>
+                <w:rFonts w:ascii="Consolas" w:hAnsi="Consolas" w:eastAsia="Consolas"/>
+                <w:sz w:val="16"/>
+              </w:rPr>
+              <w:t xml:space="preserve">  asFio: string;</w:t>
+            </w:r>
+          </w:p>
+          <w:p>
+            <w:pPr>
+              <w:spacing w:after="0" w:line="240" w:lineRule="auto"/>
+            </w:pPr>
+            <w:r>
+              <w:rPr>
+                <w:rFonts w:ascii="Consolas" w:hAnsi="Consolas" w:eastAsia="Consolas"/>
+                <w:sz w:val="16"/>
+              </w:rPr>
+              <w:t xml:space="preserve">  asRole: Role;</w:t>
+            </w:r>
+          </w:p>
+          <w:p>
+            <w:pPr>
+              <w:spacing w:after="0" w:line="240" w:lineRule="auto"/>
+            </w:pPr>
+            <w:r>
+              <w:rPr>
+                <w:rFonts w:ascii="Consolas" w:hAnsi="Consolas" w:eastAsia="Consolas"/>
+                <w:sz w:val="16"/>
+              </w:rPr>
+              <w:t>}</w:t>
+            </w:r>
+          </w:p>
+          <w:p>
+            <w:pPr>
+              <w:spacing w:after="0" w:line="240" w:lineRule="auto"/>
+            </w:pPr>
+            <w:r>
+              <w:rPr>
+                <w:rFonts w:ascii="Consolas" w:hAnsi="Consolas" w:eastAsia="Consolas"/>
+                <w:sz w:val="16"/>
+              </w:rPr>
+              <w:t xml:space="preserve"> </w:t>
+            </w:r>
+          </w:p>
+          <w:p>
+            <w:pPr>
+              <w:spacing w:after="0" w:line="240" w:lineRule="auto"/>
+            </w:pPr>
+            <w:r>
+              <w:rPr>
+                <w:rFonts w:ascii="Consolas" w:hAnsi="Consolas" w:eastAsia="Consolas"/>
+                <w:sz w:val="16"/>
+              </w:rPr>
+              <w:t>/** Директор входит в кабинет сотрудника:</w:t>
+            </w:r>
+          </w:p>
+          <w:p>
+            <w:pPr>
+              <w:spacing w:after="0" w:line="240" w:lineRule="auto"/>
+            </w:pPr>
+            <w:r>
+              <w:rPr>
+                <w:rFonts w:ascii="Consolas" w:hAnsi="Consolas" w:eastAsia="Consolas"/>
+                <w:sz w:val="16"/>
+              </w:rPr>
+              <w:t xml:space="preserve"> *  подменяем сессию, свою — запоминаем. */</w:t>
+            </w:r>
+          </w:p>
+          <w:p>
+            <w:pPr>
+              <w:spacing w:after="0" w:line="240" w:lineRule="auto"/>
+            </w:pPr>
+            <w:r>
+              <w:rPr>
+                <w:rFonts w:ascii="Consolas" w:hAnsi="Consolas" w:eastAsia="Consolas"/>
+                <w:sz w:val="16"/>
+              </w:rPr>
+              <w:t>export const startImpersonation = (</w:t>
+            </w:r>
+          </w:p>
+          <w:p>
+            <w:pPr>
+              <w:spacing w:after="0" w:line="240" w:lineRule="auto"/>
+            </w:pPr>
+            <w:r>
+              <w:rPr>
+                <w:rFonts w:ascii="Consolas" w:hAnsi="Consolas" w:eastAsia="Consolas"/>
+                <w:sz w:val="16"/>
+              </w:rPr>
+              <w:t xml:space="preserve">  target: User,</w:t>
+            </w:r>
+          </w:p>
+          <w:p>
+            <w:pPr>
+              <w:spacing w:after="0" w:line="240" w:lineRule="auto"/>
+            </w:pPr>
+            <w:r>
+              <w:rPr>
+                <w:rFonts w:ascii="Consolas" w:hAnsi="Consolas" w:eastAsia="Consolas"/>
+                <w:sz w:val="16"/>
+              </w:rPr>
+              <w:t xml:space="preserve">  ownProfile: Profile,</w:t>
+            </w:r>
+          </w:p>
+          <w:p>
+            <w:pPr>
+              <w:spacing w:after="0" w:line="240" w:lineRule="auto"/>
+            </w:pPr>
+            <w:r>
+              <w:rPr>
+                <w:rFonts w:ascii="Consolas" w:hAnsi="Consolas" w:eastAsia="Consolas"/>
+                <w:sz w:val="16"/>
+              </w:rPr>
+              <w:t>) =&gt; {</w:t>
+            </w:r>
+          </w:p>
+          <w:p>
+            <w:pPr>
+              <w:spacing w:after="0" w:line="240" w:lineRule="auto"/>
+            </w:pPr>
+            <w:r>
+              <w:rPr>
+                <w:rFonts w:ascii="Consolas" w:hAnsi="Consolas" w:eastAsia="Consolas"/>
+                <w:sz w:val="16"/>
+              </w:rPr>
+              <w:t xml:space="preserve">  const existing = readImpersonation();</w:t>
+            </w:r>
+          </w:p>
+          <w:p>
+            <w:pPr>
+              <w:spacing w:after="0" w:line="240" w:lineRule="auto"/>
+            </w:pPr>
+            <w:r>
+              <w:rPr>
+                <w:rFonts w:ascii="Consolas" w:hAnsi="Consolas" w:eastAsia="Consolas"/>
+                <w:sz w:val="16"/>
+              </w:rPr>
+              <w:t xml:space="preserve">  const own = existing ?? {</w:t>
+            </w:r>
+          </w:p>
+          <w:p>
+            <w:pPr>
+              <w:spacing w:after="0" w:line="240" w:lineRule="auto"/>
+            </w:pPr>
+            <w:r>
+              <w:rPr>
+                <w:rFonts w:ascii="Consolas" w:hAnsi="Consolas" w:eastAsia="Consolas"/>
+                <w:sz w:val="16"/>
+              </w:rPr>
+              <w:t xml:space="preserve">    ownUserId: ownProfile.userId ?? readSession() ?? '',</w:t>
+            </w:r>
+          </w:p>
+          <w:p>
+            <w:pPr>
+              <w:spacing w:after="0" w:line="240" w:lineRule="auto"/>
+            </w:pPr>
+            <w:r>
+              <w:rPr>
+                <w:rFonts w:ascii="Consolas" w:hAnsi="Consolas" w:eastAsia="Consolas"/>
+                <w:sz w:val="16"/>
+              </w:rPr>
+              <w:t xml:space="preserve">    ownFio: ownProfile.fio,</w:t>
+            </w:r>
+          </w:p>
+          <w:p>
+            <w:pPr>
+              <w:spacing w:after="0" w:line="240" w:lineRule="auto"/>
+            </w:pPr>
+            <w:r>
+              <w:rPr>
+                <w:rFonts w:ascii="Consolas" w:hAnsi="Consolas" w:eastAsia="Consolas"/>
+                <w:sz w:val="16"/>
+              </w:rPr>
+              <w:t xml:space="preserve">    ownRole: ownProfile.role,</w:t>
+            </w:r>
+          </w:p>
+          <w:p>
+            <w:pPr>
+              <w:spacing w:after="0" w:line="240" w:lineRule="auto"/>
+            </w:pPr>
+            <w:r>
+              <w:rPr>
+                <w:rFonts w:ascii="Consolas" w:hAnsi="Consolas" w:eastAsia="Consolas"/>
+                <w:sz w:val="16"/>
+              </w:rPr>
+              <w:t xml:space="preserve">    ownProfile,</w:t>
+            </w:r>
+          </w:p>
+          <w:p>
+            <w:pPr>
+              <w:spacing w:after="0" w:line="240" w:lineRule="auto"/>
+            </w:pPr>
+            <w:r>
+              <w:rPr>
+                <w:rFonts w:ascii="Consolas" w:hAnsi="Consolas" w:eastAsia="Consolas"/>
+                <w:sz w:val="16"/>
+              </w:rPr>
+              <w:t xml:space="preserve">  };</w:t>
+            </w:r>
+          </w:p>
+          <w:p>
+            <w:pPr>
+              <w:spacing w:after="0" w:line="240" w:lineRule="auto"/>
+            </w:pPr>
+            <w:r>
+              <w:rPr>
+                <w:rFonts w:ascii="Consolas" w:hAnsi="Consolas" w:eastAsia="Consolas"/>
+                <w:sz w:val="16"/>
+              </w:rPr>
+              <w:t xml:space="preserve">  setSession(target.id);</w:t>
+            </w:r>
+          </w:p>
+          <w:p>
+            <w:pPr>
+              <w:spacing w:after="0" w:line="240" w:lineRule="auto"/>
+            </w:pPr>
+            <w:r>
+              <w:rPr>
+                <w:rFonts w:ascii="Consolas" w:hAnsi="Consolas" w:eastAsia="Consolas"/>
+                <w:sz w:val="16"/>
+              </w:rPr>
+              <w:t xml:space="preserve">  applyProfile(profileOf(target));</w:t>
+            </w:r>
+          </w:p>
+          <w:p>
+            <w:pPr>
+              <w:spacing w:after="0" w:line="240" w:lineRule="auto"/>
+            </w:pPr>
+            <w:r>
+              <w:rPr>
+                <w:rFonts w:ascii="Consolas" w:hAnsi="Consolas" w:eastAsia="Consolas"/>
+                <w:sz w:val="16"/>
+              </w:rPr>
+              <w:t>};</w:t>
+            </w:r>
+          </w:p>
+        </w:tc>
+      </w:tr>
+    </w:tbl>
+    <w:p>
+      <w:pPr>
+        <w:spacing w:after="40" w:line="240" w:lineRule="auto"/>
+        <w:jc w:val="left"/>
+      </w:pPr>
+    </w:p>
+    <w:p>
+      <w:pPr>
+        <w:spacing w:after="160" w:line="240" w:lineRule="auto"/>
+        <w:jc w:val="center"/>
+      </w:pPr>
+      <w:r>
+        <w:rPr>
+          <w:i/>
+          <w:sz w:val="18"/>
+        </w:rPr>
+        <w:t>Листинг 3. src/data/impersonate.ts — переход в кабинет сотрудника</w:t>
+      </w:r>
+    </w:p>
+    <w:p>
+      <w:pPr>
+        <w:spacing w:after="60" w:line="240" w:lineRule="auto"/>
+        <w:jc w:val="both"/>
+      </w:pPr>
+      <w:r>
+        <w:rPr>
+          <w:b/>
+        </w:rPr>
+        <w:t>5.4. Структура хранения данных геолокации (SQL)</w:t>
+      </w:r>
+    </w:p>
+    <w:tbl>
+      <w:tblPr>
+        <w:tblW w:type="auto" w:w="0"/>
+        <w:tblLook w:firstColumn="1" w:firstRow="1" w:lastColumn="0" w:lastRow="0" w:noHBand="0" w:noVBand="1" w:val="04A0"/>
+        <w:jc w:val="center"/>
+        <w:tblBorders>
+          <w:top w:val="single" w:sz="6" w:space="0" w:color="999999"/>
+          <w:left w:val="single" w:sz="6" w:space="0" w:color="999999"/>
+          <w:bottom w:val="single" w:sz="6" w:space="0" w:color="999999"/>
+          <w:right w:val="single" w:sz="6" w:space="0" w:color="999999"/>
+          <w:insideH w:val="single" w:sz="6" w:space="0" w:color="999999"/>
+          <w:insideV w:val="single" w:sz="6" w:space="0" w:color="999999"/>
+        </w:tblBorders>
+      </w:tblPr>
+      <w:tblGrid>
+        <w:gridCol w:w="11340"/>
+      </w:tblGrid>
+      <w:tr>
+        <w:tc>
+          <w:tcPr>
+            <w:tcW w:type="dxa" w:w="11340"/>
+            <w:shd w:fill="F5F5F5"/>
+          </w:tcPr>
+          <w:p>
+            <w:pPr>
+              <w:spacing w:after="0" w:line="240" w:lineRule="auto"/>
+            </w:pPr>
+            <w:r/>
+            <w:r>
+              <w:rPr>
+                <w:rFonts w:ascii="Consolas" w:hAnsi="Consolas" w:eastAsia="Consolas"/>
+                <w:sz w:val="16"/>
+              </w:rPr>
+              <w:t>CREATE TABLE IF NOT EXISTS track_points (</w:t>
+            </w:r>
+          </w:p>
+          <w:p>
+            <w:pPr>
+              <w:spacing w:after="0" w:line="240" w:lineRule="auto"/>
+            </w:pPr>
+            <w:r>
+              <w:rPr>
+                <w:rFonts w:ascii="Consolas" w:hAnsi="Consolas" w:eastAsia="Consolas"/>
+                <w:sz w:val="16"/>
+              </w:rPr>
+              <w:t xml:space="preserve">  id          bigserial PRIMARY KEY,</w:t>
+            </w:r>
+          </w:p>
+          <w:p>
+            <w:pPr>
+              <w:spacing w:after="0" w:line="240" w:lineRule="auto"/>
+            </w:pPr>
+            <w:r>
+              <w:rPr>
+                <w:rFonts w:ascii="Consolas" w:hAnsi="Consolas" w:eastAsia="Consolas"/>
+                <w:sz w:val="16"/>
+              </w:rPr>
+              <w:t xml:space="preserve">  user_id     text NOT NULL DEFAULT '',</w:t>
+            </w:r>
+          </w:p>
+          <w:p>
+            <w:pPr>
+              <w:spacing w:after="0" w:line="240" w:lineRule="auto"/>
+            </w:pPr>
+            <w:r>
+              <w:rPr>
+                <w:rFonts w:ascii="Consolas" w:hAnsi="Consolas" w:eastAsia="Consolas"/>
+                <w:sz w:val="16"/>
+              </w:rPr>
+              <w:t xml:space="preserve">  fio         text NOT NULL DEFAULT '',</w:t>
+            </w:r>
+          </w:p>
+          <w:p>
+            <w:pPr>
+              <w:spacing w:after="0" w:line="240" w:lineRule="auto"/>
+            </w:pPr>
+            <w:r>
+              <w:rPr>
+                <w:rFonts w:ascii="Consolas" w:hAnsi="Consolas" w:eastAsia="Consolas"/>
+                <w:sz w:val="16"/>
+              </w:rPr>
+              <w:t xml:space="preserve">  role        text NOT NULL DEFAULT '',</w:t>
+            </w:r>
+          </w:p>
+          <w:p>
+            <w:pPr>
+              <w:spacing w:after="0" w:line="240" w:lineRule="auto"/>
+            </w:pPr>
+            <w:r>
+              <w:rPr>
+                <w:rFonts w:ascii="Consolas" w:hAnsi="Consolas" w:eastAsia="Consolas"/>
+                <w:sz w:val="16"/>
+              </w:rPr>
+              <w:t xml:space="preserve">  lat         double precision NOT NULL,</w:t>
+            </w:r>
+          </w:p>
+          <w:p>
+            <w:pPr>
+              <w:spacing w:after="0" w:line="240" w:lineRule="auto"/>
+            </w:pPr>
+            <w:r>
+              <w:rPr>
+                <w:rFonts w:ascii="Consolas" w:hAnsi="Consolas" w:eastAsia="Consolas"/>
+                <w:sz w:val="16"/>
+              </w:rPr>
+              <w:t xml:space="preserve">  lng         double precision NOT NULL,</w:t>
+            </w:r>
+          </w:p>
+          <w:p>
+            <w:pPr>
+              <w:spacing w:after="0" w:line="240" w:lineRule="auto"/>
+            </w:pPr>
+            <w:r>
+              <w:rPr>
+                <w:rFonts w:ascii="Consolas" w:hAnsi="Consolas" w:eastAsia="Consolas"/>
+                <w:sz w:val="16"/>
+              </w:rPr>
+              <w:t xml:space="preserve">  accuracy    double precision NOT NULL DEFAULT 0,</w:t>
+            </w:r>
+          </w:p>
+          <w:p>
+            <w:pPr>
+              <w:spacing w:after="0" w:line="240" w:lineRule="auto"/>
+            </w:pPr>
+            <w:r>
+              <w:rPr>
+                <w:rFonts w:ascii="Consolas" w:hAnsi="Consolas" w:eastAsia="Consolas"/>
+                <w:sz w:val="16"/>
+              </w:rPr>
+              <w:t xml:space="preserve">  speed       double precision NOT NULL DEFAULT 0,</w:t>
+            </w:r>
+          </w:p>
+          <w:p>
+            <w:pPr>
+              <w:spacing w:after="0" w:line="240" w:lineRule="auto"/>
+            </w:pPr>
+            <w:r>
+              <w:rPr>
+                <w:rFonts w:ascii="Consolas" w:hAnsi="Consolas" w:eastAsia="Consolas"/>
+                <w:sz w:val="16"/>
+              </w:rPr>
+              <w:t xml:space="preserve">  day         date NOT NULL,</w:t>
+            </w:r>
+          </w:p>
+          <w:p>
+            <w:pPr>
+              <w:spacing w:after="0" w:line="240" w:lineRule="auto"/>
+            </w:pPr>
+            <w:r>
+              <w:rPr>
+                <w:rFonts w:ascii="Consolas" w:hAnsi="Consolas" w:eastAsia="Consolas"/>
+                <w:sz w:val="16"/>
+              </w:rPr>
+              <w:t xml:space="preserve">  recorded_at timestamptz NOT NULL DEFAULT now()</w:t>
+            </w:r>
+          </w:p>
+          <w:p>
+            <w:pPr>
+              <w:spacing w:after="0" w:line="240" w:lineRule="auto"/>
+            </w:pPr>
+            <w:r>
+              <w:rPr>
+                <w:rFonts w:ascii="Consolas" w:hAnsi="Consolas" w:eastAsia="Consolas"/>
+                <w:sz w:val="16"/>
+              </w:rPr>
+              <w:t>);</w:t>
+            </w:r>
+          </w:p>
+          <w:p>
+            <w:pPr>
+              <w:spacing w:after="0" w:line="240" w:lineRule="auto"/>
+            </w:pPr>
+            <w:r>
+              <w:rPr>
+                <w:rFonts w:ascii="Consolas" w:hAnsi="Consolas" w:eastAsia="Consolas"/>
+                <w:sz w:val="16"/>
+              </w:rPr>
+              <w:t xml:space="preserve"> </w:t>
+            </w:r>
+          </w:p>
+          <w:p>
+            <w:pPr>
+              <w:spacing w:after="0" w:line="240" w:lineRule="auto"/>
+            </w:pPr>
+            <w:r>
+              <w:rPr>
+                <w:rFonts w:ascii="Consolas" w:hAnsi="Consolas" w:eastAsia="Consolas"/>
+                <w:sz w:val="16"/>
+              </w:rPr>
+              <w:t>CREATE INDEX IF NOT EXISTS track_points_user_day</w:t>
+            </w:r>
+          </w:p>
+          <w:p>
+            <w:pPr>
+              <w:spacing w:after="0" w:line="240" w:lineRule="auto"/>
+            </w:pPr>
+            <w:r>
+              <w:rPr>
+                <w:rFonts w:ascii="Consolas" w:hAnsi="Consolas" w:eastAsia="Consolas"/>
+                <w:sz w:val="16"/>
+              </w:rPr>
+              <w:t xml:space="preserve">    ON track_points (user_id, day);</w:t>
+            </w:r>
+          </w:p>
+          <w:p>
+            <w:pPr>
+              <w:spacing w:after="0" w:line="240" w:lineRule="auto"/>
+            </w:pPr>
+            <w:r>
+              <w:rPr>
+                <w:rFonts w:ascii="Consolas" w:hAnsi="Consolas" w:eastAsia="Consolas"/>
+                <w:sz w:val="16"/>
+              </w:rPr>
+              <w:t>CREATE INDEX IF NOT EXISTS track_points_recorded</w:t>
+            </w:r>
+          </w:p>
+          <w:p>
+            <w:pPr>
+              <w:spacing w:after="0" w:line="240" w:lineRule="auto"/>
+            </w:pPr>
+            <w:r>
+              <w:rPr>
+                <w:rFonts w:ascii="Consolas" w:hAnsi="Consolas" w:eastAsia="Consolas"/>
+                <w:sz w:val="16"/>
+              </w:rPr>
+              <w:t xml:space="preserve">    ON track_points (recorded_at DESC);</w:t>
+            </w:r>
+          </w:p>
+        </w:tc>
+      </w:tr>
+    </w:tbl>
+    <w:p>
+      <w:pPr>
+        <w:spacing w:after="40" w:line="240" w:lineRule="auto"/>
+        <w:jc w:val="left"/>
+      </w:pPr>
+    </w:p>
+    <w:p>
+      <w:pPr>
+        <w:spacing w:after="160" w:line="240" w:lineRule="auto"/>
+        <w:jc w:val="center"/>
+      </w:pPr>
+      <w:r>
+        <w:rPr>
+          <w:i/>
+          <w:sz w:val="18"/>
+        </w:rPr>
+        <w:t>Листинг 4. db_migrations/V0053__tracker.sql — таблица учёта перемещений</w:t>
+      </w:r>
+    </w:p>
+    <w:p>
+      <w:pPr>
+        <w:spacing w:after="100" w:line="240" w:lineRule="auto"/>
+        <w:jc w:val="both"/>
+      </w:pPr>
+      <w:r>
+        <w:rPr>
+          <w:b/>
+        </w:rPr>
+        <w:t>6. Сборка мобильного приложения для Android</w:t>
+      </w:r>
+    </w:p>
+    <w:p>
+      <w:pPr>
+        <w:spacing w:after="120" w:line="240" w:lineRule="auto"/>
+        <w:jc w:val="both"/>
+      </w:pPr>
+      <w:r>
+        <w:rPr>
+          <w:b w:val="0"/>
+        </w:rPr>
+        <w:t>Мобильное приложение собирается из исходного кода средствами Android SDK версии 34 и подписывается сертификатом организации. Минимальная поддерживаемая версия — Android 7.0 (API 24), целевая — Android 14 (API 34).</w:t>
+      </w:r>
+    </w:p>
+    <w:p>
+      <w:pPr>
+        <w:spacing w:after="60" w:line="240" w:lineRule="auto"/>
+        <w:jc w:val="both"/>
+      </w:pPr>
+      <w:r>
+        <w:rPr>
+          <w:b/>
+        </w:rPr>
+        <w:t>6.1. Манифест приложения</w:t>
+      </w:r>
+    </w:p>
+    <w:tbl>
+      <w:tblPr>
+        <w:tblW w:type="auto" w:w="0"/>
+        <w:tblLook w:firstColumn="1" w:firstRow="1" w:lastColumn="0" w:lastRow="0" w:noHBand="0" w:noVBand="1" w:val="04A0"/>
+        <w:jc w:val="center"/>
+        <w:tblBorders>
+          <w:top w:val="single" w:sz="6" w:space="0" w:color="999999"/>
+          <w:left w:val="single" w:sz="6" w:space="0" w:color="999999"/>
+          <w:bottom w:val="single" w:sz="6" w:space="0" w:color="999999"/>
+          <w:right w:val="single" w:sz="6" w:space="0" w:color="999999"/>
+          <w:insideH w:val="single" w:sz="6" w:space="0" w:color="999999"/>
+          <w:insideV w:val="single" w:sz="6" w:space="0" w:color="999999"/>
+        </w:tblBorders>
+      </w:tblPr>
+      <w:tblGrid>
+        <w:gridCol w:w="11340"/>
+      </w:tblGrid>
+      <w:tr>
+        <w:tc>
+          <w:tcPr>
+            <w:tcW w:type="dxa" w:w="11340"/>
+            <w:shd w:fill="F5F5F5"/>
+          </w:tcPr>
+          <w:p>
+            <w:pPr>
+              <w:spacing w:after="0" w:line="240" w:lineRule="auto"/>
+            </w:pPr>
+            <w:r/>
+            <w:r>
+              <w:rPr>
+                <w:rFonts w:ascii="Consolas" w:hAnsi="Consolas" w:eastAsia="Consolas"/>
+                <w:sz w:val="16"/>
+              </w:rPr>
+              <w:t>&lt;manifest xmlns:android="http://schemas.android.com/apk/res/android"</w:t>
+            </w:r>
+          </w:p>
+          <w:p>
+            <w:pPr>
+              <w:spacing w:after="0" w:line="240" w:lineRule="auto"/>
+            </w:pPr>
+            <w:r>
+              <w:rPr>
+                <w:rFonts w:ascii="Consolas" w:hAnsi="Consolas" w:eastAsia="Consolas"/>
+                <w:sz w:val="16"/>
+              </w:rPr>
+              <w:t xml:space="preserve">    package="com.globalstroy.inspector"</w:t>
+            </w:r>
+          </w:p>
+          <w:p>
+            <w:pPr>
+              <w:spacing w:after="0" w:line="240" w:lineRule="auto"/>
+            </w:pPr>
+            <w:r>
+              <w:rPr>
+                <w:rFonts w:ascii="Consolas" w:hAnsi="Consolas" w:eastAsia="Consolas"/>
+                <w:sz w:val="16"/>
+              </w:rPr>
+              <w:t xml:space="preserve">    android:versionCode="4"</w:t>
+            </w:r>
+          </w:p>
+          <w:p>
+            <w:pPr>
+              <w:spacing w:after="0" w:line="240" w:lineRule="auto"/>
+            </w:pPr>
+            <w:r>
+              <w:rPr>
+                <w:rFonts w:ascii="Consolas" w:hAnsi="Consolas" w:eastAsia="Consolas"/>
+                <w:sz w:val="16"/>
+              </w:rPr>
+              <w:t xml:space="preserve">    android:versionName="1.3"&gt;</w:t>
+            </w:r>
+          </w:p>
+          <w:p>
+            <w:pPr>
+              <w:spacing w:after="0" w:line="240" w:lineRule="auto"/>
+            </w:pPr>
+            <w:r>
+              <w:rPr>
+                <w:rFonts w:ascii="Consolas" w:hAnsi="Consolas" w:eastAsia="Consolas"/>
+                <w:sz w:val="16"/>
+              </w:rPr>
+              <w:t xml:space="preserve"> </w:t>
+            </w:r>
+          </w:p>
+          <w:p>
+            <w:pPr>
+              <w:spacing w:after="0" w:line="240" w:lineRule="auto"/>
+            </w:pPr>
+            <w:r>
+              <w:rPr>
+                <w:rFonts w:ascii="Consolas" w:hAnsi="Consolas" w:eastAsia="Consolas"/>
+                <w:sz w:val="16"/>
+              </w:rPr>
+              <w:t xml:space="preserve">    &lt;uses-permission android:name="android.permission.INTERNET"/&gt;</w:t>
+            </w:r>
+          </w:p>
+          <w:p>
+            <w:pPr>
+              <w:spacing w:after="0" w:line="240" w:lineRule="auto"/>
+            </w:pPr>
+            <w:r>
+              <w:rPr>
+                <w:rFonts w:ascii="Consolas" w:hAnsi="Consolas" w:eastAsia="Consolas"/>
+                <w:sz w:val="16"/>
+              </w:rPr>
+              <w:t xml:space="preserve">    &lt;uses-permission android:name="android.permission.ACCESS_NETWORK_STATE"/&gt;</w:t>
+            </w:r>
+          </w:p>
+          <w:p>
+            <w:pPr>
+              <w:spacing w:after="0" w:line="240" w:lineRule="auto"/>
+            </w:pPr>
+            <w:r>
+              <w:rPr>
+                <w:rFonts w:ascii="Consolas" w:hAnsi="Consolas" w:eastAsia="Consolas"/>
+                <w:sz w:val="16"/>
+              </w:rPr>
+              <w:t xml:space="preserve">    &lt;uses-permission android:name="android.permission.ACCESS_FINE_LOCATION"/&gt;</w:t>
+            </w:r>
+          </w:p>
+          <w:p>
+            <w:pPr>
+              <w:spacing w:after="0" w:line="240" w:lineRule="auto"/>
+            </w:pPr>
+            <w:r>
+              <w:rPr>
+                <w:rFonts w:ascii="Consolas" w:hAnsi="Consolas" w:eastAsia="Consolas"/>
+                <w:sz w:val="16"/>
+              </w:rPr>
+              <w:t xml:space="preserve">    &lt;uses-permission android:name="android.permission.ACCESS_COARSE_LOCATION"/&gt;</w:t>
+            </w:r>
+          </w:p>
+          <w:p>
+            <w:pPr>
+              <w:spacing w:after="0" w:line="240" w:lineRule="auto"/>
+            </w:pPr>
+            <w:r>
+              <w:rPr>
+                <w:rFonts w:ascii="Consolas" w:hAnsi="Consolas" w:eastAsia="Consolas"/>
+                <w:sz w:val="16"/>
+              </w:rPr>
+              <w:t xml:space="preserve">    &lt;uses-permission android:name="android.permission.CAMERA"/&gt;</w:t>
+            </w:r>
+          </w:p>
+          <w:p>
+            <w:pPr>
+              <w:spacing w:after="0" w:line="240" w:lineRule="auto"/>
+            </w:pPr>
+            <w:r>
+              <w:rPr>
+                <w:rFonts w:ascii="Consolas" w:hAnsi="Consolas" w:eastAsia="Consolas"/>
+                <w:sz w:val="16"/>
+              </w:rPr>
+              <w:t xml:space="preserve">    &lt;uses-permission android:name="android.permission.REQUEST_INSTALL_PACKAGES"/&gt;</w:t>
+            </w:r>
+          </w:p>
+          <w:p>
+            <w:pPr>
+              <w:spacing w:after="0" w:line="240" w:lineRule="auto"/>
+            </w:pPr>
+            <w:r>
+              <w:rPr>
+                <w:rFonts w:ascii="Consolas" w:hAnsi="Consolas" w:eastAsia="Consolas"/>
+                <w:sz w:val="16"/>
+              </w:rPr>
+              <w:t xml:space="preserve"> </w:t>
+            </w:r>
+          </w:p>
+          <w:p>
+            <w:pPr>
+              <w:spacing w:after="0" w:line="240" w:lineRule="auto"/>
+            </w:pPr>
+            <w:r>
+              <w:rPr>
+                <w:rFonts w:ascii="Consolas" w:hAnsi="Consolas" w:eastAsia="Consolas"/>
+                <w:sz w:val="16"/>
+              </w:rPr>
+              <w:t xml:space="preserve">    &lt;uses-feature android:name="android.hardware.camera"</w:t>
+            </w:r>
+          </w:p>
+          <w:p>
+            <w:pPr>
+              <w:spacing w:after="0" w:line="240" w:lineRule="auto"/>
+            </w:pPr>
+            <w:r>
+              <w:rPr>
+                <w:rFonts w:ascii="Consolas" w:hAnsi="Consolas" w:eastAsia="Consolas"/>
+                <w:sz w:val="16"/>
+              </w:rPr>
+              <w:t xml:space="preserve">                  android:required="false"/&gt;</w:t>
+            </w:r>
+          </w:p>
+          <w:p>
+            <w:pPr>
+              <w:spacing w:after="0" w:line="240" w:lineRule="auto"/>
+            </w:pPr>
+            <w:r>
+              <w:rPr>
+                <w:rFonts w:ascii="Consolas" w:hAnsi="Consolas" w:eastAsia="Consolas"/>
+                <w:sz w:val="16"/>
+              </w:rPr>
+              <w:t xml:space="preserve">    &lt;uses-feature android:name="android.hardware.location.gps"</w:t>
+            </w:r>
+          </w:p>
+          <w:p>
+            <w:pPr>
+              <w:spacing w:after="0" w:line="240" w:lineRule="auto"/>
+            </w:pPr>
+            <w:r>
+              <w:rPr>
+                <w:rFonts w:ascii="Consolas" w:hAnsi="Consolas" w:eastAsia="Consolas"/>
+                <w:sz w:val="16"/>
+              </w:rPr>
+              <w:t xml:space="preserve">                  android:required="false"/&gt;</w:t>
+            </w:r>
+          </w:p>
+          <w:p>
+            <w:pPr>
+              <w:spacing w:after="0" w:line="240" w:lineRule="auto"/>
+            </w:pPr>
+            <w:r>
+              <w:rPr>
+                <w:rFonts w:ascii="Consolas" w:hAnsi="Consolas" w:eastAsia="Consolas"/>
+                <w:sz w:val="16"/>
+              </w:rPr>
+              <w:t xml:space="preserve"> </w:t>
+            </w:r>
+          </w:p>
+          <w:p>
+            <w:pPr>
+              <w:spacing w:after="0" w:line="240" w:lineRule="auto"/>
+            </w:pPr>
+            <w:r>
+              <w:rPr>
+                <w:rFonts w:ascii="Consolas" w:hAnsi="Consolas" w:eastAsia="Consolas"/>
+                <w:sz w:val="16"/>
+              </w:rPr>
+              <w:t xml:space="preserve">    &lt;application</w:t>
+            </w:r>
+          </w:p>
+          <w:p>
+            <w:pPr>
+              <w:spacing w:after="0" w:line="240" w:lineRule="auto"/>
+            </w:pPr>
+            <w:r>
+              <w:rPr>
+                <w:rFonts w:ascii="Consolas" w:hAnsi="Consolas" w:eastAsia="Consolas"/>
+                <w:sz w:val="16"/>
+              </w:rPr>
+              <w:t xml:space="preserve">        android:label="@string/app_name"</w:t>
+            </w:r>
+          </w:p>
+          <w:p>
+            <w:pPr>
+              <w:spacing w:after="0" w:line="240" w:lineRule="auto"/>
+            </w:pPr>
+            <w:r>
+              <w:rPr>
+                <w:rFonts w:ascii="Consolas" w:hAnsi="Consolas" w:eastAsia="Consolas"/>
+                <w:sz w:val="16"/>
+              </w:rPr>
+              <w:t xml:space="preserve">        android:icon="@mipmap/ic_launcher"</w:t>
+            </w:r>
+          </w:p>
+          <w:p>
+            <w:pPr>
+              <w:spacing w:after="0" w:line="240" w:lineRule="auto"/>
+            </w:pPr>
+            <w:r>
+              <w:rPr>
+                <w:rFonts w:ascii="Consolas" w:hAnsi="Consolas" w:eastAsia="Consolas"/>
+                <w:sz w:val="16"/>
+              </w:rPr>
+              <w:t xml:space="preserve">        android:hardwareAccelerated="true"</w:t>
+            </w:r>
+          </w:p>
+          <w:p>
+            <w:pPr>
+              <w:spacing w:after="0" w:line="240" w:lineRule="auto"/>
+            </w:pPr>
+            <w:r>
+              <w:rPr>
+                <w:rFonts w:ascii="Consolas" w:hAnsi="Consolas" w:eastAsia="Consolas"/>
+                <w:sz w:val="16"/>
+              </w:rPr>
+              <w:t xml:space="preserve">        android:theme="@style/AppTheme"&gt;</w:t>
+            </w:r>
+          </w:p>
+          <w:p>
+            <w:pPr>
+              <w:spacing w:after="0" w:line="240" w:lineRule="auto"/>
+            </w:pPr>
+            <w:r>
+              <w:rPr>
+                <w:rFonts w:ascii="Consolas" w:hAnsi="Consolas" w:eastAsia="Consolas"/>
+                <w:sz w:val="16"/>
+              </w:rPr>
+              <w:t xml:space="preserve">        &lt;activity android:name=".MainActivity"/&gt;</w:t>
+            </w:r>
+          </w:p>
+          <w:p>
+            <w:pPr>
+              <w:spacing w:after="0" w:line="240" w:lineRule="auto"/>
+            </w:pPr>
+            <w:r>
+              <w:rPr>
+                <w:rFonts w:ascii="Consolas" w:hAnsi="Consolas" w:eastAsia="Consolas"/>
+                <w:sz w:val="16"/>
+              </w:rPr>
+              <w:t xml:space="preserve">    &lt;/application&gt;</w:t>
+            </w:r>
+          </w:p>
+          <w:p>
+            <w:pPr>
+              <w:spacing w:after="0" w:line="240" w:lineRule="auto"/>
+            </w:pPr>
+            <w:r>
+              <w:rPr>
+                <w:rFonts w:ascii="Consolas" w:hAnsi="Consolas" w:eastAsia="Consolas"/>
+                <w:sz w:val="16"/>
+              </w:rPr>
+              <w:t>&lt;/manifest&gt;</w:t>
+            </w:r>
+          </w:p>
+        </w:tc>
+      </w:tr>
+    </w:tbl>
+    <w:p>
+      <w:pPr>
+        <w:spacing w:after="40" w:line="240" w:lineRule="auto"/>
+        <w:jc w:val="left"/>
+      </w:pPr>
+    </w:p>
+    <w:p>
+      <w:pPr>
+        <w:spacing w:after="160" w:line="240" w:lineRule="auto"/>
+        <w:jc w:val="center"/>
+      </w:pPr>
+      <w:r>
+        <w:rPr>
+          <w:i/>
+          <w:sz w:val="18"/>
+        </w:rPr>
+        <w:t>Листинг 5. android/AndroidManifest.xml — манифест приложения</w:t>
+      </w:r>
+    </w:p>
+    <w:p>
+      <w:pPr>
+        <w:spacing w:after="60" w:line="240" w:lineRule="auto"/>
+        <w:jc w:val="both"/>
+      </w:pPr>
+      <w:r>
+        <w:rPr>
+          <w:b/>
+        </w:rPr>
+        <w:t>6.2. Скрипт сборки установочного файла</w:t>
+      </w:r>
+    </w:p>
+    <w:tbl>
+      <w:tblPr>
+        <w:tblW w:type="auto" w:w="0"/>
+        <w:tblLook w:firstColumn="1" w:firstRow="1" w:lastColumn="0" w:lastRow="0" w:noHBand="0" w:noVBand="1" w:val="04A0"/>
+        <w:jc w:val="center"/>
+        <w:tblBorders>
+          <w:top w:val="single" w:sz="6" w:space="0" w:color="999999"/>
+          <w:left w:val="single" w:sz="6" w:space="0" w:color="999999"/>
+          <w:bottom w:val="single" w:sz="6" w:space="0" w:color="999999"/>
+          <w:right w:val="single" w:sz="6" w:space="0" w:color="999999"/>
+          <w:insideH w:val="single" w:sz="6" w:space="0" w:color="999999"/>
+          <w:insideV w:val="single" w:sz="6" w:space="0" w:color="999999"/>
+        </w:tblBorders>
+      </w:tblPr>
+      <w:tblGrid>
+        <w:gridCol w:w="11340"/>
+      </w:tblGrid>
+      <w:tr>
+        <w:tc>
+          <w:tcPr>
+            <w:tcW w:type="dxa" w:w="11340"/>
+            <w:shd w:fill="F5F5F5"/>
+          </w:tcPr>
+          <w:p>
+            <w:pPr>
+              <w:spacing w:after="0" w:line="240" w:lineRule="auto"/>
+            </w:pPr>
+            <w:r/>
+            <w:r>
+              <w:rPr>
+                <w:rFonts w:ascii="Consolas" w:hAnsi="Consolas" w:eastAsia="Consolas"/>
+                <w:sz w:val="16"/>
+              </w:rPr>
+              <w:t>#!/bin/sh</w:t>
+            </w:r>
+          </w:p>
+          <w:p>
+            <w:pPr>
+              <w:spacing w:after="0" w:line="240" w:lineRule="auto"/>
+            </w:pPr>
+            <w:r>
+              <w:rPr>
+                <w:rFonts w:ascii="Consolas" w:hAnsi="Consolas" w:eastAsia="Consolas"/>
+                <w:sz w:val="16"/>
+              </w:rPr>
+              <w:t># Сборка APK. Требует: Android SDK 34, компилятор Java, ключ подписи</w:t>
+            </w:r>
+          </w:p>
+          <w:p>
+            <w:pPr>
+              <w:spacing w:after="0" w:line="240" w:lineRule="auto"/>
+            </w:pPr>
+            <w:r>
+              <w:rPr>
+                <w:rFonts w:ascii="Consolas" w:hAnsi="Consolas" w:eastAsia="Consolas"/>
+                <w:sz w:val="16"/>
+              </w:rPr>
+              <w:t>set -e</w:t>
+            </w:r>
+          </w:p>
+          <w:p>
+            <w:pPr>
+              <w:spacing w:after="0" w:line="240" w:lineRule="auto"/>
+            </w:pPr>
+            <w:r>
+              <w:rPr>
+                <w:rFonts w:ascii="Consolas" w:hAnsi="Consolas" w:eastAsia="Consolas"/>
+                <w:sz w:val="16"/>
+              </w:rPr>
+              <w:t xml:space="preserve"> </w:t>
+            </w:r>
+          </w:p>
+          <w:p>
+            <w:pPr>
+              <w:spacing w:after="0" w:line="240" w:lineRule="auto"/>
+            </w:pPr>
+            <w:r>
+              <w:rPr>
+                <w:rFonts w:ascii="Consolas" w:hAnsi="Consolas" w:eastAsia="Consolas"/>
+                <w:sz w:val="16"/>
+              </w:rPr>
+              <w:t>BT=/opt/android-sdk/build-tools/34.0.0</w:t>
+            </w:r>
+          </w:p>
+          <w:p>
+            <w:pPr>
+              <w:spacing w:after="0" w:line="240" w:lineRule="auto"/>
+            </w:pPr>
+            <w:r>
+              <w:rPr>
+                <w:rFonts w:ascii="Consolas" w:hAnsi="Consolas" w:eastAsia="Consolas"/>
+                <w:sz w:val="16"/>
+              </w:rPr>
+              <w:t>AJ=/opt/android-sdk/platforms/android-34/android.jar</w:t>
+            </w:r>
+          </w:p>
+          <w:p>
+            <w:pPr>
+              <w:spacing w:after="0" w:line="240" w:lineRule="auto"/>
+            </w:pPr>
+            <w:r>
+              <w:rPr>
+                <w:rFonts w:ascii="Consolas" w:hAnsi="Consolas" w:eastAsia="Consolas"/>
+                <w:sz w:val="16"/>
+              </w:rPr>
+              <w:t>OUT=/tmp/apkout</w:t>
+            </w:r>
+          </w:p>
+          <w:p>
+            <w:pPr>
+              <w:spacing w:after="0" w:line="240" w:lineRule="auto"/>
+            </w:pPr>
+            <w:r>
+              <w:rPr>
+                <w:rFonts w:ascii="Consolas" w:hAnsi="Consolas" w:eastAsia="Consolas"/>
+                <w:sz w:val="16"/>
+              </w:rPr>
+              <w:t xml:space="preserve"> </w:t>
+            </w:r>
+          </w:p>
+          <w:p>
+            <w:pPr>
+              <w:spacing w:after="0" w:line="240" w:lineRule="auto"/>
+            </w:pPr>
+            <w:r>
+              <w:rPr>
+                <w:rFonts w:ascii="Consolas" w:hAnsi="Consolas" w:eastAsia="Consolas"/>
+                <w:sz w:val="16"/>
+              </w:rPr>
+              <w:t>rm -rf "$OUT" &amp;&amp; mkdir -p "$OUT/classes" "$OUT/gen"</w:t>
+            </w:r>
+          </w:p>
+          <w:p>
+            <w:pPr>
+              <w:spacing w:after="0" w:line="240" w:lineRule="auto"/>
+            </w:pPr>
+            <w:r>
+              <w:rPr>
+                <w:rFonts w:ascii="Consolas" w:hAnsi="Consolas" w:eastAsia="Consolas"/>
+                <w:sz w:val="16"/>
+              </w:rPr>
+              <w:t xml:space="preserve"> </w:t>
+            </w:r>
+          </w:p>
+          <w:p>
+            <w:pPr>
+              <w:spacing w:after="0" w:line="240" w:lineRule="auto"/>
+            </w:pPr>
+            <w:r>
+              <w:rPr>
+                <w:rFonts w:ascii="Consolas" w:hAnsi="Consolas" w:eastAsia="Consolas"/>
+                <w:sz w:val="16"/>
+              </w:rPr>
+              <w:t># 1. Компиляция ресурсов и генерация R.java</w:t>
+            </w:r>
+          </w:p>
+          <w:p>
+            <w:pPr>
+              <w:spacing w:after="0" w:line="240" w:lineRule="auto"/>
+            </w:pPr>
+            <w:r>
+              <w:rPr>
+                <w:rFonts w:ascii="Consolas" w:hAnsi="Consolas" w:eastAsia="Consolas"/>
+                <w:sz w:val="16"/>
+              </w:rPr>
+              <w:t>$BT/aapt2 compile --dir res -o "$OUT/res.zip"</w:t>
+            </w:r>
+          </w:p>
+          <w:p>
+            <w:pPr>
+              <w:spacing w:after="0" w:line="240" w:lineRule="auto"/>
+            </w:pPr>
+            <w:r>
+              <w:rPr>
+                <w:rFonts w:ascii="Consolas" w:hAnsi="Consolas" w:eastAsia="Consolas"/>
+                <w:sz w:val="16"/>
+              </w:rPr>
+              <w:t>$BT/aapt2 link -o "$OUT/base.apk" -I $AJ \</w:t>
+            </w:r>
+          </w:p>
+          <w:p>
+            <w:pPr>
+              <w:spacing w:after="0" w:line="240" w:lineRule="auto"/>
+            </w:pPr>
+            <w:r>
+              <w:rPr>
+                <w:rFonts w:ascii="Consolas" w:hAnsi="Consolas" w:eastAsia="Consolas"/>
+                <w:sz w:val="16"/>
+              </w:rPr>
+              <w:t xml:space="preserve">    --manifest AndroidManifest.xml "$OUT/res.zip" --java "$OUT/gen" \</w:t>
+            </w:r>
+          </w:p>
+          <w:p>
+            <w:pPr>
+              <w:spacing w:after="0" w:line="240" w:lineRule="auto"/>
+            </w:pPr>
+            <w:r>
+              <w:rPr>
+                <w:rFonts w:ascii="Consolas" w:hAnsi="Consolas" w:eastAsia="Consolas"/>
+                <w:sz w:val="16"/>
+              </w:rPr>
+              <w:t xml:space="preserve">    --min-sdk-version 24 --target-sdk-version 34</w:t>
+            </w:r>
+          </w:p>
+          <w:p>
+            <w:pPr>
+              <w:spacing w:after="0" w:line="240" w:lineRule="auto"/>
+            </w:pPr>
+            <w:r>
+              <w:rPr>
+                <w:rFonts w:ascii="Consolas" w:hAnsi="Consolas" w:eastAsia="Consolas"/>
+                <w:sz w:val="16"/>
+              </w:rPr>
+              <w:t xml:space="preserve"> </w:t>
+            </w:r>
+          </w:p>
+          <w:p>
+            <w:pPr>
+              <w:spacing w:after="0" w:line="240" w:lineRule="auto"/>
+            </w:pPr>
+            <w:r>
+              <w:rPr>
+                <w:rFonts w:ascii="Consolas" w:hAnsi="Consolas" w:eastAsia="Consolas"/>
+                <w:sz w:val="16"/>
+              </w:rPr>
+              <w:t># 2. Компиляция исходного кода Java</w:t>
+            </w:r>
+          </w:p>
+          <w:p>
+            <w:pPr>
+              <w:spacing w:after="0" w:line="240" w:lineRule="auto"/>
+            </w:pPr>
+            <w:r>
+              <w:rPr>
+                <w:rFonts w:ascii="Consolas" w:hAnsi="Consolas" w:eastAsia="Consolas"/>
+                <w:sz w:val="16"/>
+              </w:rPr>
+              <w:t>java -jar ecj.jar -source 8 -target 8 -nowarn -proc:none \</w:t>
+            </w:r>
+          </w:p>
+          <w:p>
+            <w:pPr>
+              <w:spacing w:after="0" w:line="240" w:lineRule="auto"/>
+            </w:pPr>
+            <w:r>
+              <w:rPr>
+                <w:rFonts w:ascii="Consolas" w:hAnsi="Consolas" w:eastAsia="Consolas"/>
+                <w:sz w:val="16"/>
+              </w:rPr>
+              <w:t xml:space="preserve">    -bootclasspath $AJ -classpath $AJ -d "$OUT/classes" \</w:t>
+            </w:r>
+          </w:p>
+          <w:p>
+            <w:pPr>
+              <w:spacing w:after="0" w:line="240" w:lineRule="auto"/>
+            </w:pPr>
+            <w:r>
+              <w:rPr>
+                <w:rFonts w:ascii="Consolas" w:hAnsi="Consolas" w:eastAsia="Consolas"/>
+                <w:sz w:val="16"/>
+              </w:rPr>
+              <w:t xml:space="preserve">    $(find src "$OUT/gen" -name "*.java")</w:t>
+            </w:r>
+          </w:p>
+          <w:p>
+            <w:pPr>
+              <w:spacing w:after="0" w:line="240" w:lineRule="auto"/>
+            </w:pPr>
+            <w:r>
+              <w:rPr>
+                <w:rFonts w:ascii="Consolas" w:hAnsi="Consolas" w:eastAsia="Consolas"/>
+                <w:sz w:val="16"/>
+              </w:rPr>
+              <w:t xml:space="preserve"> </w:t>
+            </w:r>
+          </w:p>
+          <w:p>
+            <w:pPr>
+              <w:spacing w:after="0" w:line="240" w:lineRule="auto"/>
+            </w:pPr>
+            <w:r>
+              <w:rPr>
+                <w:rFonts w:ascii="Consolas" w:hAnsi="Consolas" w:eastAsia="Consolas"/>
+                <w:sz w:val="16"/>
+              </w:rPr>
+              <w:t># 3. Преобразование в байт-код Android (DEX)</w:t>
+            </w:r>
+          </w:p>
+          <w:p>
+            <w:pPr>
+              <w:spacing w:after="0" w:line="240" w:lineRule="auto"/>
+            </w:pPr>
+            <w:r>
+              <w:rPr>
+                <w:rFonts w:ascii="Consolas" w:hAnsi="Consolas" w:eastAsia="Consolas"/>
+                <w:sz w:val="16"/>
+              </w:rPr>
+              <w:t>$BT/d8 --release --min-api 24 --lib $AJ --output "$OUT" \</w:t>
+            </w:r>
+          </w:p>
+          <w:p>
+            <w:pPr>
+              <w:spacing w:after="0" w:line="240" w:lineRule="auto"/>
+            </w:pPr>
+            <w:r>
+              <w:rPr>
+                <w:rFonts w:ascii="Consolas" w:hAnsi="Consolas" w:eastAsia="Consolas"/>
+                <w:sz w:val="16"/>
+              </w:rPr>
+              <w:t xml:space="preserve">    $(find "$OUT/classes" -name "*.class")</w:t>
+            </w:r>
+          </w:p>
+          <w:p>
+            <w:pPr>
+              <w:spacing w:after="0" w:line="240" w:lineRule="auto"/>
+            </w:pPr>
+            <w:r>
+              <w:rPr>
+                <w:rFonts w:ascii="Consolas" w:hAnsi="Consolas" w:eastAsia="Consolas"/>
+                <w:sz w:val="16"/>
+              </w:rPr>
+              <w:t xml:space="preserve"> </w:t>
+            </w:r>
+          </w:p>
+          <w:p>
+            <w:pPr>
+              <w:spacing w:after="0" w:line="240" w:lineRule="auto"/>
+            </w:pPr>
+            <w:r>
+              <w:rPr>
+                <w:rFonts w:ascii="Consolas" w:hAnsi="Consolas" w:eastAsia="Consolas"/>
+                <w:sz w:val="16"/>
+              </w:rPr>
+              <w:t># 4. Выравнивание и подпись сертификатом организации</w:t>
+            </w:r>
+          </w:p>
+          <w:p>
+            <w:pPr>
+              <w:spacing w:after="0" w:line="240" w:lineRule="auto"/>
+            </w:pPr>
+            <w:r>
+              <w:rPr>
+                <w:rFonts w:ascii="Consolas" w:hAnsi="Consolas" w:eastAsia="Consolas"/>
+                <w:sz w:val="16"/>
+              </w:rPr>
+              <w:t>$BT/zipalign -f 4 "$OUT/unsigned.apk" "$OUT/aligned.apk"</w:t>
+            </w:r>
+          </w:p>
+          <w:p>
+            <w:pPr>
+              <w:spacing w:after="0" w:line="240" w:lineRule="auto"/>
+            </w:pPr>
+            <w:r>
+              <w:rPr>
+                <w:rFonts w:ascii="Consolas" w:hAnsi="Consolas" w:eastAsia="Consolas"/>
+                <w:sz w:val="16"/>
+              </w:rPr>
+              <w:t>$BT/apksigner sign --ks gs.keystore \</w:t>
+            </w:r>
+          </w:p>
+          <w:p>
+            <w:pPr>
+              <w:spacing w:after="0" w:line="240" w:lineRule="auto"/>
+            </w:pPr>
+            <w:r>
+              <w:rPr>
+                <w:rFonts w:ascii="Consolas" w:hAnsi="Consolas" w:eastAsia="Consolas"/>
+                <w:sz w:val="16"/>
+              </w:rPr>
+              <w:t xml:space="preserve">    --out stroykontrol.apk "$OUT/aligned.apk"</w:t>
+            </w:r>
+          </w:p>
+        </w:tc>
+      </w:tr>
+    </w:tbl>
+    <w:p>
+      <w:pPr>
+        <w:spacing w:after="40" w:line="240" w:lineRule="auto"/>
+        <w:jc w:val="left"/>
+      </w:pPr>
+    </w:p>
+    <w:p>
+      <w:pPr>
+        <w:spacing w:after="160" w:line="240" w:lineRule="auto"/>
+        <w:jc w:val="center"/>
+      </w:pPr>
+      <w:r>
+        <w:rPr>
+          <w:i/>
+          <w:sz w:val="18"/>
+        </w:rPr>
+        <w:t>Листинг 6. android/build.sh — сборка и подпись установочного файла</w:t>
+      </w:r>
+    </w:p>
+    <w:p>
+      <w:pPr>
+        <w:spacing w:after="60" w:line="240" w:lineRule="auto"/>
+        <w:jc w:val="both"/>
+      </w:pPr>
+      <w:r>
+        <w:rPr>
+          <w:b/>
+        </w:rPr>
+        <w:t>6.3. Параметры выпущенной версии</w:t>
+      </w:r>
+    </w:p>
+    <w:tbl>
+      <w:tblPr>
+        <w:tblW w:type="auto" w:w="0"/>
+        <w:tblLook w:firstColumn="1" w:firstRow="1" w:lastColumn="0" w:lastRow="0" w:noHBand="0" w:noVBand="1" w:val="04A0"/>
+        <w:jc w:val="center"/>
+        <w:tblBorders>
+          <w:top w:val="single" w:sz="6" w:space="0" w:color="999999"/>
+          <w:left w:val="single" w:sz="6" w:space="0" w:color="999999"/>
+          <w:bottom w:val="single" w:sz="6" w:space="0" w:color="999999"/>
+          <w:right w:val="single" w:sz="6" w:space="0" w:color="999999"/>
+          <w:insideH w:val="single" w:sz="6" w:space="0" w:color="999999"/>
+          <w:insideV w:val="single" w:sz="6" w:space="0" w:color="999999"/>
+        </w:tblBorders>
+      </w:tblPr>
+      <w:tblGrid>
+        <w:gridCol w:w="5670"/>
+        <w:gridCol w:w="5670"/>
+      </w:tblGrid>
+      <w:tr>
+        <w:tc>
+          <w:tcPr>
+            <w:tcW w:type="dxa" w:w="3969"/>
+            <w:shd w:fill="E8E8E8"/>
+          </w:tcPr>
+          <w:p>
+            <w:pPr>
+              <w:spacing w:after="0"/>
+            </w:pPr>
+            <w:r/>
+            <w:r>
+              <w:rPr>
+                <w:b/>
+                <w:sz w:val="18"/>
+              </w:rPr>
+              <w:t>Параметр</w:t>
+            </w:r>
+          </w:p>
+        </w:tc>
+        <w:tc>
+          <w:tcPr>
+            <w:tcW w:type="dxa" w:w="5102"/>
+            <w:shd w:fill="E8E8E8"/>
+          </w:tcPr>
+          <w:p>
+            <w:pPr>
+              <w:spacing w:after="0"/>
+            </w:pPr>
+            <w:r/>
+            <w:r>
+              <w:rPr>
+                <w:b/>
+                <w:sz w:val="18"/>
+              </w:rPr>
+              <w:t>Значение</w:t>
+            </w:r>
+          </w:p>
+        </w:tc>
+      </w:tr>
+      <w:tr>
+        <w:tc>
+          <w:tcPr>
+            <w:tcW w:type="dxa" w:w="3969"/>
+          </w:tcPr>
+          <w:p>
+            <w:pPr>
+              <w:spacing w:after="0"/>
+            </w:pPr>
+            <w:r/>
+            <w:r>
+              <w:rPr>
+                <w:sz w:val="18"/>
+              </w:rPr>
+              <w:t>Идентификатор пакета</w:t>
+            </w:r>
+          </w:p>
+        </w:tc>
+        <w:tc>
+          <w:tcPr>
+            <w:tcW w:type="dxa" w:w="5102"/>
+          </w:tcPr>
+          <w:p>
+            <w:pPr>
+              <w:spacing w:after="0"/>
+            </w:pPr>
+            <w:r/>
+            <w:r>
+              <w:rPr>
+                <w:sz w:val="18"/>
+              </w:rPr>
+              <w:t>com.globalstroy.inspector</w:t>
+            </w:r>
+          </w:p>
+        </w:tc>
+      </w:tr>
+      <w:tr>
+        <w:tc>
+          <w:tcPr>
+            <w:tcW w:type="dxa" w:w="3969"/>
+          </w:tcPr>
+          <w:p>
+            <w:pPr>
+              <w:spacing w:after="0"/>
+            </w:pPr>
+            <w:r/>
+            <w:r>
+              <w:rPr>
+                <w:sz w:val="18"/>
+              </w:rPr>
+              <w:t>Версия приложения</w:t>
+            </w:r>
+          </w:p>
+        </w:tc>
+        <w:tc>
+          <w:tcPr>
+            <w:tcW w:type="dxa" w:w="5102"/>
+          </w:tcPr>
+          <w:p>
+            <w:pPr>
+              <w:spacing w:after="0"/>
+            </w:pPr>
+            <w:r/>
+            <w:r>
+              <w:rPr>
+                <w:sz w:val="18"/>
+              </w:rPr>
+              <w:t>1.3 (код сборки 4)</w:t>
+            </w:r>
+          </w:p>
+        </w:tc>
+      </w:tr>
+      <w:tr>
+        <w:tc>
+          <w:tcPr>
+            <w:tcW w:type="dxa" w:w="3969"/>
+          </w:tcPr>
+          <w:p>
+            <w:pPr>
+              <w:spacing w:after="0"/>
+            </w:pPr>
+            <w:r/>
+            <w:r>
+              <w:rPr>
+                <w:sz w:val="18"/>
+              </w:rPr>
+              <w:t>Минимальная версия ОС</w:t>
+            </w:r>
+          </w:p>
+        </w:tc>
+        <w:tc>
+          <w:tcPr>
+            <w:tcW w:type="dxa" w:w="5102"/>
+          </w:tcPr>
+          <w:p>
+            <w:pPr>
+              <w:spacing w:after="0"/>
+            </w:pPr>
+            <w:r/>
+            <w:r>
+              <w:rPr>
+                <w:sz w:val="18"/>
+              </w:rPr>
+              <w:t>Android 7.0 (API 24)</w:t>
+            </w:r>
+          </w:p>
+        </w:tc>
+      </w:tr>
+      <w:tr>
+        <w:tc>
+          <w:tcPr>
+            <w:tcW w:type="dxa" w:w="3969"/>
+          </w:tcPr>
+          <w:p>
+            <w:pPr>
+              <w:spacing w:after="0"/>
+            </w:pPr>
+            <w:r/>
+            <w:r>
+              <w:rPr>
+                <w:sz w:val="18"/>
+              </w:rPr>
+              <w:t>Целевая версия ОС</w:t>
+            </w:r>
+          </w:p>
+        </w:tc>
+        <w:tc>
+          <w:tcPr>
+            <w:tcW w:type="dxa" w:w="5102"/>
+          </w:tcPr>
+          <w:p>
+            <w:pPr>
+              <w:spacing w:after="0"/>
+            </w:pPr>
+            <w:r/>
+            <w:r>
+              <w:rPr>
+                <w:sz w:val="18"/>
+              </w:rPr>
+              <w:t>Android 14 (API 34)</w:t>
+            </w:r>
+          </w:p>
+        </w:tc>
+      </w:tr>
+      <w:tr>
+        <w:tc>
+          <w:tcPr>
+            <w:tcW w:type="dxa" w:w="3969"/>
+          </w:tcPr>
+          <w:p>
+            <w:pPr>
+              <w:spacing w:after="0"/>
+            </w:pPr>
+            <w:r/>
+            <w:r>
+              <w:rPr>
+                <w:sz w:val="18"/>
+              </w:rPr>
+              <w:t>Размер установочного файла</w:t>
+            </w:r>
+          </w:p>
+        </w:tc>
+        <w:tc>
+          <w:tcPr>
+            <w:tcW w:type="dxa" w:w="5102"/>
+          </w:tcPr>
+          <w:p>
+            <w:pPr>
+              <w:spacing w:after="0"/>
+            </w:pPr>
+            <w:r/>
+            <w:r>
+              <w:rPr>
+                <w:sz w:val="18"/>
+              </w:rPr>
+              <w:t>около 103 КБ</w:t>
+            </w:r>
+          </w:p>
+        </w:tc>
+      </w:tr>
+      <w:tr>
+        <w:tc>
+          <w:tcPr>
+            <w:tcW w:type="dxa" w:w="3969"/>
+          </w:tcPr>
+          <w:p>
+            <w:pPr>
+              <w:spacing w:after="0"/>
+            </w:pPr>
+            <w:r/>
+            <w:r>
+              <w:rPr>
+                <w:sz w:val="18"/>
+              </w:rPr>
+              <w:t>Подпись</w:t>
+            </w:r>
+          </w:p>
+        </w:tc>
+        <w:tc>
+          <w:tcPr>
+            <w:tcW w:type="dxa" w:w="5102"/>
+          </w:tcPr>
+          <w:p>
+            <w:pPr>
+              <w:spacing w:after="0"/>
+            </w:pPr>
+            <w:r/>
+            <w:r>
+              <w:rPr>
+                <w:sz w:val="18"/>
+              </w:rPr>
+              <w:t>Сертификат организации, схема подписи APK v2</w:t>
+            </w:r>
+          </w:p>
+        </w:tc>
+      </w:tr>
+      <w:tr>
+        <w:tc>
+          <w:tcPr>
+            <w:tcW w:type="dxa" w:w="3969"/>
+          </w:tcPr>
+          <w:p>
+            <w:pPr>
+              <w:spacing w:after="0"/>
+            </w:pPr>
+            <w:r/>
+            <w:r>
+              <w:rPr>
+                <w:sz w:val="18"/>
+              </w:rPr>
+              <w:t>Адрес распространения</w:t>
+            </w:r>
+          </w:p>
+        </w:tc>
+        <w:tc>
+          <w:tcPr>
+            <w:tcW w:type="dxa" w:w="5102"/>
+          </w:tcPr>
+          <w:p>
+            <w:pPr>
+              <w:spacing w:after="0"/>
+            </w:pPr>
+            <w:r/>
+            <w:r>
+              <w:rPr>
+                <w:sz w:val="18"/>
+              </w:rPr>
+              <w:t>инспектор.su/app</w:t>
+            </w:r>
+          </w:p>
+        </w:tc>
+      </w:tr>
+    </w:tbl>
+    <w:p>
+      <w:pPr>
+        <w:spacing w:after="160" w:line="240" w:lineRule="auto"/>
+        <w:jc w:val="left"/>
+      </w:pPr>
+    </w:p>
+    <w:p>
+      <w:pPr>
+        <w:spacing w:after="100" w:line="240" w:lineRule="auto"/>
+        <w:jc w:val="both"/>
+      </w:pPr>
+      <w:r>
+        <w:rPr>
+          <w:b/>
+        </w:rPr>
+        <w:t>7. Развёртывание и сопровождение</w:t>
+      </w:r>
+    </w:p>
+    <w:p>
+      <w:pPr>
+        <w:spacing w:after="120" w:line="240" w:lineRule="auto"/>
+        <w:jc w:val="both"/>
+      </w:pPr>
+      <w:r>
+        <w:rPr>
+          <w:b w:val="0"/>
+        </w:rPr>
+        <w:t>Клиентская часть собирается сборщиком Vite в статические файлы и публикуется на сервере с поддержкой защищённого протокола HTTPS. Серверные функции разворачиваются независимо друг от друга. Изменения структуры базы данных выполняются исключительно миграциями — пронумерованными сценариями SQL, применяемыми последовательно; на момент составления отчёта применены 54 миграции. Такой порядок обеспечивает воспроизводимость структуры базы и исключает потерю данных при доработках. Обновление мобильного приложения выполняется без участия магазинов приложений: клиент сверяет код текущей сборки с опубликованным на сервере и предлагает сотруднику установить новую версию.</w:t>
       </w:r>
     </w:p>
     <w:sectPr>

--- a/public/docs/otchet-inspektor.docx
+++ b/public/docs/otchet-inspektor.docx
@@ -93,527 +93,30 @@
     </w:p>
     <w:p>
       <w:pPr>
-        <w:spacing w:after="80" w:line="240" w:lineRule="auto"/>
+        <w:spacing w:after="0" w:line="240" w:lineRule="auto"/>
         <w:jc w:val="left"/>
       </w:pPr>
       <w:r>
-        <w:rPr>
-          <w:b/>
-        </w:rPr>
-        <w:t>Часть I. Отчёт о выполненной работе</w:t>
-      </w:r>
-    </w:p>
-    <w:p>
-      <w:pPr>
-        <w:spacing w:after="40" w:line="240" w:lineRule="auto"/>
-        <w:ind w:left="397"/>
-        <w:jc w:val="left"/>
-      </w:pPr>
-      <w:r>
-        <w:rPr>
-          <w:b w:val="0"/>
-        </w:rPr>
-        <w:t>Общие сведения о разработке</w:t>
-      </w:r>
-    </w:p>
-    <w:p>
-      <w:pPr>
-        <w:spacing w:after="40" w:line="240" w:lineRule="auto"/>
-        <w:ind w:left="397"/>
-        <w:jc w:val="left"/>
-      </w:pPr>
-      <w:r>
-        <w:rPr>
-          <w:b w:val="0"/>
-        </w:rPr>
-        <w:t>1. Разделение системы на модули</w:t>
-      </w:r>
-    </w:p>
-    <w:p>
-      <w:pPr>
-        <w:spacing w:after="40" w:line="240" w:lineRule="auto"/>
-        <w:ind w:left="397"/>
-        <w:jc w:val="left"/>
-      </w:pPr>
-      <w:r>
-        <w:rPr>
-          <w:b w:val="0"/>
-        </w:rPr>
-        <w:t>2. Модуль «Строительный контроль» и роли участников</w:t>
-      </w:r>
-    </w:p>
-    <w:p>
-      <w:pPr>
-        <w:spacing w:after="40" w:line="240" w:lineRule="auto"/>
-        <w:ind w:left="397"/>
-        <w:jc w:val="left"/>
-      </w:pPr>
-      <w:r>
-        <w:rPr>
-          <w:b w:val="0"/>
-        </w:rPr>
-        <w:t>3. Локации, проекты и объекты капитального строительства</w:t>
-      </w:r>
-    </w:p>
-    <w:p>
-      <w:pPr>
-        <w:spacing w:after="40" w:line="240" w:lineRule="auto"/>
-        <w:ind w:left="397"/>
-        <w:jc w:val="left"/>
-      </w:pPr>
-      <w:r>
-        <w:rPr>
-          <w:b w:val="0"/>
-        </w:rPr>
-        <w:t>4. Кабинеты участников</w:t>
-      </w:r>
-    </w:p>
-    <w:p>
-      <w:pPr>
-        <w:spacing w:after="40" w:line="240" w:lineRule="auto"/>
-        <w:ind w:left="397"/>
-        <w:jc w:val="left"/>
-      </w:pPr>
-      <w:r>
-        <w:rPr>
-          <w:b w:val="0"/>
-        </w:rPr>
-        <w:t>5. Кабинет инспектора строительного контроля</w:t>
-      </w:r>
-    </w:p>
-    <w:p>
-      <w:pPr>
-        <w:spacing w:after="40" w:line="240" w:lineRule="auto"/>
-        <w:ind w:left="397"/>
-        <w:jc w:val="left"/>
-      </w:pPr>
-      <w:r>
-        <w:rPr>
-          <w:b w:val="0"/>
-        </w:rPr>
-        <w:t>6. Кабинет старшего инспектора</w:t>
-      </w:r>
-    </w:p>
-    <w:p>
-      <w:pPr>
-        <w:spacing w:after="40" w:line="240" w:lineRule="auto"/>
-        <w:ind w:left="397"/>
-        <w:jc w:val="left"/>
-      </w:pPr>
-      <w:r>
-        <w:rPr>
-          <w:b w:val="0"/>
-        </w:rPr>
-        <w:t>7. Кабинет руководителя проекта</w:t>
-      </w:r>
-    </w:p>
-    <w:p>
-      <w:pPr>
-        <w:spacing w:after="40" w:line="240" w:lineRule="auto"/>
-        <w:ind w:left="397"/>
-        <w:jc w:val="left"/>
-      </w:pPr>
-      <w:r>
-        <w:rPr>
-          <w:b w:val="0"/>
-        </w:rPr>
-        <w:t>8. Кабинет директора</w:t>
-      </w:r>
-    </w:p>
-    <w:p>
-      <w:pPr>
-        <w:spacing w:after="40" w:line="240" w:lineRule="auto"/>
-        <w:ind w:left="397"/>
-        <w:jc w:val="left"/>
-      </w:pPr>
-      <w:r>
-        <w:rPr>
-          <w:b w:val="0"/>
-        </w:rPr>
-        <w:t>9. Вход директора в кабинет любого сотрудника</w:t>
-      </w:r>
-    </w:p>
-    <w:p>
-      <w:pPr>
-        <w:spacing w:after="40" w:line="240" w:lineRule="auto"/>
-        <w:ind w:left="397"/>
-        <w:jc w:val="left"/>
-      </w:pPr>
-      <w:r>
-        <w:rPr>
-          <w:b w:val="0"/>
-        </w:rPr>
-        <w:t>10. Кабинет механика</w:t>
-      </w:r>
-    </w:p>
-    <w:p>
-      <w:pPr>
-        <w:spacing w:after="40" w:line="240" w:lineRule="auto"/>
-        <w:ind w:left="397"/>
-        <w:jc w:val="left"/>
-      </w:pPr>
-      <w:r>
-        <w:rPr>
-          <w:b w:val="0"/>
-        </w:rPr>
-        <w:t>11. Кабинет водителя</w:t>
-      </w:r>
-    </w:p>
-    <w:p>
-      <w:pPr>
-        <w:spacing w:after="40" w:line="240" w:lineRule="auto"/>
-        <w:ind w:left="397"/>
-        <w:jc w:val="left"/>
-      </w:pPr>
-      <w:r>
-        <w:rPr>
-          <w:b w:val="0"/>
-        </w:rPr>
-        <w:t>12. Контроль перемещений и геолокация</w:t>
-      </w:r>
-    </w:p>
-    <w:p>
-      <w:pPr>
-        <w:spacing w:after="40" w:line="240" w:lineRule="auto"/>
-        <w:ind w:left="397"/>
-        <w:jc w:val="left"/>
-      </w:pPr>
-      <w:r>
-        <w:rPr>
-          <w:b w:val="0"/>
-        </w:rPr>
-        <w:t>13. Раздел «Трекеры»</w:t>
-      </w:r>
-    </w:p>
-    <w:p>
-      <w:pPr>
-        <w:spacing w:after="40" w:line="240" w:lineRule="auto"/>
-        <w:ind w:left="397"/>
-        <w:jc w:val="left"/>
-      </w:pPr>
-      <w:r>
-        <w:rPr>
-          <w:b w:val="0"/>
-        </w:rPr>
-        <w:t>14. Раздел «Персонал»</w:t>
-      </w:r>
-    </w:p>
-    <w:p>
-      <w:pPr>
-        <w:spacing w:after="40" w:line="240" w:lineRule="auto"/>
-        <w:ind w:left="397"/>
-        <w:jc w:val="left"/>
-      </w:pPr>
-      <w:r>
-        <w:rPr>
-          <w:b w:val="0"/>
-        </w:rPr>
-        <w:t>15. Раздел «Техника и имущество»</w:t>
-      </w:r>
-    </w:p>
-    <w:p>
-      <w:pPr>
-        <w:spacing w:after="40" w:line="240" w:lineRule="auto"/>
-        <w:ind w:left="397"/>
-        <w:jc w:val="left"/>
-      </w:pPr>
-      <w:r>
-        <w:rPr>
-          <w:b w:val="0"/>
-        </w:rPr>
-        <w:t>16. Главный экран: карта объектов и сводка</w:t>
-      </w:r>
-    </w:p>
-    <w:p>
-      <w:pPr>
-        <w:spacing w:after="40" w:line="240" w:lineRule="auto"/>
-        <w:ind w:left="397"/>
-        <w:jc w:val="left"/>
-      </w:pPr>
-      <w:r>
-        <w:rPr>
-          <w:b w:val="0"/>
-        </w:rPr>
-        <w:t>17. Раздел «Акты и документы»</w:t>
-      </w:r>
-    </w:p>
-    <w:p>
-      <w:pPr>
-        <w:spacing w:after="40" w:line="240" w:lineRule="auto"/>
-        <w:ind w:left="397"/>
-        <w:jc w:val="left"/>
-      </w:pPr>
-      <w:r>
-        <w:rPr>
-          <w:b w:val="0"/>
-        </w:rPr>
-        <w:t>18. Раздел «Отчёты и статистика»</w:t>
-      </w:r>
-    </w:p>
-    <w:p>
-      <w:pPr>
-        <w:spacing w:after="40" w:line="240" w:lineRule="auto"/>
-        <w:ind w:left="397"/>
-        <w:jc w:val="left"/>
-      </w:pPr>
-      <w:r>
-        <w:rPr>
-          <w:b w:val="0"/>
-        </w:rPr>
-        <w:t>19. Мобильное приложение для Android</w:t>
-      </w:r>
-    </w:p>
-    <w:p>
-      <w:pPr>
-        <w:spacing w:after="40" w:line="240" w:lineRule="auto"/>
-        <w:ind w:left="397"/>
-        <w:jc w:val="left"/>
-      </w:pPr>
-      <w:r>
-        <w:rPr>
-          <w:b w:val="0"/>
-        </w:rPr>
-        <w:t>20. Размещение и защита данных</w:t>
-      </w:r>
-    </w:p>
-    <w:p>
-      <w:pPr>
-        <w:spacing w:after="40" w:line="240" w:lineRule="auto"/>
-        <w:jc w:val="left"/>
-      </w:pPr>
-      <w:r>
-        <w:rPr>
-          <w:b w:val="0"/>
-        </w:rPr>
-      </w:r>
-    </w:p>
-    <w:p>
-      <w:pPr>
-        <w:spacing w:after="80" w:line="240" w:lineRule="auto"/>
-        <w:jc w:val="left"/>
-      </w:pPr>
-      <w:r>
-        <w:rPr>
-          <w:b/>
-        </w:rPr>
-        <w:t>Часть II. Инструкция по использованию программы</w:t>
-      </w:r>
-    </w:p>
-    <w:p>
-      <w:pPr>
-        <w:spacing w:after="40" w:line="240" w:lineRule="auto"/>
-        <w:ind w:left="397"/>
-        <w:jc w:val="left"/>
-      </w:pPr>
-      <w:r>
-        <w:rPr>
-          <w:b w:val="0"/>
-        </w:rPr>
-        <w:t>1. Как войти в систему</w:t>
-      </w:r>
-    </w:p>
-    <w:p>
-      <w:pPr>
-        <w:spacing w:after="40" w:line="240" w:lineRule="auto"/>
-        <w:ind w:left="397"/>
-        <w:jc w:val="left"/>
-      </w:pPr>
-      <w:r>
-        <w:rPr>
-          <w:b w:val="0"/>
-        </w:rPr>
-        <w:t>2. Как выбрать объект работы</w:t>
-      </w:r>
-    </w:p>
-    <w:p>
-      <w:pPr>
-        <w:spacing w:after="40" w:line="240" w:lineRule="auto"/>
-        <w:ind w:left="397"/>
-        <w:jc w:val="left"/>
-      </w:pPr>
-      <w:r>
-        <w:rPr>
-          <w:b w:val="0"/>
-        </w:rPr>
-        <w:t>3. Работа инспектора на объекте</w:t>
-      </w:r>
-    </w:p>
-    <w:p>
-      <w:pPr>
-        <w:spacing w:after="40" w:line="240" w:lineRule="auto"/>
-        <w:ind w:left="397"/>
-        <w:jc w:val="left"/>
-      </w:pPr>
-      <w:r>
-        <w:rPr>
-          <w:b w:val="0"/>
-        </w:rPr>
-        <w:t>4. Порядок согласования документов</w:t>
-      </w:r>
-    </w:p>
-    <w:p>
-      <w:pPr>
-        <w:spacing w:after="40" w:line="240" w:lineRule="auto"/>
-        <w:ind w:left="397"/>
-        <w:jc w:val="left"/>
-      </w:pPr>
-      <w:r>
-        <w:rPr>
-          <w:b w:val="0"/>
-        </w:rPr>
-        <w:t>5. Как директору войти в кабинет сотрудника</w:t>
-      </w:r>
-    </w:p>
-    <w:p>
-      <w:pPr>
-        <w:spacing w:after="40" w:line="240" w:lineRule="auto"/>
-        <w:ind w:left="397"/>
-        <w:jc w:val="left"/>
-      </w:pPr>
-      <w:r>
-        <w:rPr>
-          <w:b w:val="0"/>
-        </w:rPr>
-        <w:t>6. Как установить приложение на телефон</w:t>
-      </w:r>
-    </w:p>
-    <w:p>
-      <w:pPr>
-        <w:spacing w:after="40" w:line="240" w:lineRule="auto"/>
-        <w:ind w:left="397"/>
-        <w:jc w:val="left"/>
-      </w:pPr>
-      <w:r>
-        <w:rPr>
-          <w:b w:val="0"/>
-        </w:rPr>
-        <w:t>7. Рекомендации по внедрению</w:t>
-      </w:r>
-    </w:p>
-    <w:p>
-      <w:pPr>
-        <w:spacing w:after="40" w:line="240" w:lineRule="auto"/>
-        <w:jc w:val="left"/>
-      </w:pPr>
-      <w:r>
-        <w:rPr>
-          <w:b w:val="0"/>
-        </w:rPr>
-      </w:r>
-    </w:p>
-    <w:p>
-      <w:pPr>
-        <w:spacing w:after="80" w:line="240" w:lineRule="auto"/>
-        <w:jc w:val="left"/>
-      </w:pPr>
-      <w:r>
-        <w:rPr>
-          <w:b/>
-        </w:rPr>
-        <w:t>Часть III. Техническое описание разработки</w:t>
-      </w:r>
-    </w:p>
-    <w:p>
-      <w:pPr>
-        <w:spacing w:after="40" w:line="240" w:lineRule="auto"/>
-        <w:ind w:left="397"/>
-        <w:jc w:val="left"/>
-      </w:pPr>
-      <w:r>
-        <w:rPr>
-          <w:b w:val="0"/>
-        </w:rPr>
-        <w:t>1. Применённые языки программирования и технологии</w:t>
-      </w:r>
-    </w:p>
-    <w:p>
-      <w:pPr>
-        <w:spacing w:after="40" w:line="240" w:lineRule="auto"/>
-        <w:ind w:left="397"/>
-        <w:jc w:val="left"/>
-      </w:pPr>
-      <w:r>
-        <w:rPr>
-          <w:b w:val="0"/>
-        </w:rPr>
-        <w:t>2. Количественные показатели разработки</w:t>
-      </w:r>
-    </w:p>
-    <w:p>
-      <w:pPr>
-        <w:spacing w:after="40" w:line="240" w:lineRule="auto"/>
-        <w:ind w:left="397"/>
-        <w:jc w:val="left"/>
-      </w:pPr>
-      <w:r>
-        <w:rPr>
-          <w:b w:val="0"/>
-        </w:rPr>
-        <w:t>3. Архитектура системы</w:t>
-      </w:r>
-    </w:p>
-    <w:p>
-      <w:pPr>
-        <w:spacing w:after="40" w:line="240" w:lineRule="auto"/>
-        <w:ind w:left="397"/>
-        <w:jc w:val="left"/>
-      </w:pPr>
-      <w:r>
-        <w:rPr>
-          <w:b w:val="0"/>
-        </w:rPr>
-        <w:t>4. Перечень серверных функций</w:t>
-      </w:r>
-    </w:p>
-    <w:p>
-      <w:pPr>
-        <w:spacing w:after="40" w:line="240" w:lineRule="auto"/>
-        <w:ind w:left="397"/>
-        <w:jc w:val="left"/>
-      </w:pPr>
-      <w:r>
-        <w:rPr>
-          <w:b w:val="0"/>
-        </w:rPr>
-        <w:t>5. Фрагменты исходного кода</w:t>
-      </w:r>
-    </w:p>
-    <w:p>
-      <w:pPr>
-        <w:spacing w:after="40" w:line="240" w:lineRule="auto"/>
-        <w:ind w:left="397"/>
-        <w:jc w:val="left"/>
-      </w:pPr>
-      <w:r>
-        <w:rPr>
-          <w:b w:val="0"/>
-        </w:rPr>
-        <w:t>6. Сборка мобильного приложения для Android</w:t>
-      </w:r>
-    </w:p>
-    <w:p>
-      <w:pPr>
-        <w:spacing w:after="40" w:line="240" w:lineRule="auto"/>
-        <w:ind w:left="397"/>
-        <w:jc w:val="left"/>
-      </w:pPr>
-      <w:r>
-        <w:rPr>
-          <w:b w:val="0"/>
-        </w:rPr>
-        <w:t>7. Развёртывание и сопровождение</w:t>
+        <w:fldChar w:fldCharType="begin"/>
+      </w:r>
+      <w:r>
+        <w:instrText xml:space="preserve"> TOC \f \h \z \u \n 3-9 </w:instrText>
+      </w:r>
+      <w:r>
+        <w:fldChar w:fldCharType="separate"/>
+      </w:r>
+      <w:r>
+        <w:t>Чтобы отобразить номера страниц, нажмите на это поле правой кнопкой мыши и выберите «Обновить поле».</w:t>
+      </w:r>
+      <w:r>
+        <w:fldChar w:fldCharType="end"/>
       </w:r>
     </w:p>
     <w:p>
       <w:pPr>
         <w:spacing w:after="200" w:line="240" w:lineRule="auto"/>
-        <w:jc w:val="left"/>
-      </w:pPr>
-      <w:r>
-        <w:rPr>
-          <w:b w:val="0"/>
-        </w:rPr>
-      </w:r>
+        <w:jc w:val="both"/>
+      </w:pPr>
     </w:p>
     <w:p>
       <w:pPr>
@@ -632,6 +135,42 @@
       </w:r>
       <w:r>
         <w:t xml:space="preserve">, в том числе на удаленном привлечении, без их идентификации в сети и без предоставления персональных данных, во главе специалистом Усковым Артемом Александровичем, в соответствии с техническим заданием, разработано программное обеспечение с названием «Система управления строительным контролем. Приложение ИНСПЕКТОР». Права и управление и в целом логистика выстроена под работу строительного контроля, с опцией дальнейшего развития софта в части дополнительных модулей, это + модуль заказчика, + модуль Подрядчика + модуль субподрядчика – как опцион по отдельным договорам. </w:t>
+      </w:r>
+      <w:r>
+        <w:rPr>
+          <w:vanish/>
+        </w:rPr>
+        <w:fldChar w:fldCharType="end"/>
+      </w:r>
+      <w:r>
+        <w:rPr>
+          <w:vanish/>
+        </w:rPr>
+        <w:instrText xml:space="preserve"> TC "Часть I. Отчёт о выполненной работе" \l 1 </w:instrText>
+      </w:r>
+      <w:r>
+        <w:rPr>
+          <w:vanish/>
+        </w:rPr>
+        <w:fldChar w:fldCharType="begin"/>
+      </w:r>
+      <w:r>
+        <w:rPr>
+          <w:vanish/>
+        </w:rPr>
+        <w:fldChar w:fldCharType="begin"/>
+      </w:r>
+      <w:r>
+        <w:rPr>
+          <w:vanish/>
+        </w:rPr>
+        <w:instrText xml:space="preserve"> TC "Общие сведения о разработке" \l 2 </w:instrText>
+      </w:r>
+      <w:r>
+        <w:rPr>
+          <w:vanish/>
+        </w:rPr>
+        <w:fldChar w:fldCharType="end"/>
       </w:r>
     </w:p>
     <w:p>
@@ -664,6 +203,24 @@
       <w:r>
         <w:t xml:space="preserve"> контроль; </w:t>
       </w:r>
+      <w:r>
+        <w:rPr>
+          <w:vanish/>
+        </w:rPr>
+        <w:fldChar w:fldCharType="begin"/>
+      </w:r>
+      <w:r>
+        <w:rPr>
+          <w:vanish/>
+        </w:rPr>
+        <w:instrText xml:space="preserve"> TC "1. Разделение системы на модули" \l 2 </w:instrText>
+      </w:r>
+      <w:r>
+        <w:rPr>
+          <w:vanish/>
+        </w:rPr>
+        <w:fldChar w:fldCharType="end"/>
+      </w:r>
     </w:p>
     <w:p>
       <w:pPr>
@@ -679,6 +236,24 @@
       <w:r>
         <w:t xml:space="preserve">Структурирован и обработан в рамках техзадания модуль «СТРОИТЕЛЬНЫЙ КОНТРОЛЬ». Обработаны и сделаны основные роли участников – директор, руководитель проекта, старший инспектор, инспектор СК, водитель, механик. Также для отладки и внедрения сохранен доступ администратора. </w:t>
       </w:r>
+      <w:r>
+        <w:rPr>
+          <w:vanish/>
+        </w:rPr>
+        <w:fldChar w:fldCharType="begin"/>
+      </w:r>
+      <w:r>
+        <w:rPr>
+          <w:vanish/>
+        </w:rPr>
+        <w:instrText xml:space="preserve"> TC "2. Модуль «Строительный контроль» и роли участников" \l 2 </w:instrText>
+      </w:r>
+      <w:r>
+        <w:rPr>
+          <w:vanish/>
+        </w:rPr>
+        <w:fldChar w:fldCharType="end"/>
+      </w:r>
     </w:p>
     <w:p>
       <w:pPr>
@@ -721,6 +296,24 @@
       <w:r>
         <w:t xml:space="preserve"> заносит в локацию руководитель проекта. </w:t>
       </w:r>
+      <w:r>
+        <w:rPr>
+          <w:vanish/>
+        </w:rPr>
+        <w:fldChar w:fldCharType="begin"/>
+      </w:r>
+      <w:r>
+        <w:rPr>
+          <w:vanish/>
+        </w:rPr>
+        <w:instrText xml:space="preserve"> TC "3. Локации, проекты и объекты капитального строительства" \l 2 </w:instrText>
+      </w:r>
+      <w:r>
+        <w:rPr>
+          <w:vanish/>
+        </w:rPr>
+        <w:fldChar w:fldCharType="end"/>
+      </w:r>
     </w:p>
     <w:p>
       <w:pPr>
@@ -744,6 +337,24 @@
       <w:r>
         <w:t>, интегрированы кабинеты</w:t>
       </w:r>
+      <w:r>
+        <w:rPr>
+          <w:vanish/>
+        </w:rPr>
+        <w:fldChar w:fldCharType="begin"/>
+      </w:r>
+      <w:r>
+        <w:rPr>
+          <w:vanish/>
+        </w:rPr>
+        <w:instrText xml:space="preserve"> TC "4. Кабинеты участников" \l 2 </w:instrText>
+      </w:r>
+      <w:r>
+        <w:rPr>
+          <w:vanish/>
+        </w:rPr>
+        <w:fldChar w:fldCharType="end"/>
+      </w:r>
     </w:p>
     <w:p>
       <w:pPr>
@@ -1008,6 +619,24 @@
           <w:kern w:val="0"/>
         </w:rPr>
         <w:t xml:space="preserve">Добавлена кнопка для места учета спецодежды и оборудования получаемого в начале вахты, инспектор должен внести данные самостоятельно и далее по окончании вахты через нажатие кнопки передать вахту – выбрать инженера кому передает оборудование, акт передачи уходит на согласованию старшему инспектору и на утверждение руководителю проекта. После утверждения его можно отправить на печать и подписать. </w:t>
+      </w:r>
+      <w:r>
+        <w:rPr>
+          <w:vanish/>
+        </w:rPr>
+        <w:fldChar w:fldCharType="begin"/>
+      </w:r>
+      <w:r>
+        <w:rPr>
+          <w:vanish/>
+        </w:rPr>
+        <w:instrText xml:space="preserve"> TC "5. Кабинет инспектора строительного контроля" \l 2 </w:instrText>
+      </w:r>
+      <w:r>
+        <w:rPr>
+          <w:vanish/>
+        </w:rPr>
+        <w:fldChar w:fldCharType="end"/>
       </w:r>
     </w:p>
     <w:p>
@@ -1856,6 +1485,24 @@
       <w:r>
         <w:t>Кабинет СТАРШЕГО ИНСПЕКТОРА. Кабинет собирает работу всей закреплённой за ним бригады. На главном экране выведены счётчики: мои объекты, инспекторов, водителей, всего в бригаде. Первый блок кнопок — отчётность: «Индивидуальные отчёты инспекторов» (пофамильно, внутри по датам, свежие сверху), «Индивидуальные журналы ИСК» (записи каждого инспектора с выгрузкой для Заказчика), «Свод замечаний и предписаний» (суммарно по всем подчинённым инспекторам), «Отчёт по документации» (проверка ИТД и ПСД, учёт загруженных подрядчиком файлов), «Справочник типовых нарушений» (2085 нарушений по 14 разделам работ с пунктами НТД и поиском), «Фотоотчёты», «Отчёты таблицы», «Акты дубля геодезии» (фото с телефона или файл, свод по объектам), «Контрольные карточки объектов». Второй блок — управление бригадой: «Табель инспекторов» (пообъектно, выгрузка табеля проекта для бухгалтерии и отдела кадров в Excel), «Табель водителей» (смены и часы по каждому водителю), «Табель транспорта» (часы работы, простои, ТО и ремонт по каждой машине), «Табель вагонов и бытовок» (дни эксплуатации по каждому вагон-дому), «Транспорт» (пробег, состояние, прошедшее и следующее ТО), «Заявки на материалы и обеспечение» (расходники, инструмент, спецодежда), «Заявки на покупку билетов» (проезд на вахту и обратно), «Авансовый отчёт» — уходит руководителю проекта на утверждение.</w:t>
       </w:r>
+      <w:r>
+        <w:rPr>
+          <w:vanish/>
+        </w:rPr>
+        <w:fldChar w:fldCharType="begin"/>
+      </w:r>
+      <w:r>
+        <w:rPr>
+          <w:vanish/>
+        </w:rPr>
+        <w:instrText xml:space="preserve"> TC "6. Кабинет старшего инспектора" \l 2 </w:instrText>
+      </w:r>
+      <w:r>
+        <w:rPr>
+          <w:vanish/>
+        </w:rPr>
+        <w:fldChar w:fldCharType="end"/>
+      </w:r>
     </w:p>
     <w:p>
       <w:pPr>
@@ -1926,6 +1573,24 @@
       <w:r>
         <w:t>Кабинет РУКОВОДИТЕЛЯ ПРОЕКТА. Верхняя строка — сводка: проектов, объектов, инспекторов на вахте, открытых предписаний. Ниже мнемосхема проектов по локациям: по каждому месторождению видно план и факт по людям, технике и вагонам — сразу читается, где недобор. Далее кнопки: «Письма заказчика» (письма и протоколы по месяцам, ответы, пункты и статусы выполнения), «Свод замечаний и предписаний» (сводный отчёт и журнал по форме Заказчика с правкой статусов), «Индивидуальные отчёты инспекторов» (архив по годам, месяцам и дням, правка и выгрузка), «Отчёт по документации», «Индивидуальные журналы ИСК». Блок «Люди и техника на объектах» — явка людей за неделю по каждому объекту, план и факт вносят старшие инспекторы. Внизу «Списание спецодежды — на решение»: заявки инспекторов на списание СИЗ и история списаний, по кнопке формируется акт списания на подпись.</w:t>
       </w:r>
+      <w:r>
+        <w:rPr>
+          <w:vanish/>
+        </w:rPr>
+        <w:fldChar w:fldCharType="begin"/>
+      </w:r>
+      <w:r>
+        <w:rPr>
+          <w:vanish/>
+        </w:rPr>
+        <w:instrText xml:space="preserve"> TC "7. Кабинет руководителя проекта" \l 2 </w:instrText>
+      </w:r>
+      <w:r>
+        <w:rPr>
+          <w:vanish/>
+        </w:rPr>
+        <w:fldChar w:fldCharType="end"/>
+      </w:r>
     </w:p>
     <w:p>
       <w:pPr>
@@ -1996,6 +1661,24 @@
       <w:r>
         <w:t>Кабинет ДИРЕКТОРА. Повторяет сводку руководителя проекта и дополнен управленческими разделами: «Переписка» (письма и протоколы по месяцам), «Договоры с заказчиком на СК» — суммы договоров, акты выполненных работ, оплата и остаток, с итогами: сумма всех договоров, выполнено, оплачено, осталось исполнить, задолженность; «Руководители проектов» — создание учётных записей и закрепление за проектами и объектами. Также директору доступны свод замечаний и предписаний, индивидуальные отчёты инспекторов, отчёт по документации и журналы ИСК по всей компании.</w:t>
       </w:r>
+      <w:r>
+        <w:rPr>
+          <w:vanish/>
+        </w:rPr>
+        <w:fldChar w:fldCharType="begin"/>
+      </w:r>
+      <w:r>
+        <w:rPr>
+          <w:vanish/>
+        </w:rPr>
+        <w:instrText xml:space="preserve"> TC "8. Кабинет директора" \l 2 </w:instrText>
+      </w:r>
+      <w:r>
+        <w:rPr>
+          <w:vanish/>
+        </w:rPr>
+        <w:fldChar w:fldCharType="end"/>
+      </w:r>
     </w:p>
     <w:p>
       <w:pPr>
@@ -2066,6 +1749,24 @@
       <w:r>
         <w:t>Вход директора в кабинет любого сотрудника. В левом меню директора под кнопкой «Кабинет менеджера» добавлены кнопки «Кабинет · Руководитель проекта», «Кабинет · Старший инспектор», «Кабинет · Инспектор СК». По нажатию система запрашивает ФИО — открывается список уже созданных и работающих сотрудников этой должности с поиском по фамилии и группе. После выбора директор проваливается в кабинет этого сотрудника и видит его полностью, со всеми функциями, правом редактирования и полным контролем. Вверху экрана постоянно висит строка «Вы в кабинете · ФИО · должность» и кнопка «В свой кабинет» — возврат к собственным правам выполняется в один клик.</w:t>
       </w:r>
+      <w:r>
+        <w:rPr>
+          <w:vanish/>
+        </w:rPr>
+        <w:fldChar w:fldCharType="begin"/>
+      </w:r>
+      <w:r>
+        <w:rPr>
+          <w:vanish/>
+        </w:rPr>
+        <w:instrText xml:space="preserve"> TC "9. Вход директора в кабинет любого сотрудника" \l 2 </w:instrText>
+      </w:r>
+      <w:r>
+        <w:rPr>
+          <w:vanish/>
+        </w:rPr>
+        <w:fldChar w:fldCharType="end"/>
+      </w:r>
     </w:p>
     <w:p>
       <w:pPr>
@@ -2136,6 +1837,24 @@
       <w:r>
         <w:t>Кабинет МЕХАНИКА. Счётчики: единиц техники, на линии, на ТО и в ремонте, путевых листов. Карта локаций показывает, где стоит техника, с разбивкой по каждому месторождению и проекту. Блок «Техника и водители» — закрепление машин за водителями. Блок «Подходящие ТО» предупреждает о ближайшем и текущем обслуживании. Кнопки: «ТО и ремонты» (статистика затрат по месяцам и по технике), «Досье техники» (ремонты, авансовые отчёты, акты и ведомости по каждой машине), «Путевые листы» (создание по бланку и выгрузка в Excel), «Заявки на запчасти» (что просят водители, статусы и ответы), «Кабинеты водителей» (кто на какой технике и что ввёл в систему). Механик заводит новую технику кнопкой «Создать автомобиль», ведёт ОСАГО и сроки ТО — система заранее подсвечивает истекающие документы.</w:t>
       </w:r>
+      <w:r>
+        <w:rPr>
+          <w:vanish/>
+        </w:rPr>
+        <w:fldChar w:fldCharType="begin"/>
+      </w:r>
+      <w:r>
+        <w:rPr>
+          <w:vanish/>
+        </w:rPr>
+        <w:instrText xml:space="preserve"> TC "10. Кабинет механика" \l 2 </w:instrText>
+      </w:r>
+      <w:r>
+        <w:rPr>
+          <w:vanish/>
+        </w:rPr>
+        <w:fldChar w:fldCharType="end"/>
+      </w:r>
     </w:p>
     <w:p>
       <w:pPr>
@@ -2206,6 +1925,24 @@
       <w:r>
         <w:t>Кабинет ВОДИТЕЛЯ. Карточка водителя с отметками заезда и выезда с вахты, блок «Моя машина» — техника, закреплённая механиком. Блок «Инспекторы на вахте» с телефонами, отдельно выведены контакты старшего инспектора, механика и руководителя проекта, а также кнопка «SOS — экстренная связь». Ниже «Табель автомобиля и водителя» по месяцам. Кнопки: «Передача вахты» (акт передачи автомобиля с фото), «Путевые листы» (создать по бланку и посмотреть свод), «Заявка на запчасти» (уходит механику и руководителю проекта), «Рекомендации механику» (что заметил в работе машины), «Заявки» (материалы и обеспечение), «Сделал ремонт» (работа и фото механику), «Авансовый отчёт» (подотчёт или покупка за свои), «Ведомость на списание» (переданные и использованные запчасти).</w:t>
       </w:r>
+      <w:r>
+        <w:rPr>
+          <w:vanish/>
+        </w:rPr>
+        <w:fldChar w:fldCharType="begin"/>
+      </w:r>
+      <w:r>
+        <w:rPr>
+          <w:vanish/>
+        </w:rPr>
+        <w:instrText xml:space="preserve"> TC "11. Кабинет водителя" \l 2 </w:instrText>
+      </w:r>
+      <w:r>
+        <w:rPr>
+          <w:vanish/>
+        </w:rPr>
+        <w:fldChar w:fldCharType="end"/>
+      </w:r>
     </w:p>
     <w:p>
       <w:pPr>
@@ -2276,6 +2013,24 @@
       <w:r>
         <w:t>Контроль перемещений и геолокация. Водители и инспекторы работают в приложении только при включённой геолокации: при входе выводится отдельное окно «Доступ к геолокации» с перечнем собираемых данных (маршрут и пробег за смену, время в движении и на простое) и обязательным согласием сотрудника на обработку данных в рабочее время. Без активного определения местоположения ввод и любые действия в приложении недоступны. Данные видит только руководство компании.</w:t>
       </w:r>
+      <w:r>
+        <w:rPr>
+          <w:vanish/>
+        </w:rPr>
+        <w:fldChar w:fldCharType="begin"/>
+      </w:r>
+      <w:r>
+        <w:rPr>
+          <w:vanish/>
+        </w:rPr>
+        <w:instrText xml:space="preserve"> TC "12. Контроль перемещений и геолокация" \l 2 </w:instrText>
+      </w:r>
+      <w:r>
+        <w:rPr>
+          <w:vanish/>
+        </w:rPr>
+        <w:fldChar w:fldCharType="end"/>
+      </w:r>
     </w:p>
     <w:p>
       <w:pPr>
@@ -2346,6 +2101,24 @@
       <w:r>
         <w:t>Раздел «Трекеры» — контроль перемещений. Три вкладки: «Онлайн-карта» (кто сейчас на линии, схема или спутник, просмотр маршрута выбранного сотрудника), «Дневной архив» (календарь по месяцам, по каждому дню — пробег, время в движении и время простоя по каждому сотруднику, просмотр трека за день), «Месячный свод» (дни работы, общий пробег, движение и простой по каждому сотруднику с выгрузкой файла). Раздел доступен директору, руководителю проекта, старшему инспектору и механику.</w:t>
       </w:r>
+      <w:r>
+        <w:rPr>
+          <w:vanish/>
+        </w:rPr>
+        <w:fldChar w:fldCharType="begin"/>
+      </w:r>
+      <w:r>
+        <w:rPr>
+          <w:vanish/>
+        </w:rPr>
+        <w:instrText xml:space="preserve"> TC "13. Раздел «Трекеры»" \l 2 </w:instrText>
+      </w:r>
+      <w:r>
+        <w:rPr>
+          <w:vanish/>
+        </w:rPr>
+        <w:fldChar w:fldCharType="end"/>
+      </w:r>
     </w:p>
     <w:p>
       <w:pPr>
@@ -2416,6 +2189,24 @@
       <w:r>
         <w:t>Раздел «Персонал». Разделён на две группы: «Инспекторы строительного контроля» и «Прочий персонал» (директор, руководитель проекта, механик, водитель, администратор). По кнопке «Добавить» заводится учётная запись: ФИО, должность, телефон, локации, проект и специализация. Каждая должность вправе заводить только нижестоящие — свою и вышестоящие создать нельзя. В карточке сотрудника хранятся телефон, специальности, удостоверения и сертификаты, сведения об обучении, закреплённые локации и объекты, назначенный старший инспектор. Предусмотрены сброс пароля и удаление учётной записи. Первый вход сотрудник выполняет по своим ФИО без пароля и сразу задаёт постоянный пароль, который не знает никто, кроме него.</w:t>
       </w:r>
+      <w:r>
+        <w:rPr>
+          <w:vanish/>
+        </w:rPr>
+        <w:fldChar w:fldCharType="begin"/>
+      </w:r>
+      <w:r>
+        <w:rPr>
+          <w:vanish/>
+        </w:rPr>
+        <w:instrText xml:space="preserve"> TC "14. Раздел «Персонал»" \l 2 </w:instrText>
+      </w:r>
+      <w:r>
+        <w:rPr>
+          <w:vanish/>
+        </w:rPr>
+        <w:fldChar w:fldCharType="end"/>
+      </w:r>
     </w:p>
     <w:p>
       <w:pPr>
@@ -2486,6 +2277,24 @@
       <w:r>
         <w:t>Раздел «Техника и имущество». Три вкладки: «Техника» (автомобили и спецтехника с номерами, пробегом, закреплённым водителем; красным подсвечивается просроченное ТО и истекающее ОСАГО), «Вагоны и бытовки» (вагон-дома с инвентарными номерами и назначением), «Измерительный инструмент» (приборы с учётом поверки). Отдельно выводятся заявки на запчасти с указанием, по каким машинам они поданы.</w:t>
       </w:r>
+      <w:r>
+        <w:rPr>
+          <w:vanish/>
+        </w:rPr>
+        <w:fldChar w:fldCharType="begin"/>
+      </w:r>
+      <w:r>
+        <w:rPr>
+          <w:vanish/>
+        </w:rPr>
+        <w:instrText xml:space="preserve"> TC "15. Раздел «Техника и имущество»" \l 2 </w:instrText>
+      </w:r>
+      <w:r>
+        <w:rPr>
+          <w:vanish/>
+        </w:rPr>
+        <w:fldChar w:fldCharType="end"/>
+      </w:r>
     </w:p>
     <w:p>
       <w:pPr>
@@ -2556,6 +2365,24 @@
       <w:r>
         <w:t>Раздел «Главная» — карта объектов России. Объекты сгруппированы по федеральным округам, цветом показан статус: в работе, подготовка, риск срыва, завершён. Ниже сводная информация по всем объектам: портфель контрактов, объектов в работе, персонал план и факт, техника план и факт, предписаний выдано и не устранено. Здесь же перечень объектов строительства с кнопкой «Добавить объект».</w:t>
       </w:r>
+      <w:r>
+        <w:rPr>
+          <w:vanish/>
+        </w:rPr>
+        <w:fldChar w:fldCharType="begin"/>
+      </w:r>
+      <w:r>
+        <w:rPr>
+          <w:vanish/>
+        </w:rPr>
+        <w:instrText xml:space="preserve"> TC "16. Главный экран: карта объектов и сводка" \l 2 </w:instrText>
+      </w:r>
+      <w:r>
+        <w:rPr>
+          <w:vanish/>
+        </w:rPr>
+        <w:fldChar w:fldCharType="end"/>
+      </w:r>
     </w:p>
     <w:p>
       <w:pPr>
@@ -2626,6 +2453,24 @@
       <w:r>
         <w:t>Раздел «Акты и документы» — единый документооборот. Фильтры по типам: акты проверок, предписания, документация, подрядчики, фотоотчёты. Каждый документ имеет номер, дату, объект и статус — «В работе», «Готов», «Отклонён». АСОР и акты формируются из шаблонов, подписываются и передаются в телефоне; предписание увязано с подрядчиком и заказчиком из карточки замечания; ведётся реестр по объекту и сводный по проекту с накоплением предписаний. Все версии документов хранятся на едином сервере компании.</w:t>
       </w:r>
+      <w:r>
+        <w:rPr>
+          <w:vanish/>
+        </w:rPr>
+        <w:fldChar w:fldCharType="begin"/>
+      </w:r>
+      <w:r>
+        <w:rPr>
+          <w:vanish/>
+        </w:rPr>
+        <w:instrText xml:space="preserve"> TC "17. Раздел «Акты и документы»" \l 2 </w:instrText>
+      </w:r>
+      <w:r>
+        <w:rPr>
+          <w:vanish/>
+        </w:rPr>
+        <w:fldChar w:fldCharType="end"/>
+      </w:r>
     </w:p>
     <w:p>
       <w:pPr>
@@ -2696,6 +2541,24 @@
       <w:r>
         <w:t>Раздел «Отчёты и статистика». Ключевые показатели за всё время: портфель контрактов, объектов в работе, предписаний выдано, инспекторов в штате. Блоки «Регионы и автономные группы» (модель руководителя), «Результативность инспекторов» (снято и выдано замечаний) и «Сроки договоров» с подсветкой рисков срыва.</w:t>
       </w:r>
+      <w:r>
+        <w:rPr>
+          <w:vanish/>
+        </w:rPr>
+        <w:fldChar w:fldCharType="begin"/>
+      </w:r>
+      <w:r>
+        <w:rPr>
+          <w:vanish/>
+        </w:rPr>
+        <w:instrText xml:space="preserve"> TC "18. Раздел «Отчёты и статистика»" \l 2 </w:instrText>
+      </w:r>
+      <w:r>
+        <w:rPr>
+          <w:vanish/>
+        </w:rPr>
+        <w:fldChar w:fldCharType="end"/>
+      </w:r>
     </w:p>
     <w:p>
       <w:pPr>
@@ -2766,6 +2629,24 @@
       <w:r>
         <w:t>Мобильное приложение для Android. Помимо работы через браузер, выпущено установочное приложение «Инспектор» для телефонов на Android 7 и новее. Скачивается со страницы инспектор.su/app по кнопке «Скачать APK для Android» или по QR-коду с экрана компьютера. Приложение подписано сертификатом организации, поддерживает работу с фотокамерой, встроенную проверку обновлений — при выходе новой версии сотрудник получает предложение обновиться прямо в приложении, — и экран отсутствия связи, позволяющий продолжать работу на объекте без устойчивого интернета. Текущая версия — 1.3.</w:t>
       </w:r>
+      <w:r>
+        <w:rPr>
+          <w:vanish/>
+        </w:rPr>
+        <w:fldChar w:fldCharType="begin"/>
+      </w:r>
+      <w:r>
+        <w:rPr>
+          <w:vanish/>
+        </w:rPr>
+        <w:instrText xml:space="preserve"> TC "19. Мобильное приложение для Android" \l 2 </w:instrText>
+      </w:r>
+      <w:r>
+        <w:rPr>
+          <w:vanish/>
+        </w:rPr>
+        <w:fldChar w:fldCharType="end"/>
+      </w:r>
     </w:p>
     <w:p>
       <w:pPr>
@@ -2781,6 +2662,24 @@
       <w:r>
         <w:t>Размещение и защита данных. Площадка для хранения софта определена на домен инспектор.su, домен приобретён на сайте reg.ru, получено электронное свидетельство, оплачено годовое обслуживание, подключён защищённый протокол HTTPS. Данные хранятся в базе данных на сервере компании; файлы, фотографии и сформированные документы — в отдельном файловом хранилище. Доступ к системе разграничен по ролям: сотрудник видит только те разделы и те локации, которые ему назначены. Ключи доступа к внешним сервисам искусственного интеллекта хранятся на сервере в защищённом виде и в приложении не публикуются. Пароли сотрудников задаются ими самостоятельно при первом входе.</w:t>
       </w:r>
+      <w:r>
+        <w:rPr>
+          <w:vanish/>
+        </w:rPr>
+        <w:fldChar w:fldCharType="begin"/>
+      </w:r>
+      <w:r>
+        <w:rPr>
+          <w:vanish/>
+        </w:rPr>
+        <w:instrText xml:space="preserve"> TC "20. Размещение и защита данных" \l 2 </w:instrText>
+      </w:r>
+      <w:r>
+        <w:rPr>
+          <w:vanish/>
+        </w:rPr>
+        <w:fldChar w:fldCharType="end"/>
+      </w:r>
     </w:p>
     <w:p>
       <w:pPr>
@@ -2806,6 +2705,24 @@
         </w:rPr>
         <w:t>ИНСТРУКЦИЯ ПО ИСПОЛЬЗОВАНИЮ ПРОГРАММЫ</w:t>
       </w:r>
+      <w:r>
+        <w:rPr>
+          <w:vanish/>
+        </w:rPr>
+        <w:fldChar w:fldCharType="begin"/>
+      </w:r>
+      <w:r>
+        <w:rPr>
+          <w:vanish/>
+        </w:rPr>
+        <w:instrText xml:space="preserve"> TC "Часть II. Инструкция по использованию программы" \l 1 </w:instrText>
+      </w:r>
+      <w:r>
+        <w:rPr>
+          <w:vanish/>
+        </w:rPr>
+        <w:fldChar w:fldCharType="end"/>
+      </w:r>
     </w:p>
     <w:p>
       <w:pPr>
@@ -2831,6 +2748,24 @@
         </w:rPr>
         <w:t>1. Как войти в систему</w:t>
       </w:r>
+      <w:r>
+        <w:rPr>
+          <w:vanish/>
+        </w:rPr>
+        <w:fldChar w:fldCharType="begin"/>
+      </w:r>
+      <w:r>
+        <w:rPr>
+          <w:vanish/>
+        </w:rPr>
+        <w:instrText xml:space="preserve"> TC "1. Как войти в систему" \l 2 </w:instrText>
+      </w:r>
+      <w:r>
+        <w:rPr>
+          <w:vanish/>
+        </w:rPr>
+        <w:fldChar w:fldCharType="end"/>
+      </w:r>
     </w:p>
     <w:p>
       <w:pPr>
@@ -2857,6 +2792,24 @@
         </w:rPr>
         <w:t>2. Как выбрать объект работы</w:t>
       </w:r>
+      <w:r>
+        <w:rPr>
+          <w:vanish/>
+        </w:rPr>
+        <w:fldChar w:fldCharType="begin"/>
+      </w:r>
+      <w:r>
+        <w:rPr>
+          <w:vanish/>
+        </w:rPr>
+        <w:instrText xml:space="preserve"> TC "2. Как выбрать объект работы" \l 2 </w:instrText>
+      </w:r>
+      <w:r>
+        <w:rPr>
+          <w:vanish/>
+        </w:rPr>
+        <w:fldChar w:fldCharType="end"/>
+      </w:r>
     </w:p>
     <w:p>
       <w:pPr>
@@ -2883,6 +2836,24 @@
         </w:rPr>
         <w:t>3. Работа инспектора на объекте</w:t>
       </w:r>
+      <w:r>
+        <w:rPr>
+          <w:vanish/>
+        </w:rPr>
+        <w:fldChar w:fldCharType="begin"/>
+      </w:r>
+      <w:r>
+        <w:rPr>
+          <w:vanish/>
+        </w:rPr>
+        <w:instrText xml:space="preserve"> TC "3. Работа инспектора на объекте" \l 2 </w:instrText>
+      </w:r>
+      <w:r>
+        <w:rPr>
+          <w:vanish/>
+        </w:rPr>
+        <w:fldChar w:fldCharType="end"/>
+      </w:r>
     </w:p>
     <w:p>
       <w:pPr>
@@ -2909,6 +2880,24 @@
         </w:rPr>
         <w:t>4. Порядок согласования документов</w:t>
       </w:r>
+      <w:r>
+        <w:rPr>
+          <w:vanish/>
+        </w:rPr>
+        <w:fldChar w:fldCharType="begin"/>
+      </w:r>
+      <w:r>
+        <w:rPr>
+          <w:vanish/>
+        </w:rPr>
+        <w:instrText xml:space="preserve"> TC "4. Порядок согласования документов" \l 2 </w:instrText>
+      </w:r>
+      <w:r>
+        <w:rPr>
+          <w:vanish/>
+        </w:rPr>
+        <w:fldChar w:fldCharType="end"/>
+      </w:r>
     </w:p>
     <w:p>
       <w:pPr>
@@ -2935,6 +2924,24 @@
         </w:rPr>
         <w:t>5. Как директору войти в кабинет сотрудника</w:t>
       </w:r>
+      <w:r>
+        <w:rPr>
+          <w:vanish/>
+        </w:rPr>
+        <w:fldChar w:fldCharType="begin"/>
+      </w:r>
+      <w:r>
+        <w:rPr>
+          <w:vanish/>
+        </w:rPr>
+        <w:instrText xml:space="preserve"> TC "5. Как директору войти в кабинет сотрудника" \l 2 </w:instrText>
+      </w:r>
+      <w:r>
+        <w:rPr>
+          <w:vanish/>
+        </w:rPr>
+        <w:fldChar w:fldCharType="end"/>
+      </w:r>
     </w:p>
     <w:p>
       <w:pPr>
@@ -2961,6 +2968,24 @@
         </w:rPr>
         <w:t>6. Как установить приложение на телефон</w:t>
       </w:r>
+      <w:r>
+        <w:rPr>
+          <w:vanish/>
+        </w:rPr>
+        <w:fldChar w:fldCharType="begin"/>
+      </w:r>
+      <w:r>
+        <w:rPr>
+          <w:vanish/>
+        </w:rPr>
+        <w:instrText xml:space="preserve"> TC "6. Как установить приложение на телефон" \l 2 </w:instrText>
+      </w:r>
+      <w:r>
+        <w:rPr>
+          <w:vanish/>
+        </w:rPr>
+        <w:fldChar w:fldCharType="end"/>
+      </w:r>
     </w:p>
     <w:p>
       <w:pPr>
@@ -2987,6 +3012,24 @@
         </w:rPr>
         <w:t>7. Рекомендации по внедрению</w:t>
       </w:r>
+      <w:r>
+        <w:rPr>
+          <w:vanish/>
+        </w:rPr>
+        <w:fldChar w:fldCharType="begin"/>
+      </w:r>
+      <w:r>
+        <w:rPr>
+          <w:vanish/>
+        </w:rPr>
+        <w:instrText xml:space="preserve"> TC "7. Рекомендации по внедрению" \l 2 </w:instrText>
+      </w:r>
+      <w:r>
+        <w:rPr>
+          <w:vanish/>
+        </w:rPr>
+        <w:fldChar w:fldCharType="end"/>
+      </w:r>
     </w:p>
     <w:p>
       <w:pPr>
@@ -3048,6 +3091,24 @@
         </w:rPr>
         <w:t>ЧАСТЬ III. ТЕХНИЧЕСКОЕ ОПИСАНИЕ РАЗРАБОТКИ</w:t>
       </w:r>
+      <w:r>
+        <w:rPr>
+          <w:vanish/>
+        </w:rPr>
+        <w:fldChar w:fldCharType="begin"/>
+      </w:r>
+      <w:r>
+        <w:rPr>
+          <w:vanish/>
+        </w:rPr>
+        <w:instrText xml:space="preserve"> TC "Часть III. Техническое описание разработки" \l 1 </w:instrText>
+      </w:r>
+      <w:r>
+        <w:rPr>
+          <w:vanish/>
+        </w:rPr>
+        <w:fldChar w:fldCharType="end"/>
+      </w:r>
     </w:p>
     <w:p>
       <w:pPr>
@@ -3059,6 +3120,24 @@
           <w:b/>
         </w:rPr>
         <w:t>1. Применённые языки программирования и технологии</w:t>
+      </w:r>
+      <w:r>
+        <w:rPr>
+          <w:vanish/>
+        </w:rPr>
+        <w:fldChar w:fldCharType="begin"/>
+      </w:r>
+      <w:r>
+        <w:rPr>
+          <w:vanish/>
+        </w:rPr>
+        <w:instrText xml:space="preserve"> TC "1. Применённые языки программирования и технологии" \l 2 </w:instrText>
+      </w:r>
+      <w:r>
+        <w:rPr>
+          <w:vanish/>
+        </w:rPr>
+        <w:fldChar w:fldCharType="end"/>
       </w:r>
     </w:p>
     <w:p>
@@ -4029,6 +4108,24 @@
         </w:rPr>
         <w:t>2. Количественные показатели разработки</w:t>
       </w:r>
+      <w:r>
+        <w:rPr>
+          <w:vanish/>
+        </w:rPr>
+        <w:fldChar w:fldCharType="begin"/>
+      </w:r>
+      <w:r>
+        <w:rPr>
+          <w:vanish/>
+        </w:rPr>
+        <w:instrText xml:space="preserve"> TC "2. Количественные показатели разработки" \l 2 </w:instrText>
+      </w:r>
+      <w:r>
+        <w:rPr>
+          <w:vanish/>
+        </w:rPr>
+        <w:fldChar w:fldCharType="end"/>
+      </w:r>
     </w:p>
     <w:tbl>
       <w:tblPr>
@@ -4394,6 +4491,24 @@
         </w:rPr>
         <w:t>3. Архитектура системы</w:t>
       </w:r>
+      <w:r>
+        <w:rPr>
+          <w:vanish/>
+        </w:rPr>
+        <w:fldChar w:fldCharType="begin"/>
+      </w:r>
+      <w:r>
+        <w:rPr>
+          <w:vanish/>
+        </w:rPr>
+        <w:instrText xml:space="preserve"> TC "3. Архитектура системы" \l 2 </w:instrText>
+      </w:r>
+      <w:r>
+        <w:rPr>
+          <w:vanish/>
+        </w:rPr>
+        <w:fldChar w:fldCharType="end"/>
+      </w:r>
     </w:p>
     <w:p>
       <w:pPr>
@@ -4547,6 +4662,24 @@
           <w:b/>
         </w:rPr>
         <w:t>4. Перечень серверных функций</w:t>
+      </w:r>
+      <w:r>
+        <w:rPr>
+          <w:vanish/>
+        </w:rPr>
+        <w:fldChar w:fldCharType="begin"/>
+      </w:r>
+      <w:r>
+        <w:rPr>
+          <w:vanish/>
+        </w:rPr>
+        <w:instrText xml:space="preserve"> TC "4. Перечень серверных функций" \l 2 </w:instrText>
+      </w:r>
+      <w:r>
+        <w:rPr>
+          <w:vanish/>
+        </w:rPr>
+        <w:fldChar w:fldCharType="end"/>
       </w:r>
     </w:p>
     <w:p>
@@ -5177,6 +5310,24 @@
         </w:rPr>
         <w:t>5. Фрагменты исходного кода</w:t>
       </w:r>
+      <w:r>
+        <w:rPr>
+          <w:vanish/>
+        </w:rPr>
+        <w:fldChar w:fldCharType="begin"/>
+      </w:r>
+      <w:r>
+        <w:rPr>
+          <w:vanish/>
+        </w:rPr>
+        <w:instrText xml:space="preserve"> TC "5. Фрагменты исходного кода" \l 2 </w:instrText>
+      </w:r>
+      <w:r>
+        <w:rPr>
+          <w:vanish/>
+        </w:rPr>
+        <w:fldChar w:fldCharType="end"/>
+      </w:r>
     </w:p>
     <w:p>
       <w:pPr>
@@ -6440,6 +6591,24 @@
           <w:b/>
         </w:rPr>
         <w:t>6. Сборка мобильного приложения для Android</w:t>
+      </w:r>
+      <w:r>
+        <w:rPr>
+          <w:vanish/>
+        </w:rPr>
+        <w:fldChar w:fldCharType="begin"/>
+      </w:r>
+      <w:r>
+        <w:rPr>
+          <w:vanish/>
+        </w:rPr>
+        <w:instrText xml:space="preserve"> TC "6. Сборка мобильного приложения для Android" \l 2 </w:instrText>
+      </w:r>
+      <w:r>
+        <w:rPr>
+          <w:vanish/>
+        </w:rPr>
+        <w:fldChar w:fldCharType="end"/>
       </w:r>
     </w:p>
     <w:p>
@@ -7558,6 +7727,24 @@
         </w:rPr>
         <w:t>7. Развёртывание и сопровождение</w:t>
       </w:r>
+      <w:r>
+        <w:rPr>
+          <w:vanish/>
+        </w:rPr>
+        <w:fldChar w:fldCharType="begin"/>
+      </w:r>
+      <w:r>
+        <w:rPr>
+          <w:vanish/>
+        </w:rPr>
+        <w:instrText xml:space="preserve"> TC "7. Развёртывание и сопровождение" \l 2 </w:instrText>
+      </w:r>
+      <w:r>
+        <w:rPr>
+          <w:vanish/>
+        </w:rPr>
+        <w:fldChar w:fldCharType="end"/>
+      </w:r>
     </w:p>
     <w:p>
       <w:pPr>
@@ -7569,6 +7756,3561 @@
           <w:b w:val="0"/>
         </w:rPr>
         <w:t>Клиентская часть собирается сборщиком Vite в статические файлы и публикуется на сервере с поддержкой защищённого протокола HTTPS. Серверные функции разворачиваются независимо друг от друга. Изменения структуры базы данных выполняются исключительно миграциями — пронумерованными сценариями SQL, применяемыми последовательно; на момент составления отчёта применены 54 миграции. Такой порядок обеспечивает воспроизводимость структуры базы и исключает потерю данных при доработках. Обновление мобильного приложения выполняется без участия магазинов приложений: клиент сверяет код текущей сборки с опубликованным на сервере и предлагает сотруднику установить новую версию.</w:t>
+      </w:r>
+    </w:p>
+    <w:p>
+      <w:pPr>
+        <w:spacing w:after="60" w:line="240" w:lineRule="auto"/>
+        <w:jc w:val="both"/>
+      </w:pPr>
+      <w:r>
+        <w:rPr>
+          <w:b w:val="0"/>
+        </w:rPr>
+      </w:r>
+    </w:p>
+    <w:p>
+      <w:pPr>
+        <w:spacing w:after="40" w:line="240" w:lineRule="auto"/>
+        <w:jc w:val="center"/>
+      </w:pPr>
+      <w:r>
+        <w:rPr>
+          <w:b/>
+        </w:rPr>
+        <w:t>ЧАСТЬ IV. ИСПОЛЬЗОВАННЫЕ АЛГОРИТМЫ, ПРОГРАММНЫЕ СРЕДСТВА</w:t>
+      </w:r>
+      <w:r>
+        <w:rPr>
+          <w:vanish/>
+        </w:rPr>
+        <w:fldChar w:fldCharType="begin"/>
+      </w:r>
+      <w:r>
+        <w:rPr>
+          <w:vanish/>
+        </w:rPr>
+        <w:instrText xml:space="preserve"> TC "Часть IV. Использованные алгоритмы, программные средства и источники" \l 1 </w:instrText>
+      </w:r>
+      <w:r>
+        <w:rPr>
+          <w:vanish/>
+        </w:rPr>
+        <w:fldChar w:fldCharType="end"/>
+      </w:r>
+    </w:p>
+    <w:p>
+      <w:pPr>
+        <w:spacing w:after="160" w:line="240" w:lineRule="auto"/>
+        <w:jc w:val="center"/>
+      </w:pPr>
+      <w:r>
+        <w:rPr>
+          <w:b/>
+        </w:rPr>
+        <w:t>И ИСТОЧНИКИ</w:t>
+      </w:r>
+    </w:p>
+    <w:p>
+      <w:pPr>
+        <w:spacing w:after="100" w:line="240" w:lineRule="auto"/>
+        <w:jc w:val="both"/>
+      </w:pPr>
+      <w:r>
+        <w:rPr>
+          <w:b/>
+        </w:rPr>
+        <w:t>1. Применённые алгоритмы и методы обработки данных</w:t>
+      </w:r>
+      <w:r>
+        <w:rPr>
+          <w:vanish/>
+        </w:rPr>
+        <w:fldChar w:fldCharType="begin"/>
+      </w:r>
+      <w:r>
+        <w:rPr>
+          <w:vanish/>
+        </w:rPr>
+        <w:instrText xml:space="preserve"> TC "1. Применённые алгоритмы и методы обработки данных" \l 2 </w:instrText>
+      </w:r>
+      <w:r>
+        <w:rPr>
+          <w:vanish/>
+        </w:rPr>
+        <w:fldChar w:fldCharType="end"/>
+      </w:r>
+    </w:p>
+    <w:p>
+      <w:pPr>
+        <w:spacing w:after="120" w:line="240" w:lineRule="auto"/>
+        <w:jc w:val="both"/>
+      </w:pPr>
+      <w:r>
+        <w:rPr>
+          <w:b w:val="0"/>
+        </w:rPr>
+        <w:t>При разработке применены следующие алгоритмы и вычислительные методы.</w:t>
+      </w:r>
+    </w:p>
+    <w:tbl>
+      <w:tblPr>
+        <w:tblW w:type="auto" w:w="0"/>
+        <w:tblLook w:firstColumn="1" w:firstRow="1" w:lastColumn="0" w:lastRow="0" w:noHBand="0" w:noVBand="1" w:val="04A0"/>
+        <w:jc w:val="center"/>
+        <w:tblBorders>
+          <w:top w:val="single" w:sz="6" w:space="0" w:color="999999"/>
+          <w:left w:val="single" w:sz="6" w:space="0" w:color="999999"/>
+          <w:bottom w:val="single" w:sz="6" w:space="0" w:color="999999"/>
+          <w:right w:val="single" w:sz="6" w:space="0" w:color="999999"/>
+          <w:insideH w:val="single" w:sz="6" w:space="0" w:color="999999"/>
+          <w:insideV w:val="single" w:sz="6" w:space="0" w:color="999999"/>
+        </w:tblBorders>
+      </w:tblPr>
+      <w:tblGrid>
+        <w:gridCol w:w="3780"/>
+        <w:gridCol w:w="3780"/>
+        <w:gridCol w:w="3780"/>
+      </w:tblGrid>
+      <w:tr>
+        <w:tc>
+          <w:tcPr>
+            <w:tcW w:type="dxa" w:w="567"/>
+            <w:shd w:fill="E8E8E8"/>
+          </w:tcPr>
+          <w:p>
+            <w:pPr>
+              <w:spacing w:after="0"/>
+            </w:pPr>
+            <w:r/>
+            <w:r>
+              <w:rPr>
+                <w:b/>
+                <w:sz w:val="18"/>
+              </w:rPr>
+              <w:t>№</w:t>
+            </w:r>
+          </w:p>
+        </w:tc>
+        <w:tc>
+          <w:tcPr>
+            <w:tcW w:type="dxa" w:w="3685"/>
+            <w:shd w:fill="E8E8E8"/>
+          </w:tcPr>
+          <w:p>
+            <w:pPr>
+              <w:spacing w:after="0"/>
+            </w:pPr>
+            <w:r/>
+            <w:r>
+              <w:rPr>
+                <w:b/>
+                <w:sz w:val="18"/>
+              </w:rPr>
+              <w:t>Алгоритм / метод</w:t>
+            </w:r>
+          </w:p>
+        </w:tc>
+        <w:tc>
+          <w:tcPr>
+            <w:tcW w:type="dxa" w:w="4819"/>
+            <w:shd w:fill="E8E8E8"/>
+          </w:tcPr>
+          <w:p>
+            <w:pPr>
+              <w:spacing w:after="0"/>
+            </w:pPr>
+            <w:r/>
+            <w:r>
+              <w:rPr>
+                <w:b/>
+                <w:sz w:val="18"/>
+              </w:rPr>
+              <w:t>Где применён в системе</w:t>
+            </w:r>
+          </w:p>
+        </w:tc>
+      </w:tr>
+      <w:tr>
+        <w:tc>
+          <w:tcPr>
+            <w:tcW w:type="dxa" w:w="567"/>
+          </w:tcPr>
+          <w:p>
+            <w:pPr>
+              <w:spacing w:after="0"/>
+            </w:pPr>
+            <w:r/>
+            <w:r>
+              <w:rPr>
+                <w:sz w:val="18"/>
+              </w:rPr>
+              <w:t>1</w:t>
+            </w:r>
+          </w:p>
+        </w:tc>
+        <w:tc>
+          <w:tcPr>
+            <w:tcW w:type="dxa" w:w="3685"/>
+          </w:tcPr>
+          <w:p>
+            <w:pPr>
+              <w:spacing w:after="0"/>
+            </w:pPr>
+            <w:r/>
+            <w:r>
+              <w:rPr>
+                <w:sz w:val="18"/>
+              </w:rPr>
+              <w:t>Формула гаверсинуса (haversine) — расчёт расстояния между двумя точками по их географическим координатам на сфере радиусом 6 371 км</w:t>
+            </w:r>
+          </w:p>
+        </w:tc>
+        <w:tc>
+          <w:tcPr>
+            <w:tcW w:type="dxa" w:w="4819"/>
+          </w:tcPr>
+          <w:p>
+            <w:pPr>
+              <w:spacing w:after="0"/>
+            </w:pPr>
+            <w:r/>
+            <w:r>
+              <w:rPr>
+                <w:sz w:val="18"/>
+              </w:rPr>
+              <w:t>Подсчёт пробега сотрудника и техники за смену по данным геолокации</w:t>
+            </w:r>
+          </w:p>
+        </w:tc>
+      </w:tr>
+      <w:tr>
+        <w:tc>
+          <w:tcPr>
+            <w:tcW w:type="dxa" w:w="567"/>
+          </w:tcPr>
+          <w:p>
+            <w:pPr>
+              <w:spacing w:after="0"/>
+            </w:pPr>
+            <w:r/>
+            <w:r>
+              <w:rPr>
+                <w:sz w:val="18"/>
+              </w:rPr>
+              <w:t>2</w:t>
+            </w:r>
+          </w:p>
+        </w:tc>
+        <w:tc>
+          <w:tcPr>
+            <w:tcW w:type="dxa" w:w="3685"/>
+          </w:tcPr>
+          <w:p>
+            <w:pPr>
+              <w:spacing w:after="0"/>
+            </w:pPr>
+            <w:r/>
+            <w:r>
+              <w:rPr>
+                <w:sz w:val="18"/>
+              </w:rPr>
+              <w:t>Кластеризация точек по радиусу с порогом времени — выделение стоянок</w:t>
+            </w:r>
+          </w:p>
+        </w:tc>
+        <w:tc>
+          <w:tcPr>
+            <w:tcW w:type="dxa" w:w="4819"/>
+          </w:tcPr>
+          <w:p>
+            <w:pPr>
+              <w:spacing w:after="0"/>
+            </w:pPr>
+            <w:r/>
+            <w:r>
+              <w:rPr>
+                <w:sz w:val="18"/>
+              </w:rPr>
+              <w:t>Определение времени простоя и мест длительных остановок</w:t>
+            </w:r>
+          </w:p>
+        </w:tc>
+      </w:tr>
+      <w:tr>
+        <w:tc>
+          <w:tcPr>
+            <w:tcW w:type="dxa" w:w="567"/>
+          </w:tcPr>
+          <w:p>
+            <w:pPr>
+              <w:spacing w:after="0"/>
+            </w:pPr>
+            <w:r/>
+            <w:r>
+              <w:rPr>
+                <w:sz w:val="18"/>
+              </w:rPr>
+              <w:t>3</w:t>
+            </w:r>
+          </w:p>
+        </w:tc>
+        <w:tc>
+          <w:tcPr>
+            <w:tcW w:type="dxa" w:w="3685"/>
+          </w:tcPr>
+          <w:p>
+            <w:pPr>
+              <w:spacing w:after="0"/>
+            </w:pPr>
+            <w:r/>
+            <w:r>
+              <w:rPr>
+                <w:sz w:val="18"/>
+              </w:rPr>
+              <w:t>Пороговая фильтрация координат по скорости и смещению</w:t>
+            </w:r>
+          </w:p>
+        </w:tc>
+        <w:tc>
+          <w:tcPr>
+            <w:tcW w:type="dxa" w:w="4819"/>
+          </w:tcPr>
+          <w:p>
+            <w:pPr>
+              <w:spacing w:after="0"/>
+            </w:pPr>
+            <w:r/>
+            <w:r>
+              <w:rPr>
+                <w:sz w:val="18"/>
+              </w:rPr>
+              <w:t>Отсечение шума приёмника, разделение движения и стоянки</w:t>
+            </w:r>
+          </w:p>
+        </w:tc>
+      </w:tr>
+      <w:tr>
+        <w:tc>
+          <w:tcPr>
+            <w:tcW w:type="dxa" w:w="567"/>
+          </w:tcPr>
+          <w:p>
+            <w:pPr>
+              <w:spacing w:after="0"/>
+            </w:pPr>
+            <w:r/>
+            <w:r>
+              <w:rPr>
+                <w:sz w:val="18"/>
+              </w:rPr>
+              <w:t>4</w:t>
+            </w:r>
+          </w:p>
+        </w:tc>
+        <w:tc>
+          <w:tcPr>
+            <w:tcW w:type="dxa" w:w="3685"/>
+          </w:tcPr>
+          <w:p>
+            <w:pPr>
+              <w:spacing w:after="0"/>
+            </w:pPr>
+            <w:r/>
+            <w:r>
+              <w:rPr>
+                <w:sz w:val="18"/>
+              </w:rPr>
+              <w:t>Агрегирование временных рядов по суткам и месяцам</w:t>
+            </w:r>
+          </w:p>
+        </w:tc>
+        <w:tc>
+          <w:tcPr>
+            <w:tcW w:type="dxa" w:w="4819"/>
+          </w:tcPr>
+          <w:p>
+            <w:pPr>
+              <w:spacing w:after="0"/>
+            </w:pPr>
+            <w:r/>
+            <w:r>
+              <w:rPr>
+                <w:sz w:val="18"/>
+              </w:rPr>
+              <w:t>Дневной архив и месячный свод пробега, движения и простоя</w:t>
+            </w:r>
+          </w:p>
+        </w:tc>
+      </w:tr>
+      <w:tr>
+        <w:tc>
+          <w:tcPr>
+            <w:tcW w:type="dxa" w:w="567"/>
+          </w:tcPr>
+          <w:p>
+            <w:pPr>
+              <w:spacing w:after="0"/>
+            </w:pPr>
+            <w:r/>
+            <w:r>
+              <w:rPr>
+                <w:sz w:val="18"/>
+              </w:rPr>
+              <w:t>5</w:t>
+            </w:r>
+          </w:p>
+        </w:tc>
+        <w:tc>
+          <w:tcPr>
+            <w:tcW w:type="dxa" w:w="3685"/>
+          </w:tcPr>
+          <w:p>
+            <w:pPr>
+              <w:spacing w:after="0"/>
+            </w:pPr>
+            <w:r/>
+            <w:r>
+              <w:rPr>
+                <w:sz w:val="18"/>
+              </w:rPr>
+              <w:t>Ролевая модель разграничения доступа (RBAC)</w:t>
+            </w:r>
+          </w:p>
+        </w:tc>
+        <w:tc>
+          <w:tcPr>
+            <w:tcW w:type="dxa" w:w="4819"/>
+          </w:tcPr>
+          <w:p>
+            <w:pPr>
+              <w:spacing w:after="0"/>
+            </w:pPr>
+            <w:r/>
+            <w:r>
+              <w:rPr>
+                <w:sz w:val="18"/>
+              </w:rPr>
+              <w:t>Матрица прав девяти должностей, разграничение разделов и локаций</w:t>
+            </w:r>
+          </w:p>
+        </w:tc>
+      </w:tr>
+      <w:tr>
+        <w:tc>
+          <w:tcPr>
+            <w:tcW w:type="dxa" w:w="567"/>
+          </w:tcPr>
+          <w:p>
+            <w:pPr>
+              <w:spacing w:after="0"/>
+            </w:pPr>
+            <w:r/>
+            <w:r>
+              <w:rPr>
+                <w:sz w:val="18"/>
+              </w:rPr>
+              <w:t>6</w:t>
+            </w:r>
+          </w:p>
+        </w:tc>
+        <w:tc>
+          <w:tcPr>
+            <w:tcW w:type="dxa" w:w="3685"/>
+          </w:tcPr>
+          <w:p>
+            <w:pPr>
+              <w:spacing w:after="0"/>
+            </w:pPr>
+            <w:r/>
+            <w:r>
+              <w:rPr>
+                <w:sz w:val="18"/>
+              </w:rPr>
+              <w:t>Версионные миграции схемы базы данных (forward-only)</w:t>
+            </w:r>
+          </w:p>
+        </w:tc>
+        <w:tc>
+          <w:tcPr>
+            <w:tcW w:type="dxa" w:w="4819"/>
+          </w:tcPr>
+          <w:p>
+            <w:pPr>
+              <w:spacing w:after="0"/>
+            </w:pPr>
+            <w:r/>
+            <w:r>
+              <w:rPr>
+                <w:sz w:val="18"/>
+              </w:rPr>
+              <w:t>Последовательное развитие структуры базы, 54 применённых сценария</w:t>
+            </w:r>
+          </w:p>
+        </w:tc>
+      </w:tr>
+      <w:tr>
+        <w:tc>
+          <w:tcPr>
+            <w:tcW w:type="dxa" w:w="567"/>
+          </w:tcPr>
+          <w:p>
+            <w:pPr>
+              <w:spacing w:after="0"/>
+            </w:pPr>
+            <w:r/>
+            <w:r>
+              <w:rPr>
+                <w:sz w:val="18"/>
+              </w:rPr>
+              <w:t>7</w:t>
+            </w:r>
+          </w:p>
+        </w:tc>
+        <w:tc>
+          <w:tcPr>
+            <w:tcW w:type="dxa" w:w="3685"/>
+          </w:tcPr>
+          <w:p>
+            <w:pPr>
+              <w:spacing w:after="0"/>
+            </w:pPr>
+            <w:r/>
+            <w:r>
+              <w:rPr>
+                <w:sz w:val="18"/>
+              </w:rPr>
+              <w:t>Полнотекстовый поиск с нормализацией строк</w:t>
+            </w:r>
+          </w:p>
+        </w:tc>
+        <w:tc>
+          <w:tcPr>
+            <w:tcW w:type="dxa" w:w="4819"/>
+          </w:tcPr>
+          <w:p>
+            <w:pPr>
+              <w:spacing w:after="0"/>
+            </w:pPr>
+            <w:r/>
+            <w:r>
+              <w:rPr>
+                <w:sz w:val="18"/>
+              </w:rPr>
+              <w:t>Поиск по справочнику нарушений, сотрудникам и объектам</w:t>
+            </w:r>
+          </w:p>
+        </w:tc>
+      </w:tr>
+      <w:tr>
+        <w:tc>
+          <w:tcPr>
+            <w:tcW w:type="dxa" w:w="567"/>
+          </w:tcPr>
+          <w:p>
+            <w:pPr>
+              <w:spacing w:after="0"/>
+            </w:pPr>
+            <w:r/>
+            <w:r>
+              <w:rPr>
+                <w:sz w:val="18"/>
+              </w:rPr>
+              <w:t>8</w:t>
+            </w:r>
+          </w:p>
+        </w:tc>
+        <w:tc>
+          <w:tcPr>
+            <w:tcW w:type="dxa" w:w="3685"/>
+          </w:tcPr>
+          <w:p>
+            <w:pPr>
+              <w:spacing w:after="0"/>
+            </w:pPr>
+            <w:r/>
+            <w:r>
+              <w:rPr>
+                <w:sz w:val="18"/>
+              </w:rPr>
+              <w:t>Автоматический подбор пунктов нормативных документов средствами больших языковых моделей с кросс-проверкой по нескольким поставщикам</w:t>
+            </w:r>
+          </w:p>
+        </w:tc>
+        <w:tc>
+          <w:tcPr>
+            <w:tcW w:type="dxa" w:w="4819"/>
+          </w:tcPr>
+          <w:p>
+            <w:pPr>
+              <w:spacing w:after="0"/>
+            </w:pPr>
+            <w:r/>
+            <w:r>
+              <w:rPr>
+                <w:sz w:val="18"/>
+              </w:rPr>
+              <w:t>Формирование предписаний: подстановка нарушенных пунктов НТД</w:t>
+            </w:r>
+          </w:p>
+        </w:tc>
+      </w:tr>
+      <w:tr>
+        <w:tc>
+          <w:tcPr>
+            <w:tcW w:type="dxa" w:w="567"/>
+          </w:tcPr>
+          <w:p>
+            <w:pPr>
+              <w:spacing w:after="0"/>
+            </w:pPr>
+            <w:r/>
+            <w:r>
+              <w:rPr>
+                <w:sz w:val="18"/>
+              </w:rPr>
+              <w:t>9</w:t>
+            </w:r>
+          </w:p>
+        </w:tc>
+        <w:tc>
+          <w:tcPr>
+            <w:tcW w:type="dxa" w:w="3685"/>
+          </w:tcPr>
+          <w:p>
+            <w:pPr>
+              <w:spacing w:after="0"/>
+            </w:pPr>
+            <w:r/>
+            <w:r>
+              <w:rPr>
+                <w:sz w:val="18"/>
+              </w:rPr>
+              <w:t>Кэширование результатов обращений к внешним сервисам</w:t>
+            </w:r>
+          </w:p>
+        </w:tc>
+        <w:tc>
+          <w:tcPr>
+            <w:tcW w:type="dxa" w:w="4819"/>
+          </w:tcPr>
+          <w:p>
+            <w:pPr>
+              <w:spacing w:after="0"/>
+            </w:pPr>
+            <w:r/>
+            <w:r>
+              <w:rPr>
+                <w:sz w:val="18"/>
+              </w:rPr>
+              <w:t>Снижение числа обращений к ИИ-сервисам, ускорение выдачи</w:t>
+            </w:r>
+          </w:p>
+        </w:tc>
+      </w:tr>
+      <w:tr>
+        <w:tc>
+          <w:tcPr>
+            <w:tcW w:type="dxa" w:w="567"/>
+          </w:tcPr>
+          <w:p>
+            <w:pPr>
+              <w:spacing w:after="0"/>
+            </w:pPr>
+            <w:r/>
+            <w:r>
+              <w:rPr>
+                <w:sz w:val="18"/>
+              </w:rPr>
+              <w:t>10</w:t>
+            </w:r>
+          </w:p>
+        </w:tc>
+        <w:tc>
+          <w:tcPr>
+            <w:tcW w:type="dxa" w:w="3685"/>
+          </w:tcPr>
+          <w:p>
+            <w:pPr>
+              <w:spacing w:after="0"/>
+            </w:pPr>
+            <w:r/>
+            <w:r>
+              <w:rPr>
+                <w:sz w:val="18"/>
+              </w:rPr>
+              <w:t>Распознавание речи средствами Web Speech API с накоплением промежуточных результатов</w:t>
+            </w:r>
+          </w:p>
+        </w:tc>
+        <w:tc>
+          <w:tcPr>
+            <w:tcW w:type="dxa" w:w="4819"/>
+          </w:tcPr>
+          <w:p>
+            <w:pPr>
+              <w:spacing w:after="0"/>
+            </w:pPr>
+            <w:r/>
+            <w:r>
+              <w:rPr>
+                <w:sz w:val="18"/>
+              </w:rPr>
+              <w:t>Голосовой ввод замечаний инспектором на объекте</w:t>
+            </w:r>
+          </w:p>
+        </w:tc>
+      </w:tr>
+      <w:tr>
+        <w:tc>
+          <w:tcPr>
+            <w:tcW w:type="dxa" w:w="567"/>
+          </w:tcPr>
+          <w:p>
+            <w:pPr>
+              <w:spacing w:after="0"/>
+            </w:pPr>
+            <w:r/>
+            <w:r>
+              <w:rPr>
+                <w:sz w:val="18"/>
+              </w:rPr>
+              <w:t>11</w:t>
+            </w:r>
+          </w:p>
+        </w:tc>
+        <w:tc>
+          <w:tcPr>
+            <w:tcW w:type="dxa" w:w="3685"/>
+          </w:tcPr>
+          <w:p>
+            <w:pPr>
+              <w:spacing w:after="0"/>
+            </w:pPr>
+            <w:r/>
+            <w:r>
+              <w:rPr>
+                <w:sz w:val="18"/>
+              </w:rPr>
+              <w:t>Очередь отложенной отправки данных при отсутствии связи</w:t>
+            </w:r>
+          </w:p>
+        </w:tc>
+        <w:tc>
+          <w:tcPr>
+            <w:tcW w:type="dxa" w:w="4819"/>
+          </w:tcPr>
+          <w:p>
+            <w:pPr>
+              <w:spacing w:after="0"/>
+            </w:pPr>
+            <w:r/>
+            <w:r>
+              <w:rPr>
+                <w:sz w:val="18"/>
+              </w:rPr>
+              <w:t>Работа на объектах без устойчивого интернета, дозагрузка фотографий</w:t>
+            </w:r>
+          </w:p>
+        </w:tc>
+      </w:tr>
+      <w:tr>
+        <w:tc>
+          <w:tcPr>
+            <w:tcW w:type="dxa" w:w="567"/>
+          </w:tcPr>
+          <w:p>
+            <w:pPr>
+              <w:spacing w:after="0"/>
+            </w:pPr>
+            <w:r/>
+            <w:r>
+              <w:rPr>
+                <w:sz w:val="18"/>
+              </w:rPr>
+              <w:t>12</w:t>
+            </w:r>
+          </w:p>
+        </w:tc>
+        <w:tc>
+          <w:tcPr>
+            <w:tcW w:type="dxa" w:w="3685"/>
+          </w:tcPr>
+          <w:p>
+            <w:pPr>
+              <w:spacing w:after="0"/>
+            </w:pPr>
+            <w:r/>
+            <w:r>
+              <w:rPr>
+                <w:sz w:val="18"/>
+              </w:rPr>
+              <w:t>Сверка кода сборки клиента и сервера</w:t>
+            </w:r>
+          </w:p>
+        </w:tc>
+        <w:tc>
+          <w:tcPr>
+            <w:tcW w:type="dxa" w:w="4819"/>
+          </w:tcPr>
+          <w:p>
+            <w:pPr>
+              <w:spacing w:after="0"/>
+            </w:pPr>
+            <w:r/>
+            <w:r>
+              <w:rPr>
+                <w:sz w:val="18"/>
+              </w:rPr>
+              <w:t>Автоматическое обновление мобильного приложения</w:t>
+            </w:r>
+          </w:p>
+        </w:tc>
+      </w:tr>
+    </w:tbl>
+    <w:p>
+      <w:pPr>
+        <w:spacing w:after="160" w:line="240" w:lineRule="auto"/>
+        <w:jc w:val="both"/>
+      </w:pPr>
+    </w:p>
+    <w:p>
+      <w:pPr>
+        <w:spacing w:after="100" w:line="240" w:lineRule="auto"/>
+        <w:jc w:val="both"/>
+      </w:pPr>
+      <w:r>
+        <w:rPr>
+          <w:b/>
+        </w:rPr>
+        <w:t>2. Использованные программные средства и библиотеки</w:t>
+      </w:r>
+      <w:r>
+        <w:rPr>
+          <w:vanish/>
+        </w:rPr>
+        <w:fldChar w:fldCharType="begin"/>
+      </w:r>
+      <w:r>
+        <w:rPr>
+          <w:vanish/>
+        </w:rPr>
+        <w:instrText xml:space="preserve"> TC "2. Использованные программные средства и библиотеки" \l 2 </w:instrText>
+      </w:r>
+      <w:r>
+        <w:rPr>
+          <w:vanish/>
+        </w:rPr>
+        <w:fldChar w:fldCharType="end"/>
+      </w:r>
+    </w:p>
+    <w:p>
+      <w:pPr>
+        <w:spacing w:after="120" w:line="240" w:lineRule="auto"/>
+        <w:jc w:val="both"/>
+      </w:pPr>
+      <w:r>
+        <w:rPr>
+          <w:b w:val="0"/>
+        </w:rPr>
+        <w:t>Все применённые сторонние программные средства распространяются по свободным лицензиям (MIT, Apache 2.0, BSD, PostgreSQL License) и допускают использование в коммерческих проектах без отчислений правообладателям.</w:t>
+      </w:r>
+    </w:p>
+    <w:tbl>
+      <w:tblPr>
+        <w:tblW w:type="auto" w:w="0"/>
+        <w:tblLook w:firstColumn="1" w:firstRow="1" w:lastColumn="0" w:lastRow="0" w:noHBand="0" w:noVBand="1" w:val="04A0"/>
+        <w:jc w:val="center"/>
+        <w:tblBorders>
+          <w:top w:val="single" w:sz="6" w:space="0" w:color="999999"/>
+          <w:left w:val="single" w:sz="6" w:space="0" w:color="999999"/>
+          <w:bottom w:val="single" w:sz="6" w:space="0" w:color="999999"/>
+          <w:right w:val="single" w:sz="6" w:space="0" w:color="999999"/>
+          <w:insideH w:val="single" w:sz="6" w:space="0" w:color="999999"/>
+          <w:insideV w:val="single" w:sz="6" w:space="0" w:color="999999"/>
+        </w:tblBorders>
+      </w:tblPr>
+      <w:tblGrid>
+        <w:gridCol w:w="2268"/>
+        <w:gridCol w:w="2268"/>
+        <w:gridCol w:w="2268"/>
+        <w:gridCol w:w="2268"/>
+        <w:gridCol w:w="2268"/>
+      </w:tblGrid>
+      <w:tr>
+        <w:tc>
+          <w:tcPr>
+            <w:tcW w:type="dxa" w:w="567"/>
+            <w:shd w:fill="E8E8E8"/>
+          </w:tcPr>
+          <w:p>
+            <w:pPr>
+              <w:spacing w:after="0"/>
+            </w:pPr>
+            <w:r/>
+            <w:r>
+              <w:rPr>
+                <w:b/>
+                <w:sz w:val="18"/>
+              </w:rPr>
+              <w:t>№</w:t>
+            </w:r>
+          </w:p>
+        </w:tc>
+        <w:tc>
+          <w:tcPr>
+            <w:tcW w:type="dxa" w:w="2268"/>
+            <w:shd w:fill="E8E8E8"/>
+          </w:tcPr>
+          <w:p>
+            <w:pPr>
+              <w:spacing w:after="0"/>
+            </w:pPr>
+            <w:r/>
+            <w:r>
+              <w:rPr>
+                <w:b/>
+                <w:sz w:val="18"/>
+              </w:rPr>
+              <w:t>Наименование</w:t>
+            </w:r>
+          </w:p>
+        </w:tc>
+        <w:tc>
+          <w:tcPr>
+            <w:tcW w:type="dxa" w:w="1020"/>
+            <w:shd w:fill="E8E8E8"/>
+          </w:tcPr>
+          <w:p>
+            <w:pPr>
+              <w:spacing w:after="0"/>
+            </w:pPr>
+            <w:r/>
+            <w:r>
+              <w:rPr>
+                <w:b/>
+                <w:sz w:val="18"/>
+              </w:rPr>
+              <w:t>Версия</w:t>
+            </w:r>
+          </w:p>
+        </w:tc>
+        <w:tc>
+          <w:tcPr>
+            <w:tcW w:type="dxa" w:w="3515"/>
+            <w:shd w:fill="E8E8E8"/>
+          </w:tcPr>
+          <w:p>
+            <w:pPr>
+              <w:spacing w:after="0"/>
+            </w:pPr>
+            <w:r/>
+            <w:r>
+              <w:rPr>
+                <w:b/>
+                <w:sz w:val="18"/>
+              </w:rPr>
+              <w:t>Назначение</w:t>
+            </w:r>
+          </w:p>
+        </w:tc>
+        <w:tc>
+          <w:tcPr>
+            <w:tcW w:type="dxa" w:w="1701"/>
+            <w:shd w:fill="E8E8E8"/>
+          </w:tcPr>
+          <w:p>
+            <w:pPr>
+              <w:spacing w:after="0"/>
+            </w:pPr>
+            <w:r/>
+            <w:r>
+              <w:rPr>
+                <w:b/>
+                <w:sz w:val="18"/>
+              </w:rPr>
+              <w:t>Лицензия</w:t>
+            </w:r>
+          </w:p>
+        </w:tc>
+      </w:tr>
+      <w:tr>
+        <w:tc>
+          <w:tcPr>
+            <w:tcW w:type="dxa" w:w="567"/>
+          </w:tcPr>
+          <w:p>
+            <w:pPr>
+              <w:spacing w:after="0"/>
+            </w:pPr>
+            <w:r/>
+            <w:r>
+              <w:rPr>
+                <w:sz w:val="18"/>
+              </w:rPr>
+              <w:t>1</w:t>
+            </w:r>
+          </w:p>
+        </w:tc>
+        <w:tc>
+          <w:tcPr>
+            <w:tcW w:type="dxa" w:w="2268"/>
+          </w:tcPr>
+          <w:p>
+            <w:pPr>
+              <w:spacing w:after="0"/>
+            </w:pPr>
+            <w:r/>
+            <w:r>
+              <w:rPr>
+                <w:sz w:val="18"/>
+              </w:rPr>
+              <w:t>TypeScript</w:t>
+            </w:r>
+          </w:p>
+        </w:tc>
+        <w:tc>
+          <w:tcPr>
+            <w:tcW w:type="dxa" w:w="1020"/>
+          </w:tcPr>
+          <w:p>
+            <w:pPr>
+              <w:spacing w:after="0"/>
+            </w:pPr>
+            <w:r/>
+            <w:r>
+              <w:rPr>
+                <w:sz w:val="18"/>
+              </w:rPr>
+              <w:t>5.5</w:t>
+            </w:r>
+          </w:p>
+        </w:tc>
+        <w:tc>
+          <w:tcPr>
+            <w:tcW w:type="dxa" w:w="3515"/>
+          </w:tcPr>
+          <w:p>
+            <w:pPr>
+              <w:spacing w:after="0"/>
+            </w:pPr>
+            <w:r/>
+            <w:r>
+              <w:rPr>
+                <w:sz w:val="18"/>
+              </w:rPr>
+              <w:t>Язык программирования клиентской части</w:t>
+            </w:r>
+          </w:p>
+        </w:tc>
+        <w:tc>
+          <w:tcPr>
+            <w:tcW w:type="dxa" w:w="1701"/>
+          </w:tcPr>
+          <w:p>
+            <w:pPr>
+              <w:spacing w:after="0"/>
+            </w:pPr>
+            <w:r/>
+            <w:r>
+              <w:rPr>
+                <w:sz w:val="18"/>
+              </w:rPr>
+              <w:t>Apache 2.0</w:t>
+            </w:r>
+          </w:p>
+        </w:tc>
+      </w:tr>
+      <w:tr>
+        <w:tc>
+          <w:tcPr>
+            <w:tcW w:type="dxa" w:w="567"/>
+          </w:tcPr>
+          <w:p>
+            <w:pPr>
+              <w:spacing w:after="0"/>
+            </w:pPr>
+            <w:r/>
+            <w:r>
+              <w:rPr>
+                <w:sz w:val="18"/>
+              </w:rPr>
+              <w:t>2</w:t>
+            </w:r>
+          </w:p>
+        </w:tc>
+        <w:tc>
+          <w:tcPr>
+            <w:tcW w:type="dxa" w:w="2268"/>
+          </w:tcPr>
+          <w:p>
+            <w:pPr>
+              <w:spacing w:after="0"/>
+            </w:pPr>
+            <w:r/>
+            <w:r>
+              <w:rPr>
+                <w:sz w:val="18"/>
+              </w:rPr>
+              <w:t>React</w:t>
+            </w:r>
+          </w:p>
+        </w:tc>
+        <w:tc>
+          <w:tcPr>
+            <w:tcW w:type="dxa" w:w="1020"/>
+          </w:tcPr>
+          <w:p>
+            <w:pPr>
+              <w:spacing w:after="0"/>
+            </w:pPr>
+            <w:r/>
+            <w:r>
+              <w:rPr>
+                <w:sz w:val="18"/>
+              </w:rPr>
+              <w:t>18.3</w:t>
+            </w:r>
+          </w:p>
+        </w:tc>
+        <w:tc>
+          <w:tcPr>
+            <w:tcW w:type="dxa" w:w="3515"/>
+          </w:tcPr>
+          <w:p>
+            <w:pPr>
+              <w:spacing w:after="0"/>
+            </w:pPr>
+            <w:r/>
+            <w:r>
+              <w:rPr>
+                <w:sz w:val="18"/>
+              </w:rPr>
+              <w:t>Библиотека пользовательского интерфейса</w:t>
+            </w:r>
+          </w:p>
+        </w:tc>
+        <w:tc>
+          <w:tcPr>
+            <w:tcW w:type="dxa" w:w="1701"/>
+          </w:tcPr>
+          <w:p>
+            <w:pPr>
+              <w:spacing w:after="0"/>
+            </w:pPr>
+            <w:r/>
+            <w:r>
+              <w:rPr>
+                <w:sz w:val="18"/>
+              </w:rPr>
+              <w:t>MIT</w:t>
+            </w:r>
+          </w:p>
+        </w:tc>
+      </w:tr>
+      <w:tr>
+        <w:tc>
+          <w:tcPr>
+            <w:tcW w:type="dxa" w:w="567"/>
+          </w:tcPr>
+          <w:p>
+            <w:pPr>
+              <w:spacing w:after="0"/>
+            </w:pPr>
+            <w:r/>
+            <w:r>
+              <w:rPr>
+                <w:sz w:val="18"/>
+              </w:rPr>
+              <w:t>3</w:t>
+            </w:r>
+          </w:p>
+        </w:tc>
+        <w:tc>
+          <w:tcPr>
+            <w:tcW w:type="dxa" w:w="2268"/>
+          </w:tcPr>
+          <w:p>
+            <w:pPr>
+              <w:spacing w:after="0"/>
+            </w:pPr>
+            <w:r/>
+            <w:r>
+              <w:rPr>
+                <w:sz w:val="18"/>
+              </w:rPr>
+              <w:t>React Router</w:t>
+            </w:r>
+          </w:p>
+        </w:tc>
+        <w:tc>
+          <w:tcPr>
+            <w:tcW w:type="dxa" w:w="1020"/>
+          </w:tcPr>
+          <w:p>
+            <w:pPr>
+              <w:spacing w:after="0"/>
+            </w:pPr>
+            <w:r/>
+            <w:r>
+              <w:rPr>
+                <w:sz w:val="18"/>
+              </w:rPr>
+              <w:t>6.26</w:t>
+            </w:r>
+          </w:p>
+        </w:tc>
+        <w:tc>
+          <w:tcPr>
+            <w:tcW w:type="dxa" w:w="3515"/>
+          </w:tcPr>
+          <w:p>
+            <w:pPr>
+              <w:spacing w:after="0"/>
+            </w:pPr>
+            <w:r/>
+            <w:r>
+              <w:rPr>
+                <w:sz w:val="18"/>
+              </w:rPr>
+              <w:t>Маршрутизация разделов</w:t>
+            </w:r>
+          </w:p>
+        </w:tc>
+        <w:tc>
+          <w:tcPr>
+            <w:tcW w:type="dxa" w:w="1701"/>
+          </w:tcPr>
+          <w:p>
+            <w:pPr>
+              <w:spacing w:after="0"/>
+            </w:pPr>
+            <w:r/>
+            <w:r>
+              <w:rPr>
+                <w:sz w:val="18"/>
+              </w:rPr>
+              <w:t>MIT</w:t>
+            </w:r>
+          </w:p>
+        </w:tc>
+      </w:tr>
+      <w:tr>
+        <w:tc>
+          <w:tcPr>
+            <w:tcW w:type="dxa" w:w="567"/>
+          </w:tcPr>
+          <w:p>
+            <w:pPr>
+              <w:spacing w:after="0"/>
+            </w:pPr>
+            <w:r/>
+            <w:r>
+              <w:rPr>
+                <w:sz w:val="18"/>
+              </w:rPr>
+              <w:t>4</w:t>
+            </w:r>
+          </w:p>
+        </w:tc>
+        <w:tc>
+          <w:tcPr>
+            <w:tcW w:type="dxa" w:w="2268"/>
+          </w:tcPr>
+          <w:p>
+            <w:pPr>
+              <w:spacing w:after="0"/>
+            </w:pPr>
+            <w:r/>
+            <w:r>
+              <w:rPr>
+                <w:sz w:val="18"/>
+              </w:rPr>
+              <w:t>Tailwind CSS</w:t>
+            </w:r>
+          </w:p>
+        </w:tc>
+        <w:tc>
+          <w:tcPr>
+            <w:tcW w:type="dxa" w:w="1020"/>
+          </w:tcPr>
+          <w:p>
+            <w:pPr>
+              <w:spacing w:after="0"/>
+            </w:pPr>
+            <w:r/>
+            <w:r>
+              <w:rPr>
+                <w:sz w:val="18"/>
+              </w:rPr>
+              <w:t>3.4</w:t>
+            </w:r>
+          </w:p>
+        </w:tc>
+        <w:tc>
+          <w:tcPr>
+            <w:tcW w:type="dxa" w:w="3515"/>
+          </w:tcPr>
+          <w:p>
+            <w:pPr>
+              <w:spacing w:after="0"/>
+            </w:pPr>
+            <w:r/>
+            <w:r>
+              <w:rPr>
+                <w:sz w:val="18"/>
+              </w:rPr>
+              <w:t>Оформление и адаптивная вёрстка</w:t>
+            </w:r>
+          </w:p>
+        </w:tc>
+        <w:tc>
+          <w:tcPr>
+            <w:tcW w:type="dxa" w:w="1701"/>
+          </w:tcPr>
+          <w:p>
+            <w:pPr>
+              <w:spacing w:after="0"/>
+            </w:pPr>
+            <w:r/>
+            <w:r>
+              <w:rPr>
+                <w:sz w:val="18"/>
+              </w:rPr>
+              <w:t>MIT</w:t>
+            </w:r>
+          </w:p>
+        </w:tc>
+      </w:tr>
+      <w:tr>
+        <w:tc>
+          <w:tcPr>
+            <w:tcW w:type="dxa" w:w="567"/>
+          </w:tcPr>
+          <w:p>
+            <w:pPr>
+              <w:spacing w:after="0"/>
+            </w:pPr>
+            <w:r/>
+            <w:r>
+              <w:rPr>
+                <w:sz w:val="18"/>
+              </w:rPr>
+              <w:t>5</w:t>
+            </w:r>
+          </w:p>
+        </w:tc>
+        <w:tc>
+          <w:tcPr>
+            <w:tcW w:type="dxa" w:w="2268"/>
+          </w:tcPr>
+          <w:p>
+            <w:pPr>
+              <w:spacing w:after="0"/>
+            </w:pPr>
+            <w:r/>
+            <w:r>
+              <w:rPr>
+                <w:sz w:val="18"/>
+              </w:rPr>
+              <w:t>Radix UI</w:t>
+            </w:r>
+          </w:p>
+        </w:tc>
+        <w:tc>
+          <w:tcPr>
+            <w:tcW w:type="dxa" w:w="1020"/>
+          </w:tcPr>
+          <w:p>
+            <w:pPr>
+              <w:spacing w:after="0"/>
+            </w:pPr>
+            <w:r/>
+            <w:r>
+              <w:rPr>
+                <w:sz w:val="18"/>
+              </w:rPr>
+              <w:t>1.x</w:t>
+            </w:r>
+          </w:p>
+        </w:tc>
+        <w:tc>
+          <w:tcPr>
+            <w:tcW w:type="dxa" w:w="3515"/>
+          </w:tcPr>
+          <w:p>
+            <w:pPr>
+              <w:spacing w:after="0"/>
+            </w:pPr>
+            <w:r/>
+            <w:r>
+              <w:rPr>
+                <w:sz w:val="18"/>
+              </w:rPr>
+              <w:t>Библиотека интерфейсных элементов</w:t>
+            </w:r>
+          </w:p>
+        </w:tc>
+        <w:tc>
+          <w:tcPr>
+            <w:tcW w:type="dxa" w:w="1701"/>
+          </w:tcPr>
+          <w:p>
+            <w:pPr>
+              <w:spacing w:after="0"/>
+            </w:pPr>
+            <w:r/>
+            <w:r>
+              <w:rPr>
+                <w:sz w:val="18"/>
+              </w:rPr>
+              <w:t>MIT</w:t>
+            </w:r>
+          </w:p>
+        </w:tc>
+      </w:tr>
+      <w:tr>
+        <w:tc>
+          <w:tcPr>
+            <w:tcW w:type="dxa" w:w="567"/>
+          </w:tcPr>
+          <w:p>
+            <w:pPr>
+              <w:spacing w:after="0"/>
+            </w:pPr>
+            <w:r/>
+            <w:r>
+              <w:rPr>
+                <w:sz w:val="18"/>
+              </w:rPr>
+              <w:t>6</w:t>
+            </w:r>
+          </w:p>
+        </w:tc>
+        <w:tc>
+          <w:tcPr>
+            <w:tcW w:type="dxa" w:w="2268"/>
+          </w:tcPr>
+          <w:p>
+            <w:pPr>
+              <w:spacing w:after="0"/>
+            </w:pPr>
+            <w:r/>
+            <w:r>
+              <w:rPr>
+                <w:sz w:val="18"/>
+              </w:rPr>
+              <w:t>Recharts</w:t>
+            </w:r>
+          </w:p>
+        </w:tc>
+        <w:tc>
+          <w:tcPr>
+            <w:tcW w:type="dxa" w:w="1020"/>
+          </w:tcPr>
+          <w:p>
+            <w:pPr>
+              <w:spacing w:after="0"/>
+            </w:pPr>
+            <w:r/>
+            <w:r>
+              <w:rPr>
+                <w:sz w:val="18"/>
+              </w:rPr>
+              <w:t>2.12</w:t>
+            </w:r>
+          </w:p>
+        </w:tc>
+        <w:tc>
+          <w:tcPr>
+            <w:tcW w:type="dxa" w:w="3515"/>
+          </w:tcPr>
+          <w:p>
+            <w:pPr>
+              <w:spacing w:after="0"/>
+            </w:pPr>
+            <w:r/>
+            <w:r>
+              <w:rPr>
+                <w:sz w:val="18"/>
+              </w:rPr>
+              <w:t>Графики и диаграммы отчётности</w:t>
+            </w:r>
+          </w:p>
+        </w:tc>
+        <w:tc>
+          <w:tcPr>
+            <w:tcW w:type="dxa" w:w="1701"/>
+          </w:tcPr>
+          <w:p>
+            <w:pPr>
+              <w:spacing w:after="0"/>
+            </w:pPr>
+            <w:r/>
+            <w:r>
+              <w:rPr>
+                <w:sz w:val="18"/>
+              </w:rPr>
+              <w:t>MIT</w:t>
+            </w:r>
+          </w:p>
+        </w:tc>
+      </w:tr>
+      <w:tr>
+        <w:tc>
+          <w:tcPr>
+            <w:tcW w:type="dxa" w:w="567"/>
+          </w:tcPr>
+          <w:p>
+            <w:pPr>
+              <w:spacing w:after="0"/>
+            </w:pPr>
+            <w:r/>
+            <w:r>
+              <w:rPr>
+                <w:sz w:val="18"/>
+              </w:rPr>
+              <w:t>7</w:t>
+            </w:r>
+          </w:p>
+        </w:tc>
+        <w:tc>
+          <w:tcPr>
+            <w:tcW w:type="dxa" w:w="2268"/>
+          </w:tcPr>
+          <w:p>
+            <w:pPr>
+              <w:spacing w:after="0"/>
+            </w:pPr>
+            <w:r/>
+            <w:r>
+              <w:rPr>
+                <w:sz w:val="18"/>
+              </w:rPr>
+              <w:t>Leaflet</w:t>
+            </w:r>
+          </w:p>
+        </w:tc>
+        <w:tc>
+          <w:tcPr>
+            <w:tcW w:type="dxa" w:w="1020"/>
+          </w:tcPr>
+          <w:p>
+            <w:pPr>
+              <w:spacing w:after="0"/>
+            </w:pPr>
+            <w:r/>
+            <w:r>
+              <w:rPr>
+                <w:sz w:val="18"/>
+              </w:rPr>
+              <w:t>1.9</w:t>
+            </w:r>
+          </w:p>
+        </w:tc>
+        <w:tc>
+          <w:tcPr>
+            <w:tcW w:type="dxa" w:w="3515"/>
+          </w:tcPr>
+          <w:p>
+            <w:pPr>
+              <w:spacing w:after="0"/>
+            </w:pPr>
+            <w:r/>
+            <w:r>
+              <w:rPr>
+                <w:sz w:val="18"/>
+              </w:rPr>
+              <w:t>Картография и отображение треков</w:t>
+            </w:r>
+          </w:p>
+        </w:tc>
+        <w:tc>
+          <w:tcPr>
+            <w:tcW w:type="dxa" w:w="1701"/>
+          </w:tcPr>
+          <w:p>
+            <w:pPr>
+              <w:spacing w:after="0"/>
+            </w:pPr>
+            <w:r/>
+            <w:r>
+              <w:rPr>
+                <w:sz w:val="18"/>
+              </w:rPr>
+              <w:t>BSD-2</w:t>
+            </w:r>
+          </w:p>
+        </w:tc>
+      </w:tr>
+      <w:tr>
+        <w:tc>
+          <w:tcPr>
+            <w:tcW w:type="dxa" w:w="567"/>
+          </w:tcPr>
+          <w:p>
+            <w:pPr>
+              <w:spacing w:after="0"/>
+            </w:pPr>
+            <w:r/>
+            <w:r>
+              <w:rPr>
+                <w:sz w:val="18"/>
+              </w:rPr>
+              <w:t>8</w:t>
+            </w:r>
+          </w:p>
+        </w:tc>
+        <w:tc>
+          <w:tcPr>
+            <w:tcW w:type="dxa" w:w="2268"/>
+          </w:tcPr>
+          <w:p>
+            <w:pPr>
+              <w:spacing w:after="0"/>
+            </w:pPr>
+            <w:r/>
+            <w:r>
+              <w:rPr>
+                <w:sz w:val="18"/>
+              </w:rPr>
+              <w:t>Zod</w:t>
+            </w:r>
+          </w:p>
+        </w:tc>
+        <w:tc>
+          <w:tcPr>
+            <w:tcW w:type="dxa" w:w="1020"/>
+          </w:tcPr>
+          <w:p>
+            <w:pPr>
+              <w:spacing w:after="0"/>
+            </w:pPr>
+            <w:r/>
+            <w:r>
+              <w:rPr>
+                <w:sz w:val="18"/>
+              </w:rPr>
+              <w:t>3.23</w:t>
+            </w:r>
+          </w:p>
+        </w:tc>
+        <w:tc>
+          <w:tcPr>
+            <w:tcW w:type="dxa" w:w="3515"/>
+          </w:tcPr>
+          <w:p>
+            <w:pPr>
+              <w:spacing w:after="0"/>
+            </w:pPr>
+            <w:r/>
+            <w:r>
+              <w:rPr>
+                <w:sz w:val="18"/>
+              </w:rPr>
+              <w:t>Проверка корректности данных</w:t>
+            </w:r>
+          </w:p>
+        </w:tc>
+        <w:tc>
+          <w:tcPr>
+            <w:tcW w:type="dxa" w:w="1701"/>
+          </w:tcPr>
+          <w:p>
+            <w:pPr>
+              <w:spacing w:after="0"/>
+            </w:pPr>
+            <w:r/>
+            <w:r>
+              <w:rPr>
+                <w:sz w:val="18"/>
+              </w:rPr>
+              <w:t>MIT</w:t>
+            </w:r>
+          </w:p>
+        </w:tc>
+      </w:tr>
+      <w:tr>
+        <w:tc>
+          <w:tcPr>
+            <w:tcW w:type="dxa" w:w="567"/>
+          </w:tcPr>
+          <w:p>
+            <w:pPr>
+              <w:spacing w:after="0"/>
+            </w:pPr>
+            <w:r/>
+            <w:r>
+              <w:rPr>
+                <w:sz w:val="18"/>
+              </w:rPr>
+              <w:t>9</w:t>
+            </w:r>
+          </w:p>
+        </w:tc>
+        <w:tc>
+          <w:tcPr>
+            <w:tcW w:type="dxa" w:w="2268"/>
+          </w:tcPr>
+          <w:p>
+            <w:pPr>
+              <w:spacing w:after="0"/>
+            </w:pPr>
+            <w:r/>
+            <w:r>
+              <w:rPr>
+                <w:sz w:val="18"/>
+              </w:rPr>
+              <w:t>React Hook Form</w:t>
+            </w:r>
+          </w:p>
+        </w:tc>
+        <w:tc>
+          <w:tcPr>
+            <w:tcW w:type="dxa" w:w="1020"/>
+          </w:tcPr>
+          <w:p>
+            <w:pPr>
+              <w:spacing w:after="0"/>
+            </w:pPr>
+            <w:r/>
+            <w:r>
+              <w:rPr>
+                <w:sz w:val="18"/>
+              </w:rPr>
+              <w:t>7.53</w:t>
+            </w:r>
+          </w:p>
+        </w:tc>
+        <w:tc>
+          <w:tcPr>
+            <w:tcW w:type="dxa" w:w="3515"/>
+          </w:tcPr>
+          <w:p>
+            <w:pPr>
+              <w:spacing w:after="0"/>
+            </w:pPr>
+            <w:r/>
+            <w:r>
+              <w:rPr>
+                <w:sz w:val="18"/>
+              </w:rPr>
+              <w:t>Обработка экранных форм</w:t>
+            </w:r>
+          </w:p>
+        </w:tc>
+        <w:tc>
+          <w:tcPr>
+            <w:tcW w:type="dxa" w:w="1701"/>
+          </w:tcPr>
+          <w:p>
+            <w:pPr>
+              <w:spacing w:after="0"/>
+            </w:pPr>
+            <w:r/>
+            <w:r>
+              <w:rPr>
+                <w:sz w:val="18"/>
+              </w:rPr>
+              <w:t>MIT</w:t>
+            </w:r>
+          </w:p>
+        </w:tc>
+      </w:tr>
+      <w:tr>
+        <w:tc>
+          <w:tcPr>
+            <w:tcW w:type="dxa" w:w="567"/>
+          </w:tcPr>
+          <w:p>
+            <w:pPr>
+              <w:spacing w:after="0"/>
+            </w:pPr>
+            <w:r/>
+            <w:r>
+              <w:rPr>
+                <w:sz w:val="18"/>
+              </w:rPr>
+              <w:t>10</w:t>
+            </w:r>
+          </w:p>
+        </w:tc>
+        <w:tc>
+          <w:tcPr>
+            <w:tcW w:type="dxa" w:w="2268"/>
+          </w:tcPr>
+          <w:p>
+            <w:pPr>
+              <w:spacing w:after="0"/>
+            </w:pPr>
+            <w:r/>
+            <w:r>
+              <w:rPr>
+                <w:sz w:val="18"/>
+              </w:rPr>
+              <w:t>date-fns</w:t>
+            </w:r>
+          </w:p>
+        </w:tc>
+        <w:tc>
+          <w:tcPr>
+            <w:tcW w:type="dxa" w:w="1020"/>
+          </w:tcPr>
+          <w:p>
+            <w:pPr>
+              <w:spacing w:after="0"/>
+            </w:pPr>
+            <w:r/>
+            <w:r>
+              <w:rPr>
+                <w:sz w:val="18"/>
+              </w:rPr>
+              <w:t>3.6</w:t>
+            </w:r>
+          </w:p>
+        </w:tc>
+        <w:tc>
+          <w:tcPr>
+            <w:tcW w:type="dxa" w:w="3515"/>
+          </w:tcPr>
+          <w:p>
+            <w:pPr>
+              <w:spacing w:after="0"/>
+            </w:pPr>
+            <w:r/>
+            <w:r>
+              <w:rPr>
+                <w:sz w:val="18"/>
+              </w:rPr>
+              <w:t>Операции с датами, табели и периоды</w:t>
+            </w:r>
+          </w:p>
+        </w:tc>
+        <w:tc>
+          <w:tcPr>
+            <w:tcW w:type="dxa" w:w="1701"/>
+          </w:tcPr>
+          <w:p>
+            <w:pPr>
+              <w:spacing w:after="0"/>
+            </w:pPr>
+            <w:r/>
+            <w:r>
+              <w:rPr>
+                <w:sz w:val="18"/>
+              </w:rPr>
+              <w:t>MIT</w:t>
+            </w:r>
+          </w:p>
+        </w:tc>
+      </w:tr>
+      <w:tr>
+        <w:tc>
+          <w:tcPr>
+            <w:tcW w:type="dxa" w:w="567"/>
+          </w:tcPr>
+          <w:p>
+            <w:pPr>
+              <w:spacing w:after="0"/>
+            </w:pPr>
+            <w:r/>
+            <w:r>
+              <w:rPr>
+                <w:sz w:val="18"/>
+              </w:rPr>
+              <w:t>11</w:t>
+            </w:r>
+          </w:p>
+        </w:tc>
+        <w:tc>
+          <w:tcPr>
+            <w:tcW w:type="dxa" w:w="2268"/>
+          </w:tcPr>
+          <w:p>
+            <w:pPr>
+              <w:spacing w:after="0"/>
+            </w:pPr>
+            <w:r/>
+            <w:r>
+              <w:rPr>
+                <w:sz w:val="18"/>
+              </w:rPr>
+              <w:t>Vite (Rolldown)</w:t>
+            </w:r>
+          </w:p>
+        </w:tc>
+        <w:tc>
+          <w:tcPr>
+            <w:tcW w:type="dxa" w:w="1020"/>
+          </w:tcPr>
+          <w:p>
+            <w:pPr>
+              <w:spacing w:after="0"/>
+            </w:pPr>
+            <w:r/>
+            <w:r>
+              <w:rPr>
+                <w:sz w:val="18"/>
+              </w:rPr>
+              <w:t>7.1</w:t>
+            </w:r>
+          </w:p>
+        </w:tc>
+        <w:tc>
+          <w:tcPr>
+            <w:tcW w:type="dxa" w:w="3515"/>
+          </w:tcPr>
+          <w:p>
+            <w:pPr>
+              <w:spacing w:after="0"/>
+            </w:pPr>
+            <w:r/>
+            <w:r>
+              <w:rPr>
+                <w:sz w:val="18"/>
+              </w:rPr>
+              <w:t>Сборка клиентской части</w:t>
+            </w:r>
+          </w:p>
+        </w:tc>
+        <w:tc>
+          <w:tcPr>
+            <w:tcW w:type="dxa" w:w="1701"/>
+          </w:tcPr>
+          <w:p>
+            <w:pPr>
+              <w:spacing w:after="0"/>
+            </w:pPr>
+            <w:r/>
+            <w:r>
+              <w:rPr>
+                <w:sz w:val="18"/>
+              </w:rPr>
+              <w:t>MIT</w:t>
+            </w:r>
+          </w:p>
+        </w:tc>
+      </w:tr>
+      <w:tr>
+        <w:tc>
+          <w:tcPr>
+            <w:tcW w:type="dxa" w:w="567"/>
+          </w:tcPr>
+          <w:p>
+            <w:pPr>
+              <w:spacing w:after="0"/>
+            </w:pPr>
+            <w:r/>
+            <w:r>
+              <w:rPr>
+                <w:sz w:val="18"/>
+              </w:rPr>
+              <w:t>12</w:t>
+            </w:r>
+          </w:p>
+        </w:tc>
+        <w:tc>
+          <w:tcPr>
+            <w:tcW w:type="dxa" w:w="2268"/>
+          </w:tcPr>
+          <w:p>
+            <w:pPr>
+              <w:spacing w:after="0"/>
+            </w:pPr>
+            <w:r/>
+            <w:r>
+              <w:rPr>
+                <w:sz w:val="18"/>
+              </w:rPr>
+              <w:t>Python</w:t>
+            </w:r>
+          </w:p>
+        </w:tc>
+        <w:tc>
+          <w:tcPr>
+            <w:tcW w:type="dxa" w:w="1020"/>
+          </w:tcPr>
+          <w:p>
+            <w:pPr>
+              <w:spacing w:after="0"/>
+            </w:pPr>
+            <w:r/>
+            <w:r>
+              <w:rPr>
+                <w:sz w:val="18"/>
+              </w:rPr>
+              <w:t>3.11</w:t>
+            </w:r>
+          </w:p>
+        </w:tc>
+        <w:tc>
+          <w:tcPr>
+            <w:tcW w:type="dxa" w:w="3515"/>
+          </w:tcPr>
+          <w:p>
+            <w:pPr>
+              <w:spacing w:after="0"/>
+            </w:pPr>
+            <w:r/>
+            <w:r>
+              <w:rPr>
+                <w:sz w:val="18"/>
+              </w:rPr>
+              <w:t>Язык серверных облачных функций</w:t>
+            </w:r>
+          </w:p>
+        </w:tc>
+        <w:tc>
+          <w:tcPr>
+            <w:tcW w:type="dxa" w:w="1701"/>
+          </w:tcPr>
+          <w:p>
+            <w:pPr>
+              <w:spacing w:after="0"/>
+            </w:pPr>
+            <w:r/>
+            <w:r>
+              <w:rPr>
+                <w:sz w:val="18"/>
+              </w:rPr>
+              <w:t>PSF License</w:t>
+            </w:r>
+          </w:p>
+        </w:tc>
+      </w:tr>
+      <w:tr>
+        <w:tc>
+          <w:tcPr>
+            <w:tcW w:type="dxa" w:w="567"/>
+          </w:tcPr>
+          <w:p>
+            <w:pPr>
+              <w:spacing w:after="0"/>
+            </w:pPr>
+            <w:r/>
+            <w:r>
+              <w:rPr>
+                <w:sz w:val="18"/>
+              </w:rPr>
+              <w:t>13</w:t>
+            </w:r>
+          </w:p>
+        </w:tc>
+        <w:tc>
+          <w:tcPr>
+            <w:tcW w:type="dxa" w:w="2268"/>
+          </w:tcPr>
+          <w:p>
+            <w:pPr>
+              <w:spacing w:after="0"/>
+            </w:pPr>
+            <w:r/>
+            <w:r>
+              <w:rPr>
+                <w:sz w:val="18"/>
+              </w:rPr>
+              <w:t>psycopg2</w:t>
+            </w:r>
+          </w:p>
+        </w:tc>
+        <w:tc>
+          <w:tcPr>
+            <w:tcW w:type="dxa" w:w="1020"/>
+          </w:tcPr>
+          <w:p>
+            <w:pPr>
+              <w:spacing w:after="0"/>
+            </w:pPr>
+            <w:r/>
+            <w:r>
+              <w:rPr>
+                <w:sz w:val="18"/>
+              </w:rPr>
+              <w:t>2.9</w:t>
+            </w:r>
+          </w:p>
+        </w:tc>
+        <w:tc>
+          <w:tcPr>
+            <w:tcW w:type="dxa" w:w="3515"/>
+          </w:tcPr>
+          <w:p>
+            <w:pPr>
+              <w:spacing w:after="0"/>
+            </w:pPr>
+            <w:r/>
+            <w:r>
+              <w:rPr>
+                <w:sz w:val="18"/>
+              </w:rPr>
+              <w:t>Драйвер доступа к базе данных</w:t>
+            </w:r>
+          </w:p>
+        </w:tc>
+        <w:tc>
+          <w:tcPr>
+            <w:tcW w:type="dxa" w:w="1701"/>
+          </w:tcPr>
+          <w:p>
+            <w:pPr>
+              <w:spacing w:after="0"/>
+            </w:pPr>
+            <w:r/>
+            <w:r>
+              <w:rPr>
+                <w:sz w:val="18"/>
+              </w:rPr>
+              <w:t>LGPL</w:t>
+            </w:r>
+          </w:p>
+        </w:tc>
+      </w:tr>
+      <w:tr>
+        <w:tc>
+          <w:tcPr>
+            <w:tcW w:type="dxa" w:w="567"/>
+          </w:tcPr>
+          <w:p>
+            <w:pPr>
+              <w:spacing w:after="0"/>
+            </w:pPr>
+            <w:r/>
+            <w:r>
+              <w:rPr>
+                <w:sz w:val="18"/>
+              </w:rPr>
+              <w:t>14</w:t>
+            </w:r>
+          </w:p>
+        </w:tc>
+        <w:tc>
+          <w:tcPr>
+            <w:tcW w:type="dxa" w:w="2268"/>
+          </w:tcPr>
+          <w:p>
+            <w:pPr>
+              <w:spacing w:after="0"/>
+            </w:pPr>
+            <w:r/>
+            <w:r>
+              <w:rPr>
+                <w:sz w:val="18"/>
+              </w:rPr>
+              <w:t>PostgreSQL</w:t>
+            </w:r>
+          </w:p>
+        </w:tc>
+        <w:tc>
+          <w:tcPr>
+            <w:tcW w:type="dxa" w:w="1020"/>
+          </w:tcPr>
+          <w:p>
+            <w:pPr>
+              <w:spacing w:after="0"/>
+            </w:pPr>
+            <w:r/>
+            <w:r>
+              <w:rPr>
+                <w:sz w:val="18"/>
+              </w:rPr>
+              <w:t>16</w:t>
+            </w:r>
+          </w:p>
+        </w:tc>
+        <w:tc>
+          <w:tcPr>
+            <w:tcW w:type="dxa" w:w="3515"/>
+          </w:tcPr>
+          <w:p>
+            <w:pPr>
+              <w:spacing w:after="0"/>
+            </w:pPr>
+            <w:r/>
+            <w:r>
+              <w:rPr>
+                <w:sz w:val="18"/>
+              </w:rPr>
+              <w:t>Система управления базами данных</w:t>
+            </w:r>
+          </w:p>
+        </w:tc>
+        <w:tc>
+          <w:tcPr>
+            <w:tcW w:type="dxa" w:w="1701"/>
+          </w:tcPr>
+          <w:p>
+            <w:pPr>
+              <w:spacing w:after="0"/>
+            </w:pPr>
+            <w:r/>
+            <w:r>
+              <w:rPr>
+                <w:sz w:val="18"/>
+              </w:rPr>
+              <w:t>PostgreSQL License</w:t>
+            </w:r>
+          </w:p>
+        </w:tc>
+      </w:tr>
+      <w:tr>
+        <w:tc>
+          <w:tcPr>
+            <w:tcW w:type="dxa" w:w="567"/>
+          </w:tcPr>
+          <w:p>
+            <w:pPr>
+              <w:spacing w:after="0"/>
+            </w:pPr>
+            <w:r/>
+            <w:r>
+              <w:rPr>
+                <w:sz w:val="18"/>
+              </w:rPr>
+              <w:t>15</w:t>
+            </w:r>
+          </w:p>
+        </w:tc>
+        <w:tc>
+          <w:tcPr>
+            <w:tcW w:type="dxa" w:w="2268"/>
+          </w:tcPr>
+          <w:p>
+            <w:pPr>
+              <w:spacing w:after="0"/>
+            </w:pPr>
+            <w:r/>
+            <w:r>
+              <w:rPr>
+                <w:sz w:val="18"/>
+              </w:rPr>
+              <w:t>Android SDK</w:t>
+            </w:r>
+          </w:p>
+        </w:tc>
+        <w:tc>
+          <w:tcPr>
+            <w:tcW w:type="dxa" w:w="1020"/>
+          </w:tcPr>
+          <w:p>
+            <w:pPr>
+              <w:spacing w:after="0"/>
+            </w:pPr>
+            <w:r/>
+            <w:r>
+              <w:rPr>
+                <w:sz w:val="18"/>
+              </w:rPr>
+              <w:t>API 34</w:t>
+            </w:r>
+          </w:p>
+        </w:tc>
+        <w:tc>
+          <w:tcPr>
+            <w:tcW w:type="dxa" w:w="3515"/>
+          </w:tcPr>
+          <w:p>
+            <w:pPr>
+              <w:spacing w:after="0"/>
+            </w:pPr>
+            <w:r/>
+            <w:r>
+              <w:rPr>
+                <w:sz w:val="18"/>
+              </w:rPr>
+              <w:t>Сборка мобильного приложения</w:t>
+            </w:r>
+          </w:p>
+        </w:tc>
+        <w:tc>
+          <w:tcPr>
+            <w:tcW w:type="dxa" w:w="1701"/>
+          </w:tcPr>
+          <w:p>
+            <w:pPr>
+              <w:spacing w:after="0"/>
+            </w:pPr>
+            <w:r/>
+            <w:r>
+              <w:rPr>
+                <w:sz w:val="18"/>
+              </w:rPr>
+              <w:t>Apache 2.0</w:t>
+            </w:r>
+          </w:p>
+        </w:tc>
+      </w:tr>
+      <w:tr>
+        <w:tc>
+          <w:tcPr>
+            <w:tcW w:type="dxa" w:w="567"/>
+          </w:tcPr>
+          <w:p>
+            <w:pPr>
+              <w:spacing w:after="0"/>
+            </w:pPr>
+            <w:r/>
+            <w:r>
+              <w:rPr>
+                <w:sz w:val="18"/>
+              </w:rPr>
+              <w:t>16</w:t>
+            </w:r>
+          </w:p>
+        </w:tc>
+        <w:tc>
+          <w:tcPr>
+            <w:tcW w:type="dxa" w:w="2268"/>
+          </w:tcPr>
+          <w:p>
+            <w:pPr>
+              <w:spacing w:after="0"/>
+            </w:pPr>
+            <w:r/>
+            <w:r>
+              <w:rPr>
+                <w:sz w:val="18"/>
+              </w:rPr>
+              <w:t>Eclipse Compiler</w:t>
+            </w:r>
+          </w:p>
+        </w:tc>
+        <w:tc>
+          <w:tcPr>
+            <w:tcW w:type="dxa" w:w="1020"/>
+          </w:tcPr>
+          <w:p>
+            <w:pPr>
+              <w:spacing w:after="0"/>
+            </w:pPr>
+            <w:r/>
+            <w:r>
+              <w:rPr>
+                <w:sz w:val="18"/>
+              </w:rPr>
+              <w:t>3.x</w:t>
+            </w:r>
+          </w:p>
+        </w:tc>
+        <w:tc>
+          <w:tcPr>
+            <w:tcW w:type="dxa" w:w="3515"/>
+          </w:tcPr>
+          <w:p>
+            <w:pPr>
+              <w:spacing w:after="0"/>
+            </w:pPr>
+            <w:r/>
+            <w:r>
+              <w:rPr>
+                <w:sz w:val="18"/>
+              </w:rPr>
+              <w:t>Компиляция кода мобильного приложения</w:t>
+            </w:r>
+          </w:p>
+        </w:tc>
+        <w:tc>
+          <w:tcPr>
+            <w:tcW w:type="dxa" w:w="1701"/>
+          </w:tcPr>
+          <w:p>
+            <w:pPr>
+              <w:spacing w:after="0"/>
+            </w:pPr>
+            <w:r/>
+            <w:r>
+              <w:rPr>
+                <w:sz w:val="18"/>
+              </w:rPr>
+              <w:t>EPL 2.0</w:t>
+            </w:r>
+          </w:p>
+        </w:tc>
+      </w:tr>
+    </w:tbl>
+    <w:p>
+      <w:pPr>
+        <w:spacing w:after="160" w:line="240" w:lineRule="auto"/>
+        <w:jc w:val="both"/>
+      </w:pPr>
+    </w:p>
+    <w:p>
+      <w:pPr>
+        <w:spacing w:after="100" w:line="240" w:lineRule="auto"/>
+        <w:jc w:val="both"/>
+      </w:pPr>
+      <w:r>
+        <w:rPr>
+          <w:b/>
+        </w:rPr>
+        <w:t>3. Внешние сервисы искусственного интеллекта</w:t>
+      </w:r>
+      <w:r>
+        <w:rPr>
+          <w:vanish/>
+        </w:rPr>
+        <w:fldChar w:fldCharType="begin"/>
+      </w:r>
+      <w:r>
+        <w:rPr>
+          <w:vanish/>
+        </w:rPr>
+        <w:instrText xml:space="preserve"> TC "3. Внешние сервисы искусственного интеллекта" \l 2 </w:instrText>
+      </w:r>
+      <w:r>
+        <w:rPr>
+          <w:vanish/>
+        </w:rPr>
+        <w:fldChar w:fldCharType="end"/>
+      </w:r>
+    </w:p>
+    <w:p>
+      <w:pPr>
+        <w:spacing w:after="120" w:line="240" w:lineRule="auto"/>
+        <w:jc w:val="both"/>
+      </w:pPr>
+      <w:r>
+        <w:rPr>
+          <w:b w:val="0"/>
+        </w:rPr>
+        <w:t>Для автоматического подбора пунктов нормативно-технической документации при формировании предписаний применяются внешние сервисы. Обращение выполняется с сервера; ключи доступа хранятся в защищённом хранилище и в приложении не публикуются. Предусмотрено последовательное обращение к нескольким поставщикам: при недоступности основного запрос передаётся резервному.</w:t>
+      </w:r>
+    </w:p>
+    <w:tbl>
+      <w:tblPr>
+        <w:tblW w:type="auto" w:w="0"/>
+        <w:tblLook w:firstColumn="1" w:firstRow="1" w:lastColumn="0" w:lastRow="0" w:noHBand="0" w:noVBand="1" w:val="04A0"/>
+        <w:jc w:val="center"/>
+        <w:tblBorders>
+          <w:top w:val="single" w:sz="6" w:space="0" w:color="999999"/>
+          <w:left w:val="single" w:sz="6" w:space="0" w:color="999999"/>
+          <w:bottom w:val="single" w:sz="6" w:space="0" w:color="999999"/>
+          <w:right w:val="single" w:sz="6" w:space="0" w:color="999999"/>
+          <w:insideH w:val="single" w:sz="6" w:space="0" w:color="999999"/>
+          <w:insideV w:val="single" w:sz="6" w:space="0" w:color="999999"/>
+        </w:tblBorders>
+      </w:tblPr>
+      <w:tblGrid>
+        <w:gridCol w:w="2835"/>
+        <w:gridCol w:w="2835"/>
+        <w:gridCol w:w="2835"/>
+        <w:gridCol w:w="2835"/>
+      </w:tblGrid>
+      <w:tr>
+        <w:tc>
+          <w:tcPr>
+            <w:tcW w:type="dxa" w:w="567"/>
+            <w:shd w:fill="E8E8E8"/>
+          </w:tcPr>
+          <w:p>
+            <w:pPr>
+              <w:spacing w:after="0"/>
+            </w:pPr>
+            <w:r/>
+            <w:r>
+              <w:rPr>
+                <w:b/>
+                <w:sz w:val="18"/>
+              </w:rPr>
+              <w:t>№</w:t>
+            </w:r>
+          </w:p>
+        </w:tc>
+        <w:tc>
+          <w:tcPr>
+            <w:tcW w:type="dxa" w:w="2551"/>
+            <w:shd w:fill="E8E8E8"/>
+          </w:tcPr>
+          <w:p>
+            <w:pPr>
+              <w:spacing w:after="0"/>
+            </w:pPr>
+            <w:r/>
+            <w:r>
+              <w:rPr>
+                <w:b/>
+                <w:sz w:val="18"/>
+              </w:rPr>
+              <w:t>Сервис</w:t>
+            </w:r>
+          </w:p>
+        </w:tc>
+        <w:tc>
+          <w:tcPr>
+            <w:tcW w:type="dxa" w:w="2835"/>
+            <w:shd w:fill="E8E8E8"/>
+          </w:tcPr>
+          <w:p>
+            <w:pPr>
+              <w:spacing w:after="0"/>
+            </w:pPr>
+            <w:r/>
+            <w:r>
+              <w:rPr>
+                <w:b/>
+                <w:sz w:val="18"/>
+              </w:rPr>
+              <w:t>Применяемая модель</w:t>
+            </w:r>
+          </w:p>
+        </w:tc>
+        <w:tc>
+          <w:tcPr>
+            <w:tcW w:type="dxa" w:w="3118"/>
+            <w:shd w:fill="E8E8E8"/>
+          </w:tcPr>
+          <w:p>
+            <w:pPr>
+              <w:spacing w:after="0"/>
+            </w:pPr>
+            <w:r/>
+            <w:r>
+              <w:rPr>
+                <w:b/>
+                <w:sz w:val="18"/>
+              </w:rPr>
+              <w:t>Роль</w:t>
+            </w:r>
+          </w:p>
+        </w:tc>
+      </w:tr>
+      <w:tr>
+        <w:tc>
+          <w:tcPr>
+            <w:tcW w:type="dxa" w:w="567"/>
+          </w:tcPr>
+          <w:p>
+            <w:pPr>
+              <w:spacing w:after="0"/>
+            </w:pPr>
+            <w:r/>
+            <w:r>
+              <w:rPr>
+                <w:sz w:val="18"/>
+              </w:rPr>
+              <w:t>1</w:t>
+            </w:r>
+          </w:p>
+        </w:tc>
+        <w:tc>
+          <w:tcPr>
+            <w:tcW w:type="dxa" w:w="2551"/>
+          </w:tcPr>
+          <w:p>
+            <w:pPr>
+              <w:spacing w:after="0"/>
+            </w:pPr>
+            <w:r/>
+            <w:r>
+              <w:rPr>
+                <w:sz w:val="18"/>
+              </w:rPr>
+              <w:t>DeepSeek</w:t>
+            </w:r>
+          </w:p>
+        </w:tc>
+        <w:tc>
+          <w:tcPr>
+            <w:tcW w:type="dxa" w:w="2835"/>
+          </w:tcPr>
+          <w:p>
+            <w:pPr>
+              <w:spacing w:after="0"/>
+            </w:pPr>
+            <w:r/>
+            <w:r>
+              <w:rPr>
+                <w:sz w:val="18"/>
+              </w:rPr>
+              <w:t>deepseek-chat</w:t>
+            </w:r>
+          </w:p>
+        </w:tc>
+        <w:tc>
+          <w:tcPr>
+            <w:tcW w:type="dxa" w:w="3118"/>
+          </w:tcPr>
+          <w:p>
+            <w:pPr>
+              <w:spacing w:after="0"/>
+            </w:pPr>
+            <w:r/>
+            <w:r>
+              <w:rPr>
+                <w:sz w:val="18"/>
+              </w:rPr>
+              <w:t>Основной поставщик</w:t>
+            </w:r>
+          </w:p>
+        </w:tc>
+      </w:tr>
+      <w:tr>
+        <w:tc>
+          <w:tcPr>
+            <w:tcW w:type="dxa" w:w="567"/>
+          </w:tcPr>
+          <w:p>
+            <w:pPr>
+              <w:spacing w:after="0"/>
+            </w:pPr>
+            <w:r/>
+            <w:r>
+              <w:rPr>
+                <w:sz w:val="18"/>
+              </w:rPr>
+              <w:t>2</w:t>
+            </w:r>
+          </w:p>
+        </w:tc>
+        <w:tc>
+          <w:tcPr>
+            <w:tcW w:type="dxa" w:w="2551"/>
+          </w:tcPr>
+          <w:p>
+            <w:pPr>
+              <w:spacing w:after="0"/>
+            </w:pPr>
+            <w:r/>
+            <w:r>
+              <w:rPr>
+                <w:sz w:val="18"/>
+              </w:rPr>
+              <w:t>GigaChat (ПАО Сбербанк)</w:t>
+            </w:r>
+          </w:p>
+        </w:tc>
+        <w:tc>
+          <w:tcPr>
+            <w:tcW w:type="dxa" w:w="2835"/>
+          </w:tcPr>
+          <w:p>
+            <w:pPr>
+              <w:spacing w:after="0"/>
+            </w:pPr>
+            <w:r/>
+            <w:r>
+              <w:rPr>
+                <w:sz w:val="18"/>
+              </w:rPr>
+              <w:t>GigaChat-2</w:t>
+            </w:r>
+          </w:p>
+        </w:tc>
+        <w:tc>
+          <w:tcPr>
+            <w:tcW w:type="dxa" w:w="3118"/>
+          </w:tcPr>
+          <w:p>
+            <w:pPr>
+              <w:spacing w:after="0"/>
+            </w:pPr>
+            <w:r/>
+            <w:r>
+              <w:rPr>
+                <w:sz w:val="18"/>
+              </w:rPr>
+              <w:t>Резервный поставщик</w:t>
+            </w:r>
+          </w:p>
+        </w:tc>
+      </w:tr>
+      <w:tr>
+        <w:tc>
+          <w:tcPr>
+            <w:tcW w:type="dxa" w:w="567"/>
+          </w:tcPr>
+          <w:p>
+            <w:pPr>
+              <w:spacing w:after="0"/>
+            </w:pPr>
+            <w:r/>
+            <w:r>
+              <w:rPr>
+                <w:sz w:val="18"/>
+              </w:rPr>
+              <w:t>3</w:t>
+            </w:r>
+          </w:p>
+        </w:tc>
+        <w:tc>
+          <w:tcPr>
+            <w:tcW w:type="dxa" w:w="2551"/>
+          </w:tcPr>
+          <w:p>
+            <w:pPr>
+              <w:spacing w:after="0"/>
+            </w:pPr>
+            <w:r/>
+            <w:r>
+              <w:rPr>
+                <w:sz w:val="18"/>
+              </w:rPr>
+              <w:t>Google Gemini</w:t>
+            </w:r>
+          </w:p>
+        </w:tc>
+        <w:tc>
+          <w:tcPr>
+            <w:tcW w:type="dxa" w:w="2835"/>
+          </w:tcPr>
+          <w:p>
+            <w:pPr>
+              <w:spacing w:after="0"/>
+            </w:pPr>
+            <w:r/>
+            <w:r>
+              <w:rPr>
+                <w:sz w:val="18"/>
+              </w:rPr>
+              <w:t>gemini-2.0-flash</w:t>
+            </w:r>
+          </w:p>
+        </w:tc>
+        <w:tc>
+          <w:tcPr>
+            <w:tcW w:type="dxa" w:w="3118"/>
+          </w:tcPr>
+          <w:p>
+            <w:pPr>
+              <w:spacing w:after="0"/>
+            </w:pPr>
+            <w:r/>
+            <w:r>
+              <w:rPr>
+                <w:sz w:val="18"/>
+              </w:rPr>
+              <w:t>Резервный поставщик</w:t>
+            </w:r>
+          </w:p>
+        </w:tc>
+      </w:tr>
+      <w:tr>
+        <w:tc>
+          <w:tcPr>
+            <w:tcW w:type="dxa" w:w="567"/>
+          </w:tcPr>
+          <w:p>
+            <w:pPr>
+              <w:spacing w:after="0"/>
+            </w:pPr>
+            <w:r/>
+            <w:r>
+              <w:rPr>
+                <w:sz w:val="18"/>
+              </w:rPr>
+              <w:t>4</w:t>
+            </w:r>
+          </w:p>
+        </w:tc>
+        <w:tc>
+          <w:tcPr>
+            <w:tcW w:type="dxa" w:w="2551"/>
+          </w:tcPr>
+          <w:p>
+            <w:pPr>
+              <w:spacing w:after="0"/>
+            </w:pPr>
+            <w:r/>
+            <w:r>
+              <w:rPr>
+                <w:sz w:val="18"/>
+              </w:rPr>
+              <w:t>Mistral AI</w:t>
+            </w:r>
+          </w:p>
+        </w:tc>
+        <w:tc>
+          <w:tcPr>
+            <w:tcW w:type="dxa" w:w="2835"/>
+          </w:tcPr>
+          <w:p>
+            <w:pPr>
+              <w:spacing w:after="0"/>
+            </w:pPr>
+            <w:r/>
+            <w:r>
+              <w:rPr>
+                <w:sz w:val="18"/>
+              </w:rPr>
+              <w:t>mistral</w:t>
+            </w:r>
+          </w:p>
+        </w:tc>
+        <w:tc>
+          <w:tcPr>
+            <w:tcW w:type="dxa" w:w="3118"/>
+          </w:tcPr>
+          <w:p>
+            <w:pPr>
+              <w:spacing w:after="0"/>
+            </w:pPr>
+            <w:r/>
+            <w:r>
+              <w:rPr>
+                <w:sz w:val="18"/>
+              </w:rPr>
+              <w:t>Резервный поставщик</w:t>
+            </w:r>
+          </w:p>
+        </w:tc>
+      </w:tr>
+    </w:tbl>
+    <w:p>
+      <w:pPr>
+        <w:spacing w:after="160" w:line="240" w:lineRule="auto"/>
+        <w:jc w:val="both"/>
+      </w:pPr>
+    </w:p>
+    <w:p>
+      <w:pPr>
+        <w:spacing w:after="100" w:line="240" w:lineRule="auto"/>
+        <w:jc w:val="both"/>
+      </w:pPr>
+      <w:r>
+        <w:rPr>
+          <w:b/>
+        </w:rPr>
+        <w:t>4. Нормативные документы</w:t>
+      </w:r>
+      <w:r>
+        <w:rPr>
+          <w:vanish/>
+        </w:rPr>
+        <w:fldChar w:fldCharType="begin"/>
+      </w:r>
+      <w:r>
+        <w:rPr>
+          <w:vanish/>
+        </w:rPr>
+        <w:instrText xml:space="preserve"> TC "4. Нормативные документы" \l 2 </w:instrText>
+      </w:r>
+      <w:r>
+        <w:rPr>
+          <w:vanish/>
+        </w:rPr>
+        <w:fldChar w:fldCharType="end"/>
+      </w:r>
+    </w:p>
+    <w:p>
+      <w:pPr>
+        <w:spacing w:after="80" w:line="240" w:lineRule="auto"/>
+        <w:jc w:val="both"/>
+      </w:pPr>
+      <w:r>
+        <w:rPr>
+          <w:b/>
+        </w:rPr>
+        <w:t>4.1. Нормативные правовые акты, определяющие порядок строительного контроля и обработки данных</w:t>
+      </w:r>
+    </w:p>
+    <w:p>
+      <w:pPr>
+        <w:spacing w:after="40" w:line="240" w:lineRule="auto"/>
+        <w:ind w:left="340"/>
+        <w:jc w:val="both"/>
+      </w:pPr>
+      <w:r>
+        <w:rPr>
+          <w:b w:val="0"/>
+        </w:rPr>
+        <w:t>1. Градостроительный кодекс Российской Федерации от 29.12.2004 № 190-ФЗ (статья 53 «Строительный контроль»).</w:t>
+      </w:r>
+    </w:p>
+    <w:p>
+      <w:pPr>
+        <w:spacing w:after="40" w:line="240" w:lineRule="auto"/>
+        <w:ind w:left="340"/>
+        <w:jc w:val="both"/>
+      </w:pPr>
+      <w:r>
+        <w:rPr>
+          <w:b w:val="0"/>
+        </w:rPr>
+        <w:t>2. Постановление Правительства Российской Федерации от 21.06.2010 № 468 «О порядке проведения строительного контроля при осуществлении строительства, реконструкции и капитального ремонта объектов капитального строительства».</w:t>
+      </w:r>
+    </w:p>
+    <w:p>
+      <w:pPr>
+        <w:spacing w:after="40" w:line="240" w:lineRule="auto"/>
+        <w:ind w:left="340"/>
+        <w:jc w:val="both"/>
+      </w:pPr>
+      <w:r>
+        <w:rPr>
+          <w:b w:val="0"/>
+        </w:rPr>
+        <w:t>3. Постановление Правительства Российской Федерации от 04.07.2020 № 985 «Об утверждении перечня национальных стандартов и сводов правил, в результате применения которых обеспечивается соблюдение требований Федерального закона "Технический регламент о безопасности зданий и сооружений"».</w:t>
+      </w:r>
+    </w:p>
+    <w:p>
+      <w:pPr>
+        <w:spacing w:after="40" w:line="240" w:lineRule="auto"/>
+        <w:ind w:left="340"/>
+        <w:jc w:val="both"/>
+      </w:pPr>
+      <w:r>
+        <w:rPr>
+          <w:b w:val="0"/>
+        </w:rPr>
+        <w:t>4. Федеральный закон от 30.12.2009 № 384-ФЗ «Технический регламент о безопасности зданий и сооружений».</w:t>
+      </w:r>
+    </w:p>
+    <w:p>
+      <w:pPr>
+        <w:spacing w:after="40" w:line="240" w:lineRule="auto"/>
+        <w:ind w:left="340"/>
+        <w:jc w:val="both"/>
+      </w:pPr>
+      <w:r>
+        <w:rPr>
+          <w:b w:val="0"/>
+        </w:rPr>
+        <w:t>5. Федеральный закон от 27.07.2006 № 152-ФЗ «О персональных данных».</w:t>
+      </w:r>
+    </w:p>
+    <w:p>
+      <w:pPr>
+        <w:spacing w:after="40" w:line="240" w:lineRule="auto"/>
+        <w:ind w:left="340"/>
+        <w:jc w:val="both"/>
+      </w:pPr>
+      <w:r>
+        <w:rPr>
+          <w:b w:val="0"/>
+        </w:rPr>
+        <w:t>6. Федеральный закон от 27.07.2006 № 149-ФЗ «Об информации, информационных технологиях и о защите информации».</w:t>
+      </w:r>
+    </w:p>
+    <w:p>
+      <w:pPr>
+        <w:spacing w:after="40" w:line="240" w:lineRule="auto"/>
+        <w:ind w:left="340"/>
+        <w:jc w:val="both"/>
+      </w:pPr>
+      <w:r>
+        <w:rPr>
+          <w:b w:val="0"/>
+        </w:rPr>
+        <w:t>7. Приказ Ростехнадзора от 26.12.2006 № 1128 «Об утверждении и введении в действие Требований к составу и порядку ведения исполнительной документации при строительстве» (РД-11-02-2006).</w:t>
+      </w:r>
+    </w:p>
+    <w:p>
+      <w:pPr>
+        <w:spacing w:after="120" w:line="240" w:lineRule="auto"/>
+        <w:ind w:left="340"/>
+        <w:jc w:val="both"/>
+      </w:pPr>
+      <w:r>
+        <w:rPr>
+          <w:b w:val="0"/>
+        </w:rPr>
+        <w:t>8. РД-11-05-2007. Порядок ведения общего и (или) специального журнала учёта выполнения работ при строительстве, реконструкции, капитальном ремонте объектов капитального строительства.</w:t>
+      </w:r>
+    </w:p>
+    <w:p>
+      <w:pPr>
+        <w:spacing w:after="80" w:line="240" w:lineRule="auto"/>
+        <w:jc w:val="both"/>
+      </w:pPr>
+      <w:r>
+        <w:rPr>
+          <w:b/>
+        </w:rPr>
+        <w:t>4.2. Своды правил и государственные стандарты, включённые в справочник типовых нарушений</w:t>
+      </w:r>
+    </w:p>
+    <w:p>
+      <w:pPr>
+        <w:spacing w:after="100" w:line="240" w:lineRule="auto"/>
+        <w:jc w:val="both"/>
+      </w:pPr>
+      <w:r>
+        <w:rPr>
+          <w:b w:val="0"/>
+        </w:rPr>
+        <w:t>Справочник системы содержит 2 085 типовых нарушений по 14 разделам работ. Каждое нарушение снабжено ссылкой на пункт нормативного документа. Основу справочника составляют следующие документы.</w:t>
+      </w:r>
+    </w:p>
+    <w:p>
+      <w:pPr>
+        <w:spacing w:after="40" w:line="240" w:lineRule="auto"/>
+        <w:ind w:left="340"/>
+        <w:jc w:val="both"/>
+      </w:pPr>
+      <w:r>
+        <w:rPr>
+          <w:b w:val="0"/>
+        </w:rPr>
+        <w:t>9. СП 48.13330.2019. Организация строительства.</w:t>
+      </w:r>
+    </w:p>
+    <w:p>
+      <w:pPr>
+        <w:spacing w:after="40" w:line="240" w:lineRule="auto"/>
+        <w:ind w:left="340"/>
+        <w:jc w:val="both"/>
+      </w:pPr>
+      <w:r>
+        <w:rPr>
+          <w:b w:val="0"/>
+        </w:rPr>
+        <w:t>10. СП 45.13330.2017. Земляные сооружения, основания и фундаменты.</w:t>
+      </w:r>
+    </w:p>
+    <w:p>
+      <w:pPr>
+        <w:spacing w:after="40" w:line="240" w:lineRule="auto"/>
+        <w:ind w:left="340"/>
+        <w:jc w:val="both"/>
+      </w:pPr>
+      <w:r>
+        <w:rPr>
+          <w:b w:val="0"/>
+        </w:rPr>
+        <w:t>11. СП 70.13330.2012. Несущие и ограждающие конструкции.</w:t>
+      </w:r>
+    </w:p>
+    <w:p>
+      <w:pPr>
+        <w:spacing w:after="40" w:line="240" w:lineRule="auto"/>
+        <w:ind w:left="340"/>
+        <w:jc w:val="both"/>
+      </w:pPr>
+      <w:r>
+        <w:rPr>
+          <w:b w:val="0"/>
+        </w:rPr>
+        <w:t>12. СП 71.13330.2017. Изоляционные и отделочные покрытия.</w:t>
+      </w:r>
+    </w:p>
+    <w:p>
+      <w:pPr>
+        <w:spacing w:after="40" w:line="240" w:lineRule="auto"/>
+        <w:ind w:left="340"/>
+        <w:jc w:val="both"/>
+      </w:pPr>
+      <w:r>
+        <w:rPr>
+          <w:b w:val="0"/>
+        </w:rPr>
+        <w:t>13. СП 17.13330.2017. Кровли.</w:t>
+      </w:r>
+    </w:p>
+    <w:p>
+      <w:pPr>
+        <w:spacing w:after="40" w:line="240" w:lineRule="auto"/>
+        <w:ind w:left="340"/>
+        <w:jc w:val="both"/>
+      </w:pPr>
+      <w:r>
+        <w:rPr>
+          <w:b w:val="0"/>
+        </w:rPr>
+        <w:t>14. СП 28.13330.2017. Защита строительных конструкций от коррозии.</w:t>
+      </w:r>
+    </w:p>
+    <w:p>
+      <w:pPr>
+        <w:spacing w:after="40" w:line="240" w:lineRule="auto"/>
+        <w:ind w:left="340"/>
+        <w:jc w:val="both"/>
+      </w:pPr>
+      <w:r>
+        <w:rPr>
+          <w:b w:val="0"/>
+        </w:rPr>
+        <w:t>15. СП 29.13330.2011. Полы.</w:t>
+      </w:r>
+    </w:p>
+    <w:p>
+      <w:pPr>
+        <w:spacing w:after="40" w:line="240" w:lineRule="auto"/>
+        <w:ind w:left="340"/>
+        <w:jc w:val="both"/>
+      </w:pPr>
+      <w:r>
+        <w:rPr>
+          <w:b w:val="0"/>
+        </w:rPr>
+        <w:t>16. СП 30.13330.2020. Внутренний водопровод и канализация зданий.</w:t>
+      </w:r>
+    </w:p>
+    <w:p>
+      <w:pPr>
+        <w:spacing w:after="40" w:line="240" w:lineRule="auto"/>
+        <w:ind w:left="340"/>
+        <w:jc w:val="both"/>
+      </w:pPr>
+      <w:r>
+        <w:rPr>
+          <w:b w:val="0"/>
+        </w:rPr>
+        <w:t>17. СП 60.13330.2020. Отопление, вентиляция и кондиционирование воздуха.</w:t>
+      </w:r>
+    </w:p>
+    <w:p>
+      <w:pPr>
+        <w:spacing w:after="40" w:line="240" w:lineRule="auto"/>
+        <w:ind w:left="340"/>
+        <w:jc w:val="both"/>
+      </w:pPr>
+      <w:r>
+        <w:rPr>
+          <w:b w:val="0"/>
+        </w:rPr>
+        <w:t>18. СП 73.13330.2016. Внутренние санитарно-технические системы зданий.</w:t>
+      </w:r>
+    </w:p>
+    <w:p>
+      <w:pPr>
+        <w:spacing w:after="40" w:line="240" w:lineRule="auto"/>
+        <w:ind w:left="340"/>
+        <w:jc w:val="both"/>
+      </w:pPr>
+      <w:r>
+        <w:rPr>
+          <w:b w:val="0"/>
+        </w:rPr>
+        <w:t>19. СП 76.13330.2016. Электротехнические устройства.</w:t>
+      </w:r>
+    </w:p>
+    <w:p>
+      <w:pPr>
+        <w:spacing w:after="40" w:line="240" w:lineRule="auto"/>
+        <w:ind w:left="340"/>
+        <w:jc w:val="both"/>
+      </w:pPr>
+      <w:r>
+        <w:rPr>
+          <w:b w:val="0"/>
+        </w:rPr>
+        <w:t>20. СП 126.13330.2012. Геодезические работы в строительстве.</w:t>
+      </w:r>
+    </w:p>
+    <w:p>
+      <w:pPr>
+        <w:spacing w:after="40" w:line="240" w:lineRule="auto"/>
+        <w:ind w:left="340"/>
+        <w:jc w:val="both"/>
+      </w:pPr>
+      <w:r>
+        <w:rPr>
+          <w:b w:val="0"/>
+        </w:rPr>
+        <w:t>21. СП 293.1325800.2017. Системы фасадные теплоизоляционные композиционные.</w:t>
+      </w:r>
+    </w:p>
+    <w:p>
+      <w:pPr>
+        <w:spacing w:after="40" w:line="240" w:lineRule="auto"/>
+        <w:ind w:left="340"/>
+        <w:jc w:val="both"/>
+      </w:pPr>
+      <w:r>
+        <w:rPr>
+          <w:b w:val="0"/>
+        </w:rPr>
+        <w:t>22. СП 2.13130.2020. Обеспечение огнестойкости объектов защиты.</w:t>
+      </w:r>
+    </w:p>
+    <w:p>
+      <w:pPr>
+        <w:spacing w:after="40" w:line="240" w:lineRule="auto"/>
+        <w:ind w:left="340"/>
+        <w:jc w:val="both"/>
+      </w:pPr>
+      <w:r>
+        <w:rPr>
+          <w:b w:val="0"/>
+        </w:rPr>
+        <w:t>23. СП 7.13130.2013. Отопление, вентиляция и кондиционирование. Требования пожарной безопасности.</w:t>
+      </w:r>
+    </w:p>
+    <w:p>
+      <w:pPr>
+        <w:spacing w:after="40" w:line="240" w:lineRule="auto"/>
+        <w:ind w:left="340"/>
+        <w:jc w:val="both"/>
+      </w:pPr>
+      <w:r>
+        <w:rPr>
+          <w:b w:val="0"/>
+        </w:rPr>
+        <w:t>24. СП 484.1311500.2020. Системы пожарной сигнализации и автоматизации систем противопожарной защиты.</w:t>
+      </w:r>
+    </w:p>
+    <w:p>
+      <w:pPr>
+        <w:spacing w:after="40" w:line="240" w:lineRule="auto"/>
+        <w:ind w:left="340"/>
+        <w:jc w:val="both"/>
+      </w:pPr>
+      <w:r>
+        <w:rPr>
+          <w:b w:val="0"/>
+        </w:rPr>
+        <w:t>25. ГОСТ 5264-80. Ручная дуговая сварка. Соединения сварные.</w:t>
+      </w:r>
+    </w:p>
+    <w:p>
+      <w:pPr>
+        <w:spacing w:after="40" w:line="240" w:lineRule="auto"/>
+        <w:ind w:left="340"/>
+        <w:jc w:val="both"/>
+      </w:pPr>
+      <w:r>
+        <w:rPr>
+          <w:b w:val="0"/>
+        </w:rPr>
+        <w:t>26. ГОСТ 3242-79. Соединения сварные. Методы контроля качества.</w:t>
+      </w:r>
+    </w:p>
+    <w:p>
+      <w:pPr>
+        <w:spacing w:after="40" w:line="240" w:lineRule="auto"/>
+        <w:ind w:left="340"/>
+        <w:jc w:val="both"/>
+      </w:pPr>
+      <w:r>
+        <w:rPr>
+          <w:b w:val="0"/>
+        </w:rPr>
+        <w:t>27. ГОСТ 23118-2019. Конструкции стальные строительные. Общие технические условия.</w:t>
+      </w:r>
+    </w:p>
+    <w:p>
+      <w:pPr>
+        <w:spacing w:after="40" w:line="240" w:lineRule="auto"/>
+        <w:ind w:left="340"/>
+        <w:jc w:val="both"/>
+      </w:pPr>
+      <w:r>
+        <w:rPr>
+          <w:b w:val="0"/>
+        </w:rPr>
+        <w:t>28. ГОСТ 30971-2012. Швы монтажные узлов примыкания оконных блоков к стеновым проёмам.</w:t>
+      </w:r>
+    </w:p>
+    <w:p>
+      <w:pPr>
+        <w:spacing w:after="40" w:line="240" w:lineRule="auto"/>
+        <w:ind w:left="340"/>
+        <w:jc w:val="both"/>
+      </w:pPr>
+      <w:r>
+        <w:rPr>
+          <w:b w:val="0"/>
+        </w:rPr>
+        <w:t>29. ГОСТ Р 53292-2009. Огнезащитные составы и вещества для древесины и материалов на её основе.</w:t>
+      </w:r>
+    </w:p>
+    <w:p>
+      <w:pPr>
+        <w:spacing w:after="40" w:line="240" w:lineRule="auto"/>
+        <w:ind w:left="340"/>
+        <w:jc w:val="both"/>
+      </w:pPr>
+      <w:r>
+        <w:rPr>
+          <w:b w:val="0"/>
+        </w:rPr>
+        <w:t>30. РД 03-495-02. Технологический регламент проведения аттестации сварщиков и специалистов сварочного производства.</w:t>
+      </w:r>
+    </w:p>
+    <w:p>
+      <w:pPr>
+        <w:spacing w:after="60" w:line="240" w:lineRule="auto"/>
+        <w:jc w:val="both"/>
+      </w:pPr>
+      <w:r>
+        <w:rPr>
+          <w:b w:val="0"/>
+        </w:rPr>
+      </w:r>
+    </w:p>
+    <w:p>
+      <w:pPr>
+        <w:spacing w:after="100" w:line="240" w:lineRule="auto"/>
+        <w:jc w:val="both"/>
+      </w:pPr>
+      <w:r>
+        <w:rPr>
+          <w:b/>
+        </w:rPr>
+        <w:t>5. Литература и техническая документация</w:t>
+      </w:r>
+      <w:r>
+        <w:rPr>
+          <w:vanish/>
+        </w:rPr>
+        <w:fldChar w:fldCharType="begin"/>
+      </w:r>
+      <w:r>
+        <w:rPr>
+          <w:vanish/>
+        </w:rPr>
+        <w:instrText xml:space="preserve"> TC "5. Литература и техническая документация" \l 2 </w:instrText>
+      </w:r>
+      <w:r>
+        <w:rPr>
+          <w:vanish/>
+        </w:rPr>
+        <w:fldChar w:fldCharType="end"/>
+      </w:r>
+    </w:p>
+    <w:p>
+      <w:pPr>
+        <w:spacing w:after="100" w:line="240" w:lineRule="auto"/>
+        <w:jc w:val="both"/>
+      </w:pPr>
+      <w:r>
+        <w:rPr>
+          <w:b w:val="0"/>
+        </w:rPr>
+        <w:t>При проектировании и разработке использованы следующие издания и официальная документация применённых технологий.</w:t>
+      </w:r>
+    </w:p>
+    <w:p>
+      <w:pPr>
+        <w:spacing w:after="40" w:line="240" w:lineRule="auto"/>
+        <w:ind w:left="340"/>
+        <w:jc w:val="both"/>
+      </w:pPr>
+      <w:r>
+        <w:rPr>
+          <w:b w:val="0"/>
+        </w:rPr>
+        <w:t>31. Мартин Р. Чистая архитектура. Искусство разработки программного обеспечения. — СПб.: Питер, 2018. — 352 с.</w:t>
+      </w:r>
+    </w:p>
+    <w:p>
+      <w:pPr>
+        <w:spacing w:after="40" w:line="240" w:lineRule="auto"/>
+        <w:ind w:left="340"/>
+        <w:jc w:val="both"/>
+      </w:pPr>
+      <w:r>
+        <w:rPr>
+          <w:b w:val="0"/>
+        </w:rPr>
+        <w:t>32. Мартин Р. Чистый код. Создание, анализ и рефакторинг. — СПб.: Питер, 2019. — 464 с.</w:t>
+      </w:r>
+    </w:p>
+    <w:p>
+      <w:pPr>
+        <w:spacing w:after="40" w:line="240" w:lineRule="auto"/>
+        <w:ind w:left="340"/>
+        <w:jc w:val="both"/>
+      </w:pPr>
+      <w:r>
+        <w:rPr>
+          <w:b w:val="0"/>
+        </w:rPr>
+        <w:t>33. Фаулер М. Рефакторинг. Улучшение существующего кода. — 2-е изд. — СПб.: Питер, 2019. — 448 с.</w:t>
+      </w:r>
+    </w:p>
+    <w:p>
+      <w:pPr>
+        <w:spacing w:after="40" w:line="240" w:lineRule="auto"/>
+        <w:ind w:left="340"/>
+        <w:jc w:val="both"/>
+      </w:pPr>
+      <w:r>
+        <w:rPr>
+          <w:b w:val="0"/>
+        </w:rPr>
+        <w:t>34. Гамма Э., Хелм Р., Джонсон Р., Влиссидес Дж. Приёмы объектно-ориентированного проектирования. Паттерны проектирования. — СПб.: Питер, 2020. — 448 с.</w:t>
+      </w:r>
+    </w:p>
+    <w:p>
+      <w:pPr>
+        <w:spacing w:after="40" w:line="240" w:lineRule="auto"/>
+        <w:ind w:left="340"/>
+        <w:jc w:val="both"/>
+      </w:pPr>
+      <w:r>
+        <w:rPr>
+          <w:b w:val="0"/>
+        </w:rPr>
+        <w:t>35. Клеппман М. Высоконагруженные приложения. Программирование, масштабирование, поддержка. — СПб.: Питер, 2018. — 640 с.</w:t>
+      </w:r>
+    </w:p>
+    <w:p>
+      <w:pPr>
+        <w:spacing w:after="40" w:line="240" w:lineRule="auto"/>
+        <w:ind w:left="340"/>
+        <w:jc w:val="both"/>
+      </w:pPr>
+      <w:r>
+        <w:rPr>
+          <w:b w:val="0"/>
+        </w:rPr>
+        <w:t>36. Ньюмен С. Создание микросервисов. — 2-е изд. — СПб.: Питер, 2021. — 624 с.</w:t>
+      </w:r>
+    </w:p>
+    <w:p>
+      <w:pPr>
+        <w:spacing w:after="40" w:line="240" w:lineRule="auto"/>
+        <w:ind w:left="340"/>
+        <w:jc w:val="both"/>
+      </w:pPr>
+      <w:r>
+        <w:rPr>
+          <w:b w:val="0"/>
+        </w:rPr>
+        <w:t>37. Мосли Э. PostgreSQL. Основы языка SQL. — М.: ДМК Пресс, 2021. — 336 с.</w:t>
+      </w:r>
+    </w:p>
+    <w:p>
+      <w:pPr>
+        <w:spacing w:after="40" w:line="240" w:lineRule="auto"/>
+        <w:ind w:left="340"/>
+        <w:jc w:val="both"/>
+      </w:pPr>
+      <w:r>
+        <w:rPr>
+          <w:b w:val="0"/>
+        </w:rPr>
+        <w:t>38. Лутц М. Изучаем Python. — 5-е изд. — М.: Вильямс, 2019. — 1600 с.</w:t>
+      </w:r>
+    </w:p>
+    <w:p>
+      <w:pPr>
+        <w:spacing w:after="40" w:line="240" w:lineRule="auto"/>
+        <w:ind w:left="340"/>
+        <w:jc w:val="both"/>
+      </w:pPr>
+      <w:r>
+        <w:rPr>
+          <w:b w:val="0"/>
+        </w:rPr>
+        <w:t>39. Флэнаган Д. JavaScript. Подробное руководство. — 7-е изд. — М.: Вильямс, 2021. — 720 с.</w:t>
+      </w:r>
+    </w:p>
+    <w:p>
+      <w:pPr>
+        <w:spacing w:after="40" w:line="240" w:lineRule="auto"/>
+        <w:ind w:left="340"/>
+        <w:jc w:val="both"/>
+      </w:pPr>
+      <w:r>
+        <w:rPr>
+          <w:b w:val="0"/>
+        </w:rPr>
+        <w:t>40. Черпаков И. В. Основы программирования: учебник и практикум. — М.: Юрайт, 2021. — 219 с.</w:t>
+      </w:r>
+    </w:p>
+    <w:p>
+      <w:pPr>
+        <w:spacing w:after="40" w:line="240" w:lineRule="auto"/>
+        <w:ind w:left="340"/>
+        <w:jc w:val="both"/>
+      </w:pPr>
+      <w:r>
+        <w:rPr>
+          <w:b w:val="0"/>
+        </w:rPr>
+        <w:t>41. Официальная документация React. — URL: react.dev (дата обращения: 2026 г.).</w:t>
+      </w:r>
+    </w:p>
+    <w:p>
+      <w:pPr>
+        <w:spacing w:after="40" w:line="240" w:lineRule="auto"/>
+        <w:ind w:left="340"/>
+        <w:jc w:val="both"/>
+      </w:pPr>
+      <w:r>
+        <w:rPr>
+          <w:b w:val="0"/>
+        </w:rPr>
+        <w:t>42. Официальная документация TypeScript. — URL: typescriptlang.org (дата обращения: 2026 г.).</w:t>
+      </w:r>
+    </w:p>
+    <w:p>
+      <w:pPr>
+        <w:spacing w:after="40" w:line="240" w:lineRule="auto"/>
+        <w:ind w:left="340"/>
+        <w:jc w:val="both"/>
+      </w:pPr>
+      <w:r>
+        <w:rPr>
+          <w:b w:val="0"/>
+        </w:rPr>
+        <w:t>43. Официальная документация PostgreSQL 16. — URL: postgresql.org/docs (дата обращения: 2026 г.).</w:t>
+      </w:r>
+    </w:p>
+    <w:p>
+      <w:pPr>
+        <w:spacing w:after="40" w:line="240" w:lineRule="auto"/>
+        <w:ind w:left="340"/>
+        <w:jc w:val="both"/>
+      </w:pPr>
+      <w:r>
+        <w:rPr>
+          <w:b w:val="0"/>
+        </w:rPr>
+        <w:t>44. Официальная документация Android для разработчиков. — URL: developer.android.com (дата обращения: 2026 г.).</w:t>
+      </w:r>
+    </w:p>
+    <w:p>
+      <w:pPr>
+        <w:spacing w:after="40" w:line="240" w:lineRule="auto"/>
+        <w:ind w:left="340"/>
+        <w:jc w:val="both"/>
+      </w:pPr>
+      <w:r>
+        <w:rPr>
+          <w:b w:val="0"/>
+        </w:rPr>
+        <w:t>45. Спецификация Web Speech API. — World Wide Web Consortium (W3C). — URL: w3c.github.io/speech-api (дата обращения: 2026 г.).</w:t>
+      </w:r>
+    </w:p>
+    <w:p>
+      <w:pPr>
+        <w:spacing w:after="40" w:line="240" w:lineRule="auto"/>
+        <w:ind w:left="340"/>
+        <w:jc w:val="both"/>
+      </w:pPr>
+      <w:r>
+        <w:rPr>
+          <w:b w:val="0"/>
+        </w:rPr>
+        <w:t>46. Спецификация Geolocation API. — World Wide Web Consortium (W3C). — URL: w3.org/TR/geolocation (дата обращения: 2026 г.).</w:t>
+      </w:r>
+    </w:p>
+    <w:p>
+      <w:pPr>
+        <w:spacing w:after="40" w:line="240" w:lineRule="auto"/>
+        <w:ind w:left="340"/>
+        <w:jc w:val="both"/>
+      </w:pPr>
+      <w:r>
+        <w:rPr>
+          <w:b w:val="0"/>
+        </w:rPr>
+        <w:t>47. Sinnott R. W. Virtues of the Haversine // Sky and Telescope. — 1984. — Vol. 68, № 2. — P. 159.</w:t>
+      </w:r>
+    </w:p>
+    <w:p>
+      <w:pPr>
+        <w:spacing w:after="60" w:line="240" w:lineRule="auto"/>
+        <w:jc w:val="both"/>
+      </w:pPr>
+      <w:r>
+        <w:rPr>
+          <w:b w:val="0"/>
+        </w:rPr>
+      </w:r>
+    </w:p>
+    <w:p>
+      <w:pPr>
+        <w:spacing w:after="120" w:line="240" w:lineRule="auto"/>
+        <w:jc w:val="both"/>
+      </w:pPr>
+      <w:r>
+        <w:rPr>
+          <w:b w:val="0"/>
+        </w:rPr>
+        <w:t>Отчёт составлен на основании фактически выполненных работ и отражает состав программного обеспечения, развёрнутого и работоспособного по адресу инспектор.su на дату подписания настоящего документа.</w:t>
       </w:r>
     </w:p>
     <w:sectPr>
